--- a/site/downloads/CRM-Architecture-Vision-MVP.docx
+++ b/site/downloads/CRM-Architecture-Vision-MVP.docx
@@ -40,7 +40,7 @@
           <w:color w:val="5F6B7A"/>
           <w:sz w:val="28"/>
         </w:rPr>
-        <w:t>Rancangan MVP untuk integrasi dengan platform AI pendidikan dan billing yang sudah ada</w:t>
+        <w:t>Rancangan MVP berbasis Go untuk integrasi dengan platform AI pendidikan dan billing yang sudah ada</w:t>
       </w:r>
     </w:p>
     <w:tbl>
@@ -300,6 +300,58 @@
                 <w:color w:val="000000"/>
                 <w:sz w:val="19"/>
               </w:rPr>
+              <w:t>Backend</w:t>
+            </w:r>
+          </w:p>
+        </w:tc>
+        <w:tc>
+          <w:tcPr>
+            <w:tcW w:type="dxa" w:w="7160"/>
+            <w:tcMar>
+              <w:top w:w="80" w:type="dxa"/>
+              <w:start w:w="120" w:type="dxa"/>
+              <w:bottom w:w="80" w:type="dxa"/>
+              <w:end w:w="120" w:type="dxa"/>
+            </w:tcMar>
+            <w:vAlign w:val="center"/>
+          </w:tcPr>
+          <w:p>
+            <w:pPr>
+              <w:spacing w:after="0"/>
+            </w:pPr>
+            <w:r>
+              <w:rPr>
+                <w:rFonts w:ascii="Calibri" w:hAnsi="Calibri"/>
+                <w:color w:val="000000"/>
+                <w:sz w:val="19"/>
+              </w:rPr>
+              <w:t>Go modular monolith: crm-api + crm-worker + PostgreSQL</w:t>
+            </w:r>
+          </w:p>
+        </w:tc>
+      </w:tr>
+      <w:tr>
+        <w:tc>
+          <w:tcPr>
+            <w:tcW w:type="dxa" w:w="2200"/>
+            <w:tcMar>
+              <w:top w:w="80" w:type="dxa"/>
+              <w:start w:w="120" w:type="dxa"/>
+              <w:bottom w:w="80" w:type="dxa"/>
+              <w:end w:w="120" w:type="dxa"/>
+            </w:tcMar>
+            <w:vAlign w:val="center"/>
+          </w:tcPr>
+          <w:p>
+            <w:pPr>
+              <w:spacing w:after="0"/>
+            </w:pPr>
+            <w:r>
+              <w:rPr>
+                <w:rFonts w:ascii="Calibri" w:hAnsi="Calibri"/>
+                <w:color w:val="000000"/>
+                <w:sz w:val="19"/>
+              </w:rPr>
               <w:t>Version</w:t>
             </w:r>
           </w:p>
@@ -325,7 +377,7 @@
                 <w:color w:val="000000"/>
                 <w:sz w:val="19"/>
               </w:rPr>
-              <w:t>0.1 - 1 September 2026</w:t>
+              <w:t>0.2 - 1 September 2026</w:t>
             </w:r>
           </w:p>
         </w:tc>
@@ -1761,7 +1813,7 @@
           <w:color w:val="000000"/>
           <w:sz w:val="22"/>
         </w:rPr>
-        <w:t>Mulai dengan CRM modular monolith, database CRM, dan integration worker.</w:t>
+        <w:t>Mulai dengan Go modular monolith, PostgreSQL CRM, serta process crm-api dan crm-worker.</w:t>
       </w:r>
     </w:p>
     <w:p>
@@ -1796,6 +1848,608 @@
           <w:sz w:val="22"/>
         </w:rPr>
         <w:t>Tambahkan event bus terkelola dan reporting read model saat volume dan consumer bertambah.</w:t>
+      </w:r>
+    </w:p>
+    <w:p>
+      <w:pPr>
+        <w:pStyle w:val="Heading2"/>
+        <w:keepNext/>
+      </w:pPr>
+      <w:r>
+        <w:t>2.3 Go implementation baseline</w:t>
+      </w:r>
+    </w:p>
+    <w:tbl>
+      <w:tblPr>
+        <w:tblW w:type="dxa" w:w="9360"/>
+        <w:tblLayout w:type="fixed"/>
+        <w:tblLook w:firstColumn="1" w:firstRow="1" w:lastColumn="0" w:lastRow="0" w:noHBand="0" w:noVBand="1" w:val="04A0"/>
+        <w:jc w:val="left"/>
+        <w:tblInd w:w="120" w:type="dxa"/>
+        <w:tblBorders>
+          <w:top w:val="single" w:sz="6" w:space="0" w:color="D9DEE7"/>
+          <w:left w:val="single" w:sz="6" w:space="0" w:color="D9DEE7"/>
+          <w:bottom w:val="single" w:sz="6" w:space="0" w:color="D9DEE7"/>
+          <w:right w:val="single" w:sz="6" w:space="0" w:color="D9DEE7"/>
+          <w:insideH w:val="single" w:sz="6" w:space="0" w:color="D9DEE7"/>
+          <w:insideV w:val="single" w:sz="6" w:space="0" w:color="D9DEE7"/>
+        </w:tblBorders>
+      </w:tblPr>
+      <w:tblGrid>
+        <w:gridCol w:w="1700"/>
+        <w:gridCol w:w="2600"/>
+        <w:gridCol w:w="5060"/>
+      </w:tblGrid>
+      <w:tr>
+        <w:trPr>
+          <w:tblHeader w:val="true"/>
+        </w:trPr>
+        <w:tc>
+          <w:tcPr>
+            <w:tcW w:type="dxa" w:w="1700"/>
+            <w:tcMar>
+              <w:top w:w="80" w:type="dxa"/>
+              <w:start w:w="120" w:type="dxa"/>
+              <w:bottom w:w="80" w:type="dxa"/>
+              <w:end w:w="120" w:type="dxa"/>
+            </w:tcMar>
+            <w:vAlign w:val="center"/>
+            <w:shd w:fill="F2F4F7"/>
+          </w:tcPr>
+          <w:p>
+            <w:pPr>
+              <w:spacing w:after="0"/>
+            </w:pPr>
+            <w:r>
+              <w:rPr>
+                <w:rFonts w:ascii="Calibri" w:hAnsi="Calibri"/>
+                <w:b/>
+                <w:color w:val="172B4D"/>
+                <w:sz w:val="19"/>
+              </w:rPr>
+              <w:t>Layer</w:t>
+            </w:r>
+          </w:p>
+        </w:tc>
+        <w:tc>
+          <w:tcPr>
+            <w:tcW w:type="dxa" w:w="2600"/>
+            <w:tcMar>
+              <w:top w:w="80" w:type="dxa"/>
+              <w:start w:w="120" w:type="dxa"/>
+              <w:bottom w:w="80" w:type="dxa"/>
+              <w:end w:w="120" w:type="dxa"/>
+            </w:tcMar>
+            <w:vAlign w:val="center"/>
+            <w:shd w:fill="F2F4F7"/>
+          </w:tcPr>
+          <w:p>
+            <w:pPr>
+              <w:spacing w:after="0"/>
+            </w:pPr>
+            <w:r>
+              <w:rPr>
+                <w:rFonts w:ascii="Calibri" w:hAnsi="Calibri"/>
+                <w:b/>
+                <w:color w:val="172B4D"/>
+                <w:sz w:val="19"/>
+              </w:rPr>
+              <w:t>Go baseline</w:t>
+            </w:r>
+          </w:p>
+        </w:tc>
+        <w:tc>
+          <w:tcPr>
+            <w:tcW w:type="dxa" w:w="5060"/>
+            <w:tcMar>
+              <w:top w:w="80" w:type="dxa"/>
+              <w:start w:w="120" w:type="dxa"/>
+              <w:bottom w:w="80" w:type="dxa"/>
+              <w:end w:w="120" w:type="dxa"/>
+            </w:tcMar>
+            <w:vAlign w:val="center"/>
+            <w:shd w:fill="F2F4F7"/>
+          </w:tcPr>
+          <w:p>
+            <w:pPr>
+              <w:spacing w:after="0"/>
+            </w:pPr>
+            <w:r>
+              <w:rPr>
+                <w:rFonts w:ascii="Calibri" w:hAnsi="Calibri"/>
+                <w:b/>
+                <w:color w:val="172B4D"/>
+                <w:sz w:val="19"/>
+              </w:rPr>
+              <w:t>Responsibility</w:t>
+            </w:r>
+          </w:p>
+        </w:tc>
+      </w:tr>
+      <w:tr>
+        <w:tc>
+          <w:tcPr>
+            <w:tcW w:type="dxa" w:w="1700"/>
+            <w:tcMar>
+              <w:top w:w="80" w:type="dxa"/>
+              <w:start w:w="120" w:type="dxa"/>
+              <w:bottom w:w="80" w:type="dxa"/>
+              <w:end w:w="120" w:type="dxa"/>
+            </w:tcMar>
+            <w:vAlign w:val="center"/>
+          </w:tcPr>
+          <w:p>
+            <w:pPr>
+              <w:spacing w:after="0"/>
+            </w:pPr>
+            <w:r>
+              <w:rPr>
+                <w:rFonts w:ascii="Calibri" w:hAnsi="Calibri"/>
+                <w:color w:val="000000"/>
+                <w:sz w:val="19"/>
+              </w:rPr>
+              <w:t>Process</w:t>
+            </w:r>
+          </w:p>
+        </w:tc>
+        <w:tc>
+          <w:tcPr>
+            <w:tcW w:type="dxa" w:w="2600"/>
+            <w:tcMar>
+              <w:top w:w="80" w:type="dxa"/>
+              <w:start w:w="120" w:type="dxa"/>
+              <w:bottom w:w="80" w:type="dxa"/>
+              <w:end w:w="120" w:type="dxa"/>
+            </w:tcMar>
+            <w:vAlign w:val="center"/>
+          </w:tcPr>
+          <w:p>
+            <w:pPr>
+              <w:spacing w:after="0"/>
+            </w:pPr>
+            <w:r>
+              <w:rPr>
+                <w:rFonts w:ascii="Calibri" w:hAnsi="Calibri"/>
+                <w:color w:val="000000"/>
+                <w:sz w:val="19"/>
+              </w:rPr>
+              <w:t>cmd/crm-api</w:t>
+            </w:r>
+          </w:p>
+        </w:tc>
+        <w:tc>
+          <w:tcPr>
+            <w:tcW w:type="dxa" w:w="5060"/>
+            <w:tcMar>
+              <w:top w:w="80" w:type="dxa"/>
+              <w:start w:w="120" w:type="dxa"/>
+              <w:bottom w:w="80" w:type="dxa"/>
+              <w:end w:w="120" w:type="dxa"/>
+            </w:tcMar>
+            <w:vAlign w:val="center"/>
+          </w:tcPr>
+          <w:p>
+            <w:pPr>
+              <w:spacing w:after="0"/>
+            </w:pPr>
+            <w:r>
+              <w:rPr>
+                <w:rFonts w:ascii="Calibri" w:hAnsi="Calibri"/>
+                <w:color w:val="000000"/>
+                <w:sz w:val="19"/>
+              </w:rPr>
+              <w:t>REST API, public booking, internal UI API, webhook receiver</w:t>
+            </w:r>
+          </w:p>
+        </w:tc>
+      </w:tr>
+      <w:tr>
+        <w:tc>
+          <w:tcPr>
+            <w:tcW w:type="dxa" w:w="1700"/>
+            <w:tcMar>
+              <w:top w:w="80" w:type="dxa"/>
+              <w:start w:w="120" w:type="dxa"/>
+              <w:bottom w:w="80" w:type="dxa"/>
+              <w:end w:w="120" w:type="dxa"/>
+            </w:tcMar>
+            <w:vAlign w:val="center"/>
+          </w:tcPr>
+          <w:p>
+            <w:pPr>
+              <w:spacing w:after="0"/>
+            </w:pPr>
+            <w:r>
+              <w:rPr>
+                <w:rFonts w:ascii="Calibri" w:hAnsi="Calibri"/>
+                <w:color w:val="000000"/>
+                <w:sz w:val="19"/>
+              </w:rPr>
+              <w:t>Process</w:t>
+            </w:r>
+          </w:p>
+        </w:tc>
+        <w:tc>
+          <w:tcPr>
+            <w:tcW w:type="dxa" w:w="2600"/>
+            <w:tcMar>
+              <w:top w:w="80" w:type="dxa"/>
+              <w:start w:w="120" w:type="dxa"/>
+              <w:bottom w:w="80" w:type="dxa"/>
+              <w:end w:w="120" w:type="dxa"/>
+            </w:tcMar>
+            <w:vAlign w:val="center"/>
+          </w:tcPr>
+          <w:p>
+            <w:pPr>
+              <w:spacing w:after="0"/>
+            </w:pPr>
+            <w:r>
+              <w:rPr>
+                <w:rFonts w:ascii="Calibri" w:hAnsi="Calibri"/>
+                <w:color w:val="000000"/>
+                <w:sz w:val="19"/>
+              </w:rPr>
+              <w:t>cmd/crm-worker</w:t>
+            </w:r>
+          </w:p>
+        </w:tc>
+        <w:tc>
+          <w:tcPr>
+            <w:tcW w:type="dxa" w:w="5060"/>
+            <w:tcMar>
+              <w:top w:w="80" w:type="dxa"/>
+              <w:start w:w="120" w:type="dxa"/>
+              <w:bottom w:w="80" w:type="dxa"/>
+              <w:end w:w="120" w:type="dxa"/>
+            </w:tcMar>
+            <w:vAlign w:val="center"/>
+          </w:tcPr>
+          <w:p>
+            <w:pPr>
+              <w:spacing w:after="0"/>
+            </w:pPr>
+            <w:r>
+              <w:rPr>
+                <w:rFonts w:ascii="Calibri" w:hAnsi="Calibri"/>
+                <w:color w:val="000000"/>
+                <w:sz w:val="19"/>
+              </w:rPr>
+              <w:t>Reminder, expiry, outbox delivery, inbox processing, reconciliation</w:t>
+            </w:r>
+          </w:p>
+        </w:tc>
+      </w:tr>
+      <w:tr>
+        <w:tc>
+          <w:tcPr>
+            <w:tcW w:type="dxa" w:w="1700"/>
+            <w:tcMar>
+              <w:top w:w="80" w:type="dxa"/>
+              <w:start w:w="120" w:type="dxa"/>
+              <w:bottom w:w="80" w:type="dxa"/>
+              <w:end w:w="120" w:type="dxa"/>
+            </w:tcMar>
+            <w:vAlign w:val="center"/>
+          </w:tcPr>
+          <w:p>
+            <w:pPr>
+              <w:spacing w:after="0"/>
+            </w:pPr>
+            <w:r>
+              <w:rPr>
+                <w:rFonts w:ascii="Calibri" w:hAnsi="Calibri"/>
+                <w:color w:val="000000"/>
+                <w:sz w:val="19"/>
+              </w:rPr>
+              <w:t>Domain</w:t>
+            </w:r>
+          </w:p>
+        </w:tc>
+        <w:tc>
+          <w:tcPr>
+            <w:tcW w:type="dxa" w:w="2600"/>
+            <w:tcMar>
+              <w:top w:w="80" w:type="dxa"/>
+              <w:start w:w="120" w:type="dxa"/>
+              <w:bottom w:w="80" w:type="dxa"/>
+              <w:end w:w="120" w:type="dxa"/>
+            </w:tcMar>
+            <w:vAlign w:val="center"/>
+          </w:tcPr>
+          <w:p>
+            <w:pPr>
+              <w:spacing w:after="0"/>
+            </w:pPr>
+            <w:r>
+              <w:rPr>
+                <w:rFonts w:ascii="Calibri" w:hAnsi="Calibri"/>
+                <w:color w:val="000000"/>
+                <w:sz w:val="19"/>
+              </w:rPr>
+              <w:t>internal/&lt;domain&gt;</w:t>
+            </w:r>
+          </w:p>
+        </w:tc>
+        <w:tc>
+          <w:tcPr>
+            <w:tcW w:type="dxa" w:w="5060"/>
+            <w:tcMar>
+              <w:top w:w="80" w:type="dxa"/>
+              <w:start w:w="120" w:type="dxa"/>
+              <w:bottom w:w="80" w:type="dxa"/>
+              <w:end w:w="120" w:type="dxa"/>
+            </w:tcMar>
+            <w:vAlign w:val="center"/>
+          </w:tcPr>
+          <w:p>
+            <w:pPr>
+              <w:spacing w:after="0"/>
+            </w:pPr>
+            <w:r>
+              <w:rPr>
+                <w:rFonts w:ascii="Calibri" w:hAnsi="Calibri"/>
+                <w:color w:val="000000"/>
+                <w:sz w:val="19"/>
+              </w:rPr>
+              <w:t>Lead, webinar, campaign, voucher, opportunity, commission rules</w:t>
+            </w:r>
+          </w:p>
+        </w:tc>
+      </w:tr>
+      <w:tr>
+        <w:tc>
+          <w:tcPr>
+            <w:tcW w:type="dxa" w:w="1700"/>
+            <w:tcMar>
+              <w:top w:w="80" w:type="dxa"/>
+              <w:start w:w="120" w:type="dxa"/>
+              <w:bottom w:w="80" w:type="dxa"/>
+              <w:end w:w="120" w:type="dxa"/>
+            </w:tcMar>
+            <w:vAlign w:val="center"/>
+          </w:tcPr>
+          <w:p>
+            <w:pPr>
+              <w:spacing w:after="0"/>
+            </w:pPr>
+            <w:r>
+              <w:rPr>
+                <w:rFonts w:ascii="Calibri" w:hAnsi="Calibri"/>
+                <w:color w:val="000000"/>
+                <w:sz w:val="19"/>
+              </w:rPr>
+              <w:t>Adapter</w:t>
+            </w:r>
+          </w:p>
+        </w:tc>
+        <w:tc>
+          <w:tcPr>
+            <w:tcW w:type="dxa" w:w="2600"/>
+            <w:tcMar>
+              <w:top w:w="80" w:type="dxa"/>
+              <w:start w:w="120" w:type="dxa"/>
+              <w:bottom w:w="80" w:type="dxa"/>
+              <w:end w:w="120" w:type="dxa"/>
+            </w:tcMar>
+            <w:vAlign w:val="center"/>
+          </w:tcPr>
+          <w:p>
+            <w:pPr>
+              <w:spacing w:after="0"/>
+            </w:pPr>
+            <w:r>
+              <w:rPr>
+                <w:rFonts w:ascii="Calibri" w:hAnsi="Calibri"/>
+                <w:color w:val="000000"/>
+                <w:sz w:val="19"/>
+              </w:rPr>
+              <w:t>persistence / clients</w:t>
+            </w:r>
+          </w:p>
+        </w:tc>
+        <w:tc>
+          <w:tcPr>
+            <w:tcW w:type="dxa" w:w="5060"/>
+            <w:tcMar>
+              <w:top w:w="80" w:type="dxa"/>
+              <w:start w:w="120" w:type="dxa"/>
+              <w:bottom w:w="80" w:type="dxa"/>
+              <w:end w:w="120" w:type="dxa"/>
+            </w:tcMar>
+            <w:vAlign w:val="center"/>
+          </w:tcPr>
+          <w:p>
+            <w:pPr>
+              <w:spacing w:after="0"/>
+            </w:pPr>
+            <w:r>
+              <w:rPr>
+                <w:rFonts w:ascii="Calibri" w:hAnsi="Calibri"/>
+                <w:color w:val="000000"/>
+                <w:sz w:val="19"/>
+              </w:rPr>
+              <w:t>PostgreSQL, education platform API, and billing API</w:t>
+            </w:r>
+          </w:p>
+        </w:tc>
+      </w:tr>
+      <w:tr>
+        <w:tc>
+          <w:tcPr>
+            <w:tcW w:type="dxa" w:w="1700"/>
+            <w:tcMar>
+              <w:top w:w="80" w:type="dxa"/>
+              <w:start w:w="120" w:type="dxa"/>
+              <w:bottom w:w="80" w:type="dxa"/>
+              <w:end w:w="120" w:type="dxa"/>
+            </w:tcMar>
+            <w:vAlign w:val="center"/>
+          </w:tcPr>
+          <w:p>
+            <w:pPr>
+              <w:spacing w:after="0"/>
+            </w:pPr>
+            <w:r>
+              <w:rPr>
+                <w:rFonts w:ascii="Calibri" w:hAnsi="Calibri"/>
+                <w:color w:val="000000"/>
+                <w:sz w:val="19"/>
+              </w:rPr>
+              <w:t>Contract</w:t>
+            </w:r>
+          </w:p>
+        </w:tc>
+        <w:tc>
+          <w:tcPr>
+            <w:tcW w:type="dxa" w:w="2600"/>
+            <w:tcMar>
+              <w:top w:w="80" w:type="dxa"/>
+              <w:start w:w="120" w:type="dxa"/>
+              <w:bottom w:w="80" w:type="dxa"/>
+              <w:end w:w="120" w:type="dxa"/>
+            </w:tcMar>
+            <w:vAlign w:val="center"/>
+          </w:tcPr>
+          <w:p>
+            <w:pPr>
+              <w:spacing w:after="0"/>
+            </w:pPr>
+            <w:r>
+              <w:rPr>
+                <w:rFonts w:ascii="Calibri" w:hAnsi="Calibri"/>
+                <w:color w:val="000000"/>
+                <w:sz w:val="19"/>
+              </w:rPr>
+              <w:t>openapi / event schema</w:t>
+            </w:r>
+          </w:p>
+        </w:tc>
+        <w:tc>
+          <w:tcPr>
+            <w:tcW w:type="dxa" w:w="5060"/>
+            <w:tcMar>
+              <w:top w:w="80" w:type="dxa"/>
+              <w:start w:w="120" w:type="dxa"/>
+              <w:bottom w:w="80" w:type="dxa"/>
+              <w:end w:w="120" w:type="dxa"/>
+            </w:tcMar>
+            <w:vAlign w:val="center"/>
+          </w:tcPr>
+          <w:p>
+            <w:pPr>
+              <w:spacing w:after="0"/>
+            </w:pPr>
+            <w:r>
+              <w:rPr>
+                <w:rFonts w:ascii="Calibri" w:hAnsi="Calibri"/>
+                <w:color w:val="000000"/>
+                <w:sz w:val="19"/>
+              </w:rPr>
+              <w:t>Versioned cross-system interface and contract tests</w:t>
+            </w:r>
+          </w:p>
+        </w:tc>
+      </w:tr>
+    </w:tbl>
+    <w:p>
+      <w:pPr>
+        <w:spacing w:after="0"/>
+      </w:pPr>
+    </w:p>
+    <w:p>
+      <w:pPr>
+        <w:spacing w:before="80" w:after="160"/>
+        <w:ind w:left="115" w:right="115"/>
+        <w:shd w:fill="EAF5EE"/>
+        <w:pBdr>
+          <w:left w:val="single" w:sz="18" w:space="6" w:color="2E74B5"/>
+        </w:pBdr>
+      </w:pPr>
+      <w:r>
+        <w:rPr>
+          <w:rFonts w:ascii="Calibri" w:hAnsi="Calibri"/>
+          <w:b/>
+          <w:color w:val="172B4D"/>
+          <w:sz w:val="22"/>
+        </w:rPr>
+        <w:t xml:space="preserve">MVP rule: </w:t>
+      </w:r>
+      <w:r>
+        <w:rPr>
+          <w:rFonts w:ascii="Calibri" w:hAnsi="Calibri"/>
+          <w:color w:val="172B4D"/>
+          <w:sz w:val="22"/>
+        </w:rPr>
+        <w:t>Gunakan standard library atau dependency tipis. Message broker, service mesh, dan microservice decomposition menunggu bukti load atau ownership.</w:t>
+      </w:r>
+    </w:p>
+    <w:p>
+      <w:pPr>
+        <w:numPr>
+          <w:ilvl w:val="0"/>
+          <w:numId w:val="10"/>
+        </w:numPr>
+        <w:spacing w:after="160" w:line="280" w:lineRule="auto"/>
+      </w:pPr>
+      <w:r>
+        <w:rPr>
+          <w:rFonts w:ascii="Calibri" w:hAnsi="Calibri"/>
+          <w:color w:val="000000"/>
+          <w:sz w:val="22"/>
+        </w:rPr>
+        <w:t>Perubahan state CRM dan outbox event ditulis dalam satu PostgreSQL transaction.</w:t>
+      </w:r>
+    </w:p>
+    <w:p>
+      <w:pPr>
+        <w:numPr>
+          <w:ilvl w:val="0"/>
+          <w:numId w:val="10"/>
+        </w:numPr>
+        <w:spacing w:after="160" w:line="280" w:lineRule="auto"/>
+      </w:pPr>
+      <w:r>
+        <w:rPr>
+          <w:rFonts w:ascii="Calibri" w:hAnsi="Calibri"/>
+          <w:color w:val="000000"/>
+          <w:sz w:val="22"/>
+        </w:rPr>
+        <w:t>Network call ke platform atau billing tidak dilakukan di dalam database transaction.</w:t>
+      </w:r>
+    </w:p>
+    <w:p>
+      <w:pPr>
+        <w:numPr>
+          <w:ilvl w:val="0"/>
+          <w:numId w:val="10"/>
+        </w:numPr>
+        <w:spacing w:after="160" w:line="280" w:lineRule="auto"/>
+      </w:pPr>
+      <w:r>
+        <w:rPr>
+          <w:rFonts w:ascii="Calibri" w:hAnsi="Calibri"/>
+          <w:color w:val="000000"/>
+          <w:sz w:val="22"/>
+        </w:rPr>
+        <w:t>context.Context membawa deadline dan cancellation sampai query serta outbound call.</w:t>
+      </w:r>
+    </w:p>
+    <w:p>
+      <w:pPr>
+        <w:numPr>
+          <w:ilvl w:val="0"/>
+          <w:numId w:val="10"/>
+        </w:numPr>
+        <w:spacing w:after="160" w:line="280" w:lineRule="auto"/>
+      </w:pPr>
+      <w:r>
+        <w:rPr>
+          <w:rFonts w:ascii="Calibri" w:hAnsi="Calibri"/>
+          <w:color w:val="000000"/>
+          <w:sz w:val="22"/>
+        </w:rPr>
+        <w:t>Worker memakai bounded concurrency, idempotency, exponential backoff, dan graceful shutdown.</w:t>
       </w:r>
     </w:p>
     <w:p>
@@ -6224,6 +6878,58 @@
           </w:p>
         </w:tc>
       </w:tr>
+      <w:tr>
+        <w:tc>
+          <w:tcPr>
+            <w:tcW w:type="dxa" w:w="2600"/>
+            <w:tcMar>
+              <w:top w:w="80" w:type="dxa"/>
+              <w:start w:w="120" w:type="dxa"/>
+              <w:bottom w:w="80" w:type="dxa"/>
+              <w:end w:w="120" w:type="dxa"/>
+            </w:tcMar>
+            <w:vAlign w:val="center"/>
+          </w:tcPr>
+          <w:p>
+            <w:pPr>
+              <w:spacing w:after="0"/>
+            </w:pPr>
+            <w:r>
+              <w:rPr>
+                <w:rFonts w:ascii="Calibri" w:hAnsi="Calibri"/>
+                <w:color w:val="000000"/>
+                <w:sz w:val="19"/>
+              </w:rPr>
+              <w:t>Go runtime</w:t>
+            </w:r>
+          </w:p>
+        </w:tc>
+        <w:tc>
+          <w:tcPr>
+            <w:tcW w:type="dxa" w:w="6760"/>
+            <w:tcMar>
+              <w:top w:w="80" w:type="dxa"/>
+              <w:start w:w="120" w:type="dxa"/>
+              <w:bottom w:w="80" w:type="dxa"/>
+              <w:end w:w="120" w:type="dxa"/>
+            </w:tcMar>
+            <w:vAlign w:val="center"/>
+          </w:tcPr>
+          <w:p>
+            <w:pPr>
+              <w:spacing w:after="0"/>
+            </w:pPr>
+            <w:r>
+              <w:rPr>
+                <w:rFonts w:ascii="Calibri" w:hAnsi="Calibri"/>
+                <w:color w:val="000000"/>
+                <w:sz w:val="19"/>
+              </w:rPr>
+              <w:t>Context deadlines, bounded goroutines, graceful shutdown</w:t>
+            </w:r>
+          </w:p>
+        </w:tc>
+      </w:tr>
     </w:tbl>
     <w:p>
       <w:pPr>
@@ -6776,7 +7482,7 @@
                 <w:color w:val="000000"/>
                 <w:sz w:val="19"/>
               </w:rPr>
-              <w:t>0. Contract discovery</w:t>
+              <w:t>0. Contract + Go baseline</w:t>
             </w:r>
           </w:p>
         </w:tc>
@@ -6801,7 +7507,7 @@
                 <w:color w:val="000000"/>
                 <w:sz w:val="19"/>
               </w:rPr>
-              <w:t>Inventory existing API/events, glossary, ID strategy, voucher and commission policy</w:t>
+              <w:t>Inventory APIs/events; initialize Go module, cmd/internal layout, migrations, and CI</w:t>
             </w:r>
           </w:p>
         </w:tc>
@@ -7335,7 +8041,7 @@
           <w:color w:val="172B4D"/>
           <w:sz w:val="22"/>
         </w:rPr>
-        <w:t>Jalankan contract discovery bersama owner platform, billing, sales operations, dan finance sebelum memilih framework atau memecah service.</w:t>
+        <w:t>Jalankan contract discovery bersama owner platform, billing, sales operations, dan finance; lalu buat skeleton Go crm-api/crm-worker sebelum membangun fitur bisnis.</w:t>
       </w:r>
     </w:p>
     <w:sectPr>

--- a/site/downloads/CRM-Architecture-Vision-MVP.docx
+++ b/site/downloads/CRM-Architecture-Vision-MVP.docx
@@ -27,7 +27,7 @@
           <w:color w:val="172B4D"/>
           <w:sz w:val="56"/>
         </w:rPr>
-        <w:t>CRM Sales, Webinar, dan Voucher</w:t>
+        <w:t>CRM Webinar Management</w:t>
       </w:r>
     </w:p>
     <w:p>
@@ -40,7 +40,7 @@
           <w:color w:val="5F6B7A"/>
           <w:sz w:val="28"/>
         </w:rPr>
-        <w:t>Rancangan MVP berbasis Go untuk integrasi dengan platform AI pendidikan dan billing yang sudah ada</w:t>
+        <w:t>Webinar-first MVP berbasis Go untuk salesperson</w:t>
       </w:r>
     </w:p>
     <w:tbl>
@@ -169,7 +169,7 @@
                 <w:color w:val="000000"/>
                 <w:sz w:val="19"/>
               </w:rPr>
-              <w:t>Product, engineering, sales operations, finance, dan leadership</w:t>
+              <w:t>Product, engineering, sales operations, dan leadership</w:t>
             </w:r>
           </w:p>
         </w:tc>
@@ -248,7 +248,7 @@
                 <w:color w:val="000000"/>
                 <w:sz w:val="19"/>
               </w:rPr>
-              <w:t>Status</w:t>
+              <w:t>Active scope</w:t>
             </w:r>
           </w:p>
         </w:tc>
@@ -273,7 +273,7 @@
                 <w:color w:val="000000"/>
                 <w:sz w:val="19"/>
               </w:rPr>
-              <w:t>Baseline untuk alignment dan discovery teknis</w:t>
+              <w:t>Booking, reminder, attendance, dan follow-up</w:t>
             </w:r>
           </w:p>
         </w:tc>
@@ -377,7 +377,7 @@
                 <w:color w:val="000000"/>
                 <w:sz w:val="19"/>
               </w:rPr>
-              <w:t>0.2 - 1 September 2026</w:t>
+              <w:t>0.3 - 3 September 2026</w:t>
             </w:r>
           </w:p>
         </w:tc>
@@ -412,7 +412,7 @@
           <w:color w:val="172B4D"/>
           <w:sz w:val="22"/>
         </w:rPr>
-        <w:t>CRM menjadi pusat proses komersial dan pekerjaan salesperson. Platform tetap memiliki identity, organization, subscription entitlement, dan akses belajar. Billing tetap memiliki invoice, payment, dan refund.</w:t>
+        <w:t>Voucher management, payment integration, subscription activation, school/BOS opportunity, dan commission dipindahkan ke post-MVP.</w:t>
       </w:r>
     </w:p>
     <w:p>
@@ -422,11 +422,10 @@
       <w:r>
         <w:rPr>
           <w:rFonts w:ascii="Calibri" w:hAnsi="Calibri"/>
-          <w:i w:val="0"/>
           <w:color w:val="000000"/>
           <w:sz w:val="22"/>
         </w:rPr>
-        <w:t>Dokumen ini sengaja memisahkan funnel individu yang self-service dari funnel sekolah yang memerlukan proposal, procurement, dana BOS, invoice, dan provisioning terkontrol.</w:t>
+        <w:t>MVP selesai ketika salesperson dapat mempublikasikan webinar, menerima booking, mengirim reminder, mencatat attendance, dan menyelesaikan follow-up.</w:t>
       </w:r>
     </w:p>
     <w:p>
@@ -467,7 +466,7 @@
           <w:color w:val="172B4D"/>
           <w:sz w:val="22"/>
         </w:rPr>
-        <w:t>CRM adalah operating system untuk pekerjaan salesperson, dari lead dan webinar sampai voucher, opportunity, conversion, dan komisi yang dapat diaudit.</w:t>
+        <w:t>Satu workspace webinar untuk pekerjaan salesperson, dari publish session sampai follow-up peserta.</w:t>
       </w:r>
     </w:p>
     <w:p>
@@ -477,11 +476,10 @@
       <w:r>
         <w:rPr>
           <w:rFonts w:ascii="Calibri" w:hAnsi="Calibri"/>
-          <w:i w:val="0"/>
           <w:color w:val="000000"/>
           <w:sz w:val="22"/>
         </w:rPr>
-        <w:t>Platform utama telah berkembang besar. Karena itu, CRM tidak dirancang sebagai salinan platform, tetapi sebagai bounded context komersial yang memiliki lifecycle dan kebutuhan pengguna berbeda.</w:t>
+        <w:t>Platform AI pendidikan dan billing tetap berjalan terpisah. Webinar-first MVP tidak membutuhkan payment, provisioning, atau voucher untuk memberikan nilai kepada tim sales.</w:t>
       </w:r>
     </w:p>
     <w:p>
@@ -490,7 +488,7 @@
         <w:keepNext/>
       </w:pPr>
       <w:r>
-        <w:t>1.1 Hasil yang ingin dicapai</w:t>
+        <w:t>1.1 Outcome MVP</w:t>
       </w:r>
     </w:p>
     <w:p>
@@ -499,7 +497,6 @@
           <w:ilvl w:val="0"/>
           <w:numId w:val="10"/>
         </w:numPr>
-        <w:spacing w:after="160" w:line="280" w:lineRule="auto"/>
       </w:pPr>
       <w:r>
         <w:rPr>
@@ -507,7 +504,7 @@
           <w:color w:val="000000"/>
           <w:sz w:val="22"/>
         </w:rPr>
-        <w:t>Salesperson bekerja dari satu workspace untuk lead, webinar, follow-up, voucher, dan pipeline.</w:t>
+        <w:t>Salesperson membuat dan membagikan webinar dari satu workspace.</w:t>
       </w:r>
     </w:p>
     <w:p>
@@ -516,7 +513,6 @@
           <w:ilvl w:val="0"/>
           <w:numId w:val="10"/>
         </w:numPr>
-        <w:spacing w:after="160" w:line="280" w:lineRule="auto"/>
       </w:pPr>
       <w:r>
         <w:rPr>
@@ -524,7 +520,7 @@
           <w:color w:val="000000"/>
           <w:sz w:val="22"/>
         </w:rPr>
-        <w:t>Peserta webinar dapat dilacak dari booking sampai conversion.</w:t>
+        <w:t>Calon client memilih session yang tersedia melalui public booking page.</w:t>
       </w:r>
     </w:p>
     <w:p>
@@ -533,7 +529,6 @@
           <w:ilvl w:val="0"/>
           <w:numId w:val="10"/>
         </w:numPr>
-        <w:spacing w:after="160" w:line="280" w:lineRule="auto"/>
       </w:pPr>
       <w:r>
         <w:rPr>
@@ -541,7 +536,7 @@
           <w:color w:val="000000"/>
           <w:sz w:val="22"/>
         </w:rPr>
-        <w:t>Conversion dan komisi dapat diatribusikan ke salesperson dan campaign.</w:t>
+        <w:t>Capacity, duplicate registration, cancel, dan reschedule ditangani konsisten.</w:t>
       </w:r>
     </w:p>
     <w:p>
@@ -550,7 +545,6 @@
           <w:ilvl w:val="0"/>
           <w:numId w:val="10"/>
         </w:numPr>
-        <w:spacing w:after="160" w:line="280" w:lineRule="auto"/>
       </w:pPr>
       <w:r>
         <w:rPr>
@@ -558,7 +552,7 @@
           <w:color w:val="000000"/>
           <w:sz w:val="22"/>
         </w:rPr>
-        <w:t>Payment system yang sudah ada tetap dipakai tanpa mengambil alih fungsi CRM.</w:t>
+        <w:t>Confirmation, reminder, attendance, dan follow-up memiliki status yang terlihat.</w:t>
       </w:r>
     </w:p>
     <w:p>
@@ -567,7 +561,6 @@
           <w:ilvl w:val="0"/>
           <w:numId w:val="10"/>
         </w:numPr>
-        <w:spacing w:after="160" w:line="280" w:lineRule="auto"/>
       </w:pPr>
       <w:r>
         <w:rPr>
@@ -575,7 +568,7 @@
           <w:color w:val="000000"/>
           <w:sz w:val="22"/>
         </w:rPr>
-        <w:t>Procurement sekolah, termasuk penggunaan dana BOS, memiliki funnel tersendiri.</w:t>
+        <w:t>Data attendance siap menjadi future hook tanpa membangun voucher sekarang.</w:t>
       </w:r>
     </w:p>
     <w:p>
@@ -584,7 +577,7 @@
         <w:keepNext/>
       </w:pPr>
       <w:r>
-        <w:t>1.2 Batas MVP</w:t>
+        <w:t>1.2 Scope boundary</w:t>
       </w:r>
     </w:p>
     <w:tbl>
@@ -634,7 +627,7 @@
                 <w:color w:val="172B4D"/>
                 <w:sz w:val="19"/>
               </w:rPr>
-              <w:t>Termasuk</w:t>
+              <w:t>Termasuk MVP</w:t>
             </w:r>
           </w:p>
         </w:tc>
@@ -661,7 +654,7 @@
                 <w:color w:val="172B4D"/>
                 <w:sz w:val="19"/>
               </w:rPr>
-              <w:t>Belum termasuk</w:t>
+              <w:t>Dipending ke post-MVP</w:t>
             </w:r>
           </w:p>
         </w:tc>
@@ -688,7 +681,7 @@
                 <w:color w:val="000000"/>
                 <w:sz w:val="19"/>
               </w:rPr>
-              <w:t>Lead, contact, activity, task</w:t>
+              <w:t>Webinar event dan session</w:t>
             </w:r>
           </w:p>
         </w:tc>
@@ -713,7 +706,7 @@
                 <w:color w:val="000000"/>
                 <w:sz w:val="19"/>
               </w:rPr>
-              <w:t>Replikasi seluruh data pembelajaran</w:t>
+              <w:t>Voucher lifecycle dan redemption</w:t>
             </w:r>
           </w:p>
         </w:tc>
@@ -740,7 +733,7 @@
                 <w:color w:val="000000"/>
                 <w:sz w:val="19"/>
               </w:rPr>
-              <w:t>Webinar booking, reminder, attendance</w:t>
+              <w:t>Public booking dan capacity</w:t>
             </w:r>
           </w:p>
         </w:tc>
@@ -765,7 +758,7 @@
                 <w:color w:val="000000"/>
                 <w:sz w:val="19"/>
               </w:rPr>
-              <w:t>Payment gateway baru</w:t>
+              <w:t>Checkout, payment, invoice, refund</w:t>
             </w:r>
           </w:p>
         </w:tc>
@@ -792,7 +785,7 @@
                 <w:color w:val="000000"/>
                 <w:sz w:val="19"/>
               </w:rPr>
-              <w:t>Campaign dan voucher lifecycle</w:t>
+              <w:t>Confirmation dan reminder</w:t>
             </w:r>
           </w:p>
         </w:tc>
@@ -817,7 +810,7 @@
                 <w:color w:val="000000"/>
                 <w:sz w:val="19"/>
               </w:rPr>
-              <w:t>Marketing automation enterprise</w:t>
+              <w:t>Subscription activation dan provisioning</w:t>
             </w:r>
           </w:p>
         </w:tc>
@@ -844,7 +837,7 @@
                 <w:color w:val="000000"/>
                 <w:sz w:val="19"/>
               </w:rPr>
-              <w:t>Individual checkout handoff</w:t>
+              <w:t>Attendance manual/CSV</w:t>
             </w:r>
           </w:p>
         </w:tc>
@@ -869,7 +862,7 @@
                 <w:color w:val="000000"/>
                 <w:sz w:val="19"/>
               </w:rPr>
-              <w:t>Akuntansi dan pajak penuh</w:t>
+              <w:t>School opportunity dan dana BOS</w:t>
             </w:r>
           </w:p>
         </w:tc>
@@ -896,7 +889,7 @@
                 <w:color w:val="000000"/>
                 <w:sz w:val="19"/>
               </w:rPr>
-              <w:t>School opportunity dan BOS status</w:t>
+              <w:t>Participant export dan follow-up</w:t>
             </w:r>
           </w:p>
         </w:tc>
@@ -921,7 +914,7 @@
                 <w:color w:val="000000"/>
                 <w:sz w:val="19"/>
               </w:rPr>
-              <w:t>Microservices penuh sejak hari pertama</w:t>
+              <w:t>Commission dan revenue attribution</w:t>
             </w:r>
           </w:p>
         </w:tc>
@@ -943,21 +936,789 @@
         <w:keepNext/>
       </w:pPr>
       <w:r>
-        <w:t>2. System Boundaries</w:t>
+        <w:t>2. Users and Webinar Journey</w:t>
+      </w:r>
+    </w:p>
+    <w:tbl>
+      <w:tblPr>
+        <w:tblW w:type="dxa" w:w="9360"/>
+        <w:tblLayout w:type="fixed"/>
+        <w:tblLook w:firstColumn="1" w:firstRow="1" w:lastColumn="0" w:lastRow="0" w:noHBand="0" w:noVBand="1" w:val="04A0"/>
+        <w:jc w:val="left"/>
+        <w:tblInd w:w="120" w:type="dxa"/>
+        <w:tblBorders>
+          <w:top w:val="single" w:sz="6" w:space="0" w:color="D9DEE7"/>
+          <w:left w:val="single" w:sz="6" w:space="0" w:color="D9DEE7"/>
+          <w:bottom w:val="single" w:sz="6" w:space="0" w:color="D9DEE7"/>
+          <w:right w:val="single" w:sz="6" w:space="0" w:color="D9DEE7"/>
+          <w:insideH w:val="single" w:sz="6" w:space="0" w:color="D9DEE7"/>
+          <w:insideV w:val="single" w:sz="6" w:space="0" w:color="D9DEE7"/>
+        </w:tblBorders>
+      </w:tblPr>
+      <w:tblGrid>
+        <w:gridCol w:w="2400"/>
+        <w:gridCol w:w="6960"/>
+      </w:tblGrid>
+      <w:tr>
+        <w:trPr>
+          <w:tblHeader w:val="true"/>
+        </w:trPr>
+        <w:tc>
+          <w:tcPr>
+            <w:tcW w:type="dxa" w:w="2400"/>
+            <w:tcMar>
+              <w:top w:w="80" w:type="dxa"/>
+              <w:start w:w="120" w:type="dxa"/>
+              <w:bottom w:w="80" w:type="dxa"/>
+              <w:end w:w="120" w:type="dxa"/>
+            </w:tcMar>
+            <w:vAlign w:val="center"/>
+            <w:shd w:fill="F2F4F7"/>
+          </w:tcPr>
+          <w:p>
+            <w:pPr>
+              <w:spacing w:after="0"/>
+            </w:pPr>
+            <w:r>
+              <w:rPr>
+                <w:rFonts w:ascii="Calibri" w:hAnsi="Calibri"/>
+                <w:b/>
+                <w:color w:val="172B4D"/>
+                <w:sz w:val="19"/>
+              </w:rPr>
+              <w:t>Persona</w:t>
+            </w:r>
+          </w:p>
+        </w:tc>
+        <w:tc>
+          <w:tcPr>
+            <w:tcW w:type="dxa" w:w="6960"/>
+            <w:tcMar>
+              <w:top w:w="80" w:type="dxa"/>
+              <w:start w:w="120" w:type="dxa"/>
+              <w:bottom w:w="80" w:type="dxa"/>
+              <w:end w:w="120" w:type="dxa"/>
+            </w:tcMar>
+            <w:vAlign w:val="center"/>
+            <w:shd w:fill="F2F4F7"/>
+          </w:tcPr>
+          <w:p>
+            <w:pPr>
+              <w:spacing w:after="0"/>
+            </w:pPr>
+            <w:r>
+              <w:rPr>
+                <w:rFonts w:ascii="Calibri" w:hAnsi="Calibri"/>
+                <w:b/>
+                <w:color w:val="172B4D"/>
+                <w:sz w:val="19"/>
+              </w:rPr>
+              <w:t>MVP responsibility</w:t>
+            </w:r>
+          </w:p>
+        </w:tc>
+      </w:tr>
+      <w:tr>
+        <w:tc>
+          <w:tcPr>
+            <w:tcW w:type="dxa" w:w="2400"/>
+            <w:tcMar>
+              <w:top w:w="80" w:type="dxa"/>
+              <w:start w:w="120" w:type="dxa"/>
+              <w:bottom w:w="80" w:type="dxa"/>
+              <w:end w:w="120" w:type="dxa"/>
+            </w:tcMar>
+            <w:vAlign w:val="center"/>
+          </w:tcPr>
+          <w:p>
+            <w:pPr>
+              <w:spacing w:after="0"/>
+            </w:pPr>
+            <w:r>
+              <w:rPr>
+                <w:rFonts w:ascii="Calibri" w:hAnsi="Calibri"/>
+                <w:color w:val="000000"/>
+                <w:sz w:val="19"/>
+              </w:rPr>
+              <w:t>Salesperson</w:t>
+            </w:r>
+          </w:p>
+        </w:tc>
+        <w:tc>
+          <w:tcPr>
+            <w:tcW w:type="dxa" w:w="6960"/>
+            <w:tcMar>
+              <w:top w:w="80" w:type="dxa"/>
+              <w:start w:w="120" w:type="dxa"/>
+              <w:bottom w:w="80" w:type="dxa"/>
+              <w:end w:w="120" w:type="dxa"/>
+            </w:tcMar>
+            <w:vAlign w:val="center"/>
+          </w:tcPr>
+          <w:p>
+            <w:pPr>
+              <w:spacing w:after="0"/>
+            </w:pPr>
+            <w:r>
+              <w:rPr>
+                <w:rFonts w:ascii="Calibri" w:hAnsi="Calibri"/>
+                <w:color w:val="000000"/>
+                <w:sz w:val="19"/>
+              </w:rPr>
+              <w:t>Create/publish session, invite participant, monitor attendance, follow-up</w:t>
+            </w:r>
+          </w:p>
+        </w:tc>
+      </w:tr>
+      <w:tr>
+        <w:tc>
+          <w:tcPr>
+            <w:tcW w:type="dxa" w:w="2400"/>
+            <w:tcMar>
+              <w:top w:w="80" w:type="dxa"/>
+              <w:start w:w="120" w:type="dxa"/>
+              <w:bottom w:w="80" w:type="dxa"/>
+              <w:end w:w="120" w:type="dxa"/>
+            </w:tcMar>
+            <w:vAlign w:val="center"/>
+          </w:tcPr>
+          <w:p>
+            <w:pPr>
+              <w:spacing w:after="0"/>
+            </w:pPr>
+            <w:r>
+              <w:rPr>
+                <w:rFonts w:ascii="Calibri" w:hAnsi="Calibri"/>
+                <w:color w:val="000000"/>
+                <w:sz w:val="19"/>
+              </w:rPr>
+              <w:t>Sales manager</w:t>
+            </w:r>
+          </w:p>
+        </w:tc>
+        <w:tc>
+          <w:tcPr>
+            <w:tcW w:type="dxa" w:w="6960"/>
+            <w:tcMar>
+              <w:top w:w="80" w:type="dxa"/>
+              <w:start w:w="120" w:type="dxa"/>
+              <w:bottom w:w="80" w:type="dxa"/>
+              <w:end w:w="120" w:type="dxa"/>
+            </w:tcMar>
+            <w:vAlign w:val="center"/>
+          </w:tcPr>
+          <w:p>
+            <w:pPr>
+              <w:spacing w:after="0"/>
+            </w:pPr>
+            <w:r>
+              <w:rPr>
+                <w:rFonts w:ascii="Calibri" w:hAnsi="Calibri"/>
+                <w:color w:val="000000"/>
+                <w:sz w:val="19"/>
+              </w:rPr>
+              <w:t>Team visibility, owner reassignment, attendance/follow-up reporting</w:t>
+            </w:r>
+          </w:p>
+        </w:tc>
+      </w:tr>
+      <w:tr>
+        <w:tc>
+          <w:tcPr>
+            <w:tcW w:type="dxa" w:w="2400"/>
+            <w:tcMar>
+              <w:top w:w="80" w:type="dxa"/>
+              <w:start w:w="120" w:type="dxa"/>
+              <w:bottom w:w="80" w:type="dxa"/>
+              <w:end w:w="120" w:type="dxa"/>
+            </w:tcMar>
+            <w:vAlign w:val="center"/>
+          </w:tcPr>
+          <w:p>
+            <w:pPr>
+              <w:spacing w:after="0"/>
+            </w:pPr>
+            <w:r>
+              <w:rPr>
+                <w:rFonts w:ascii="Calibri" w:hAnsi="Calibri"/>
+                <w:color w:val="000000"/>
+                <w:sz w:val="19"/>
+              </w:rPr>
+              <w:t>Marketing/host</w:t>
+            </w:r>
+          </w:p>
+        </w:tc>
+        <w:tc>
+          <w:tcPr>
+            <w:tcW w:type="dxa" w:w="6960"/>
+            <w:tcMar>
+              <w:top w:w="80" w:type="dxa"/>
+              <w:start w:w="120" w:type="dxa"/>
+              <w:bottom w:w="80" w:type="dxa"/>
+              <w:end w:w="120" w:type="dxa"/>
+            </w:tcMar>
+            <w:vAlign w:val="center"/>
+          </w:tcPr>
+          <w:p>
+            <w:pPr>
+              <w:spacing w:after="0"/>
+            </w:pPr>
+            <w:r>
+              <w:rPr>
+                <w:rFonts w:ascii="Calibri" w:hAnsi="Calibri"/>
+                <w:color w:val="000000"/>
+                <w:sz w:val="19"/>
+              </w:rPr>
+              <w:t>Prepare webinar topic, content, host, and meeting link</w:t>
+            </w:r>
+          </w:p>
+        </w:tc>
+      </w:tr>
+      <w:tr>
+        <w:tc>
+          <w:tcPr>
+            <w:tcW w:type="dxa" w:w="2400"/>
+            <w:tcMar>
+              <w:top w:w="80" w:type="dxa"/>
+              <w:start w:w="120" w:type="dxa"/>
+              <w:bottom w:w="80" w:type="dxa"/>
+              <w:end w:w="120" w:type="dxa"/>
+            </w:tcMar>
+            <w:vAlign w:val="center"/>
+          </w:tcPr>
+          <w:p>
+            <w:pPr>
+              <w:spacing w:after="0"/>
+            </w:pPr>
+            <w:r>
+              <w:rPr>
+                <w:rFonts w:ascii="Calibri" w:hAnsi="Calibri"/>
+                <w:color w:val="000000"/>
+                <w:sz w:val="19"/>
+              </w:rPr>
+              <w:t>CRM admin</w:t>
+            </w:r>
+          </w:p>
+        </w:tc>
+        <w:tc>
+          <w:tcPr>
+            <w:tcW w:type="dxa" w:w="6960"/>
+            <w:tcMar>
+              <w:top w:w="80" w:type="dxa"/>
+              <w:start w:w="120" w:type="dxa"/>
+              <w:bottom w:w="80" w:type="dxa"/>
+              <w:end w:w="120" w:type="dxa"/>
+            </w:tcMar>
+            <w:vAlign w:val="center"/>
+          </w:tcPr>
+          <w:p>
+            <w:pPr>
+              <w:spacing w:after="0"/>
+            </w:pPr>
+            <w:r>
+              <w:rPr>
+                <w:rFonts w:ascii="Calibri" w:hAnsi="Calibri"/>
+                <w:color w:val="000000"/>
+                <w:sz w:val="19"/>
+              </w:rPr>
+              <w:t>Role, template, configuration, and audit access</w:t>
+            </w:r>
+          </w:p>
+        </w:tc>
+      </w:tr>
+      <w:tr>
+        <w:tc>
+          <w:tcPr>
+            <w:tcW w:type="dxa" w:w="2400"/>
+            <w:tcMar>
+              <w:top w:w="80" w:type="dxa"/>
+              <w:start w:w="120" w:type="dxa"/>
+              <w:bottom w:w="80" w:type="dxa"/>
+              <w:end w:w="120" w:type="dxa"/>
+            </w:tcMar>
+            <w:vAlign w:val="center"/>
+          </w:tcPr>
+          <w:p>
+            <w:pPr>
+              <w:spacing w:after="0"/>
+            </w:pPr>
+            <w:r>
+              <w:rPr>
+                <w:rFonts w:ascii="Calibri" w:hAnsi="Calibri"/>
+                <w:color w:val="000000"/>
+                <w:sz w:val="19"/>
+              </w:rPr>
+              <w:t>Calon client</w:t>
+            </w:r>
+          </w:p>
+        </w:tc>
+        <w:tc>
+          <w:tcPr>
+            <w:tcW w:type="dxa" w:w="6960"/>
+            <w:tcMar>
+              <w:top w:w="80" w:type="dxa"/>
+              <w:start w:w="120" w:type="dxa"/>
+              <w:bottom w:w="80" w:type="dxa"/>
+              <w:end w:w="120" w:type="dxa"/>
+            </w:tcMar>
+            <w:vAlign w:val="center"/>
+          </w:tcPr>
+          <w:p>
+            <w:pPr>
+              <w:spacing w:after="0"/>
+            </w:pPr>
+            <w:r>
+              <w:rPr>
+                <w:rFonts w:ascii="Calibri" w:hAnsi="Calibri"/>
+                <w:color w:val="000000"/>
+                <w:sz w:val="19"/>
+              </w:rPr>
+              <w:t>Book, cancel, or reschedule through a secure public flow</w:t>
+            </w:r>
+          </w:p>
+        </w:tc>
+      </w:tr>
+    </w:tbl>
+    <w:p>
+      <w:pPr>
+        <w:spacing w:after="0"/>
+      </w:pPr>
+    </w:p>
+    <w:p>
+      <w:pPr>
+        <w:pStyle w:val="Heading2"/>
+        <w:keepNext/>
+      </w:pPr>
+      <w:r>
+        <w:t>2.1 Main journey</w:t>
       </w:r>
     </w:p>
     <w:p>
       <w:pPr>
-        <w:spacing w:before="0" w:after="120" w:line="264" w:lineRule="auto"/>
+        <w:numPr>
+          <w:ilvl w:val="0"/>
+          <w:numId w:val="11"/>
+        </w:numPr>
       </w:pPr>
       <w:r>
         <w:rPr>
           <w:rFonts w:ascii="Calibri" w:hAnsi="Calibri"/>
-          <w:i w:val="0"/>
           <w:color w:val="000000"/>
           <w:sz w:val="22"/>
         </w:rPr>
-        <w:t>Setiap fakta bisnis memiliki satu system of record. Sistem lain menyimpan external reference atau read model yang dapat direkonsiliasi.</w:t>
+        <w:t>Salesperson creates a webinar event and publishes one or more sessions.</w:t>
+      </w:r>
+    </w:p>
+    <w:p>
+      <w:pPr>
+        <w:numPr>
+          <w:ilvl w:val="0"/>
+          <w:numId w:val="11"/>
+        </w:numPr>
+      </w:pPr>
+      <w:r>
+        <w:rPr>
+          <w:rFonts w:ascii="Calibri" w:hAnsi="Calibri"/>
+          <w:color w:val="000000"/>
+          <w:sz w:val="22"/>
+        </w:rPr>
+        <w:t>Calon client opens the public page and chooses an available session.</w:t>
+      </w:r>
+    </w:p>
+    <w:p>
+      <w:pPr>
+        <w:numPr>
+          <w:ilvl w:val="0"/>
+          <w:numId w:val="11"/>
+        </w:numPr>
+      </w:pPr>
+      <w:r>
+        <w:rPr>
+          <w:rFonts w:ascii="Calibri" w:hAnsi="Calibri"/>
+          <w:color w:val="000000"/>
+          <w:sz w:val="22"/>
+        </w:rPr>
+        <w:t>CRM performs atomic capacity and duplicate checks, then confirms booking.</w:t>
+      </w:r>
+    </w:p>
+    <w:p>
+      <w:pPr>
+        <w:numPr>
+          <w:ilvl w:val="0"/>
+          <w:numId w:val="11"/>
+        </w:numPr>
+      </w:pPr>
+      <w:r>
+        <w:rPr>
+          <w:rFonts w:ascii="Calibri" w:hAnsi="Calibri"/>
+          <w:color w:val="000000"/>
+          <w:sz w:val="22"/>
+        </w:rPr>
+        <w:t>Worker sends confirmation and scheduled reminders.</w:t>
+      </w:r>
+    </w:p>
+    <w:p>
+      <w:pPr>
+        <w:numPr>
+          <w:ilvl w:val="0"/>
+          <w:numId w:val="11"/>
+        </w:numPr>
+      </w:pPr>
+      <w:r>
+        <w:rPr>
+          <w:rFonts w:ascii="Calibri" w:hAnsi="Calibri"/>
+          <w:color w:val="000000"/>
+          <w:sz w:val="22"/>
+        </w:rPr>
+        <w:t>Salesperson records attendance manually or through CSV import.</w:t>
+      </w:r>
+    </w:p>
+    <w:p>
+      <w:pPr>
+        <w:numPr>
+          <w:ilvl w:val="0"/>
+          <w:numId w:val="11"/>
+        </w:numPr>
+      </w:pPr>
+      <w:r>
+        <w:rPr>
+          <w:rFonts w:ascii="Calibri" w:hAnsi="Calibri"/>
+          <w:color w:val="000000"/>
+          <w:sz w:val="22"/>
+        </w:rPr>
+        <w:t>CRM presents attended/no-show participants for follow-up.</w:t>
+      </w:r>
+    </w:p>
+    <w:p>
+      <w:pPr>
+        <w:numPr>
+          <w:ilvl w:val="0"/>
+          <w:numId w:val="11"/>
+        </w:numPr>
+      </w:pPr>
+      <w:r>
+        <w:rPr>
+          <w:rFonts w:ascii="Calibri" w:hAnsi="Calibri"/>
+          <w:color w:val="000000"/>
+          <w:sz w:val="22"/>
+        </w:rPr>
+        <w:t>Salesperson records follow-up status, note, due date, and outcome.</w:t>
+      </w:r>
+    </w:p>
+    <w:p>
+      <w:pPr>
+        <w:pStyle w:val="Heading2"/>
+        <w:keepNext/>
+      </w:pPr>
+      <w:r>
+        <w:t>2.2 State model</w:t>
+      </w:r>
+    </w:p>
+    <w:tbl>
+      <w:tblPr>
+        <w:tblW w:type="dxa" w:w="9360"/>
+        <w:tblLayout w:type="fixed"/>
+        <w:tblLook w:firstColumn="1" w:firstRow="1" w:lastColumn="0" w:lastRow="0" w:noHBand="0" w:noVBand="1" w:val="04A0"/>
+        <w:jc w:val="left"/>
+        <w:tblInd w:w="120" w:type="dxa"/>
+        <w:tblBorders>
+          <w:top w:val="single" w:sz="6" w:space="0" w:color="D9DEE7"/>
+          <w:left w:val="single" w:sz="6" w:space="0" w:color="D9DEE7"/>
+          <w:bottom w:val="single" w:sz="6" w:space="0" w:color="D9DEE7"/>
+          <w:right w:val="single" w:sz="6" w:space="0" w:color="D9DEE7"/>
+          <w:insideH w:val="single" w:sz="6" w:space="0" w:color="D9DEE7"/>
+          <w:insideV w:val="single" w:sz="6" w:space="0" w:color="D9DEE7"/>
+        </w:tblBorders>
+      </w:tblPr>
+      <w:tblGrid>
+        <w:gridCol w:w="2400"/>
+        <w:gridCol w:w="6960"/>
+      </w:tblGrid>
+      <w:tr>
+        <w:trPr>
+          <w:tblHeader w:val="true"/>
+        </w:trPr>
+        <w:tc>
+          <w:tcPr>
+            <w:tcW w:type="dxa" w:w="2400"/>
+            <w:tcMar>
+              <w:top w:w="80" w:type="dxa"/>
+              <w:start w:w="120" w:type="dxa"/>
+              <w:bottom w:w="80" w:type="dxa"/>
+              <w:end w:w="120" w:type="dxa"/>
+            </w:tcMar>
+            <w:vAlign w:val="center"/>
+            <w:shd w:fill="F2F4F7"/>
+          </w:tcPr>
+          <w:p>
+            <w:pPr>
+              <w:spacing w:after="0"/>
+            </w:pPr>
+            <w:r>
+              <w:rPr>
+                <w:rFonts w:ascii="Calibri" w:hAnsi="Calibri"/>
+                <w:b/>
+                <w:color w:val="172B4D"/>
+                <w:sz w:val="19"/>
+              </w:rPr>
+              <w:t>Object</w:t>
+            </w:r>
+          </w:p>
+        </w:tc>
+        <w:tc>
+          <w:tcPr>
+            <w:tcW w:type="dxa" w:w="6960"/>
+            <w:tcMar>
+              <w:top w:w="80" w:type="dxa"/>
+              <w:start w:w="120" w:type="dxa"/>
+              <w:bottom w:w="80" w:type="dxa"/>
+              <w:end w:w="120" w:type="dxa"/>
+            </w:tcMar>
+            <w:vAlign w:val="center"/>
+            <w:shd w:fill="F2F4F7"/>
+          </w:tcPr>
+          <w:p>
+            <w:pPr>
+              <w:spacing w:after="0"/>
+            </w:pPr>
+            <w:r>
+              <w:rPr>
+                <w:rFonts w:ascii="Calibri" w:hAnsi="Calibri"/>
+                <w:b/>
+                <w:color w:val="172B4D"/>
+                <w:sz w:val="19"/>
+              </w:rPr>
+              <w:t>State</w:t>
+            </w:r>
+          </w:p>
+        </w:tc>
+      </w:tr>
+      <w:tr>
+        <w:tc>
+          <w:tcPr>
+            <w:tcW w:type="dxa" w:w="2400"/>
+            <w:tcMar>
+              <w:top w:w="80" w:type="dxa"/>
+              <w:start w:w="120" w:type="dxa"/>
+              <w:bottom w:w="80" w:type="dxa"/>
+              <w:end w:w="120" w:type="dxa"/>
+            </w:tcMar>
+            <w:vAlign w:val="center"/>
+          </w:tcPr>
+          <w:p>
+            <w:pPr>
+              <w:spacing w:after="0"/>
+            </w:pPr>
+            <w:r>
+              <w:rPr>
+                <w:rFonts w:ascii="Calibri" w:hAnsi="Calibri"/>
+                <w:color w:val="000000"/>
+                <w:sz w:val="19"/>
+              </w:rPr>
+              <w:t>Session</w:t>
+            </w:r>
+          </w:p>
+        </w:tc>
+        <w:tc>
+          <w:tcPr>
+            <w:tcW w:type="dxa" w:w="6960"/>
+            <w:tcMar>
+              <w:top w:w="80" w:type="dxa"/>
+              <w:start w:w="120" w:type="dxa"/>
+              <w:bottom w:w="80" w:type="dxa"/>
+              <w:end w:w="120" w:type="dxa"/>
+            </w:tcMar>
+            <w:vAlign w:val="center"/>
+          </w:tcPr>
+          <w:p>
+            <w:pPr>
+              <w:spacing w:after="0"/>
+            </w:pPr>
+            <w:r>
+              <w:rPr>
+                <w:rFonts w:ascii="Calibri" w:hAnsi="Calibri"/>
+                <w:color w:val="000000"/>
+                <w:sz w:val="19"/>
+              </w:rPr>
+              <w:t>draft -&gt; published -&gt; full/completed; published/full -&gt; cancelled</w:t>
+            </w:r>
+          </w:p>
+        </w:tc>
+      </w:tr>
+      <w:tr>
+        <w:tc>
+          <w:tcPr>
+            <w:tcW w:type="dxa" w:w="2400"/>
+            <w:tcMar>
+              <w:top w:w="80" w:type="dxa"/>
+              <w:start w:w="120" w:type="dxa"/>
+              <w:bottom w:w="80" w:type="dxa"/>
+              <w:end w:w="120" w:type="dxa"/>
+            </w:tcMar>
+            <w:vAlign w:val="center"/>
+          </w:tcPr>
+          <w:p>
+            <w:pPr>
+              <w:spacing w:after="0"/>
+            </w:pPr>
+            <w:r>
+              <w:rPr>
+                <w:rFonts w:ascii="Calibri" w:hAnsi="Calibri"/>
+                <w:color w:val="000000"/>
+                <w:sz w:val="19"/>
+              </w:rPr>
+              <w:t>Registration</w:t>
+            </w:r>
+          </w:p>
+        </w:tc>
+        <w:tc>
+          <w:tcPr>
+            <w:tcW w:type="dxa" w:w="6960"/>
+            <w:tcMar>
+              <w:top w:w="80" w:type="dxa"/>
+              <w:start w:w="120" w:type="dxa"/>
+              <w:bottom w:w="80" w:type="dxa"/>
+              <w:end w:w="120" w:type="dxa"/>
+            </w:tcMar>
+            <w:vAlign w:val="center"/>
+          </w:tcPr>
+          <w:p>
+            <w:pPr>
+              <w:spacing w:after="0"/>
+            </w:pPr>
+            <w:r>
+              <w:rPr>
+                <w:rFonts w:ascii="Calibri" w:hAnsi="Calibri"/>
+                <w:color w:val="000000"/>
+                <w:sz w:val="19"/>
+              </w:rPr>
+              <w:t>confirmed -&gt; attended/no_show/cancelled/rescheduled</w:t>
+            </w:r>
+          </w:p>
+        </w:tc>
+      </w:tr>
+      <w:tr>
+        <w:tc>
+          <w:tcPr>
+            <w:tcW w:type="dxa" w:w="2400"/>
+            <w:tcMar>
+              <w:top w:w="80" w:type="dxa"/>
+              <w:start w:w="120" w:type="dxa"/>
+              <w:bottom w:w="80" w:type="dxa"/>
+              <w:end w:w="120" w:type="dxa"/>
+            </w:tcMar>
+            <w:vAlign w:val="center"/>
+          </w:tcPr>
+          <w:p>
+            <w:pPr>
+              <w:spacing w:after="0"/>
+            </w:pPr>
+            <w:r>
+              <w:rPr>
+                <w:rFonts w:ascii="Calibri" w:hAnsi="Calibri"/>
+                <w:color w:val="000000"/>
+                <w:sz w:val="19"/>
+              </w:rPr>
+              <w:t>Notification</w:t>
+            </w:r>
+          </w:p>
+        </w:tc>
+        <w:tc>
+          <w:tcPr>
+            <w:tcW w:type="dxa" w:w="6960"/>
+            <w:tcMar>
+              <w:top w:w="80" w:type="dxa"/>
+              <w:start w:w="120" w:type="dxa"/>
+              <w:bottom w:w="80" w:type="dxa"/>
+              <w:end w:w="120" w:type="dxa"/>
+            </w:tcMar>
+            <w:vAlign w:val="center"/>
+          </w:tcPr>
+          <w:p>
+            <w:pPr>
+              <w:spacing w:after="0"/>
+            </w:pPr>
+            <w:r>
+              <w:rPr>
+                <w:rFonts w:ascii="Calibri" w:hAnsi="Calibri"/>
+                <w:color w:val="000000"/>
+                <w:sz w:val="19"/>
+              </w:rPr>
+              <w:t>pending -&gt; sent/failed/cancelled</w:t>
+            </w:r>
+          </w:p>
+        </w:tc>
+      </w:tr>
+      <w:tr>
+        <w:tc>
+          <w:tcPr>
+            <w:tcW w:type="dxa" w:w="2400"/>
+            <w:tcMar>
+              <w:top w:w="80" w:type="dxa"/>
+              <w:start w:w="120" w:type="dxa"/>
+              <w:bottom w:w="80" w:type="dxa"/>
+              <w:end w:w="120" w:type="dxa"/>
+            </w:tcMar>
+            <w:vAlign w:val="center"/>
+          </w:tcPr>
+          <w:p>
+            <w:pPr>
+              <w:spacing w:after="0"/>
+            </w:pPr>
+            <w:r>
+              <w:rPr>
+                <w:rFonts w:ascii="Calibri" w:hAnsi="Calibri"/>
+                <w:color w:val="000000"/>
+                <w:sz w:val="19"/>
+              </w:rPr>
+              <w:t>Follow-up</w:t>
+            </w:r>
+          </w:p>
+        </w:tc>
+        <w:tc>
+          <w:tcPr>
+            <w:tcW w:type="dxa" w:w="6960"/>
+            <w:tcMar>
+              <w:top w:w="80" w:type="dxa"/>
+              <w:start w:w="120" w:type="dxa"/>
+              <w:bottom w:w="80" w:type="dxa"/>
+              <w:end w:w="120" w:type="dxa"/>
+            </w:tcMar>
+            <w:vAlign w:val="center"/>
+          </w:tcPr>
+          <w:p>
+            <w:pPr>
+              <w:spacing w:after="0"/>
+            </w:pPr>
+            <w:r>
+              <w:rPr>
+                <w:rFonts w:ascii="Calibri" w:hAnsi="Calibri"/>
+                <w:color w:val="000000"/>
+                <w:sz w:val="19"/>
+              </w:rPr>
+              <w:t>not_started -&gt; planned -&gt; contacted -&gt; closed</w:t>
+            </w:r>
+          </w:p>
+        </w:tc>
+      </w:tr>
+    </w:tbl>
+    <w:p>
+      <w:pPr>
+        <w:spacing w:after="0"/>
+      </w:pPr>
+    </w:p>
+    <w:p>
+      <w:r>
+        <w:br w:type="page"/>
+      </w:r>
+    </w:p>
+    <w:p>
+      <w:pPr>
+        <w:pStyle w:val="Heading1"/>
+        <w:keepNext/>
+      </w:pPr>
+      <w:r>
+        <w:t>3. System Boundaries</w:t>
       </w:r>
     </w:p>
     <w:tbl>
@@ -978,8 +1739,8 @@
       </w:tblPr>
       <w:tblGrid>
         <w:gridCol w:w="1900"/>
-        <w:gridCol w:w="2100"/>
-        <w:gridCol w:w="5360"/>
+        <w:gridCol w:w="1900"/>
+        <w:gridCol w:w="5560"/>
       </w:tblGrid>
       <w:tr>
         <w:trPr>
@@ -1014,7 +1775,7 @@
         </w:tc>
         <w:tc>
           <w:tcPr>
-            <w:tcW w:type="dxa" w:w="2100"/>
+            <w:tcW w:type="dxa" w:w="1900"/>
             <w:tcMar>
               <w:top w:w="80" w:type="dxa"/>
               <w:start w:w="120" w:type="dxa"/>
@@ -1035,13 +1796,13 @@
                 <w:color w:val="172B4D"/>
                 <w:sz w:val="19"/>
               </w:rPr>
-              <w:t>System of record</w:t>
+              <w:t>Owner</w:t>
             </w:r>
           </w:p>
         </w:tc>
         <w:tc>
           <w:tcPr>
-            <w:tcW w:type="dxa" w:w="5360"/>
+            <w:tcW w:type="dxa" w:w="5560"/>
             <w:tcMar>
               <w:top w:w="80" w:type="dxa"/>
               <w:start w:w="120" w:type="dxa"/>
@@ -1062,7 +1823,7 @@
                 <w:color w:val="172B4D"/>
                 <w:sz w:val="19"/>
               </w:rPr>
-              <w:t>Tanggung jawab</w:t>
+              <w:t>MVP responsibility</w:t>
             </w:r>
           </w:p>
         </w:tc>
@@ -1089,13 +1850,13 @@
                 <w:color w:val="000000"/>
                 <w:sz w:val="19"/>
               </w:rPr>
-              <w:t>Sales CRM</w:t>
+              <w:t>Webinar</w:t>
             </w:r>
           </w:p>
         </w:tc>
         <w:tc>
           <w:tcPr>
-            <w:tcW w:type="dxa" w:w="2100"/>
+            <w:tcW w:type="dxa" w:w="1900"/>
             <w:tcMar>
               <w:top w:w="80" w:type="dxa"/>
               <w:start w:w="120" w:type="dxa"/>
@@ -1120,7 +1881,7 @@
         </w:tc>
         <w:tc>
           <w:tcPr>
-            <w:tcW w:type="dxa" w:w="5360"/>
+            <w:tcW w:type="dxa" w:w="5560"/>
             <w:tcMar>
               <w:top w:w="80" w:type="dxa"/>
               <w:start w:w="120" w:type="dxa"/>
@@ -1139,7 +1900,7 @@
                 <w:color w:val="000000"/>
                 <w:sz w:val="19"/>
               </w:rPr>
-              <w:t>Lead, contact, activity, webinar, campaign, attribution, opportunity</w:t>
+              <w:t>Event, session, host, capacity, meeting URL, status</w:t>
             </w:r>
           </w:p>
         </w:tc>
@@ -1166,13 +1927,13 @@
                 <w:color w:val="000000"/>
                 <w:sz w:val="19"/>
               </w:rPr>
-              <w:t>Voucher</w:t>
+              <w:t>Registration</w:t>
             </w:r>
           </w:p>
         </w:tc>
         <w:tc>
           <w:tcPr>
-            <w:tcW w:type="dxa" w:w="2100"/>
+            <w:tcW w:type="dxa" w:w="1900"/>
             <w:tcMar>
               <w:top w:w="80" w:type="dxa"/>
               <w:start w:w="120" w:type="dxa"/>
@@ -1191,13 +1952,13 @@
                 <w:color w:val="000000"/>
                 <w:sz w:val="19"/>
               </w:rPr>
-              <w:t>CRM module</w:t>
+              <w:t>CRM</w:t>
             </w:r>
           </w:p>
         </w:tc>
         <w:tc>
           <w:tcPr>
-            <w:tcW w:type="dxa" w:w="5360"/>
+            <w:tcW w:type="dxa" w:w="5560"/>
             <w:tcMar>
               <w:top w:w="80" w:type="dxa"/>
               <w:start w:w="120" w:type="dxa"/>
@@ -1216,7 +1977,7 @@
                 <w:color w:val="000000"/>
                 <w:sz w:val="19"/>
               </w:rPr>
-              <w:t>Rule, issue, reserve, redeem, expire, revoke</w:t>
+              <w:t>Participant, booking, cancel, reschedule</w:t>
             </w:r>
           </w:p>
         </w:tc>
@@ -1243,13 +2004,13 @@
                 <w:color w:val="000000"/>
                 <w:sz w:val="19"/>
               </w:rPr>
-              <w:t>Identity &amp; Learning</w:t>
+              <w:t>Attendance</w:t>
             </w:r>
           </w:p>
         </w:tc>
         <w:tc>
           <w:tcPr>
-            <w:tcW w:type="dxa" w:w="2100"/>
+            <w:tcW w:type="dxa" w:w="1900"/>
             <w:tcMar>
               <w:top w:w="80" w:type="dxa"/>
               <w:start w:w="120" w:type="dxa"/>
@@ -1268,13 +2029,13 @@
                 <w:color w:val="000000"/>
                 <w:sz w:val="19"/>
               </w:rPr>
-              <w:t>Platform</w:t>
+              <w:t>CRM</w:t>
             </w:r>
           </w:p>
         </w:tc>
         <w:tc>
           <w:tcPr>
-            <w:tcW w:type="dxa" w:w="5360"/>
+            <w:tcW w:type="dxa" w:w="5560"/>
             <w:tcMar>
               <w:top w:w="80" w:type="dxa"/>
               <w:start w:w="120" w:type="dxa"/>
@@ -1293,7 +2054,7 @@
                 <w:color w:val="000000"/>
                 <w:sz w:val="19"/>
               </w:rPr>
-              <w:t>Login, user, organization, role, membership, entitlement, access</w:t>
+              <w:t>Attended/no-show, source, actor, correction audit</w:t>
             </w:r>
           </w:p>
         </w:tc>
@@ -1320,13 +2081,13 @@
                 <w:color w:val="000000"/>
                 <w:sz w:val="19"/>
               </w:rPr>
-              <w:t>Order &amp; Subscription</w:t>
+              <w:t>Follow-up</w:t>
             </w:r>
           </w:p>
         </w:tc>
         <w:tc>
           <w:tcPr>
-            <w:tcW w:type="dxa" w:w="2100"/>
+            <w:tcW w:type="dxa" w:w="1900"/>
             <w:tcMar>
               <w:top w:w="80" w:type="dxa"/>
               <w:start w:w="120" w:type="dxa"/>
@@ -1345,13 +2106,13 @@
                 <w:color w:val="000000"/>
                 <w:sz w:val="19"/>
               </w:rPr>
-              <w:t>Platform/order</w:t>
+              <w:t>CRM</w:t>
             </w:r>
           </w:p>
         </w:tc>
         <w:tc>
           <w:tcPr>
-            <w:tcW w:type="dxa" w:w="5360"/>
+            <w:tcW w:type="dxa" w:w="5560"/>
             <w:tcMar>
               <w:top w:w="80" w:type="dxa"/>
               <w:start w:w="120" w:type="dxa"/>
@@ -1370,7 +2131,7 @@
                 <w:color w:val="000000"/>
                 <w:sz w:val="19"/>
               </w:rPr>
-              <w:t>Product, price snapshot, order, subscription</w:t>
+              <w:t>Owner, task, due date, note, outcome</w:t>
             </w:r>
           </w:p>
         </w:tc>
@@ -1397,13 +2158,13 @@
                 <w:color w:val="000000"/>
                 <w:sz w:val="19"/>
               </w:rPr>
-              <w:t>Billing &amp; Payment</w:t>
+              <w:t>Notification</w:t>
             </w:r>
           </w:p>
         </w:tc>
         <w:tc>
           <w:tcPr>
-            <w:tcW w:type="dxa" w:w="2100"/>
+            <w:tcW w:type="dxa" w:w="1900"/>
             <w:tcMar>
               <w:top w:w="80" w:type="dxa"/>
               <w:start w:w="120" w:type="dxa"/>
@@ -1422,13 +2183,13 @@
                 <w:color w:val="000000"/>
                 <w:sz w:val="19"/>
               </w:rPr>
-              <w:t>Billing</w:t>
+              <w:t>CRM</w:t>
             </w:r>
           </w:p>
         </w:tc>
         <w:tc>
           <w:tcPr>
-            <w:tcW w:type="dxa" w:w="5360"/>
+            <w:tcW w:type="dxa" w:w="5560"/>
             <w:tcMar>
               <w:top w:w="80" w:type="dxa"/>
               <w:start w:w="120" w:type="dxa"/>
@@ -1447,7 +2208,7 @@
                 <w:color w:val="000000"/>
                 <w:sz w:val="19"/>
               </w:rPr>
-              <w:t>Invoice, payment attempt, settlement, refund</w:t>
+              <w:t>Confirmation/reminder job and delivery status</w:t>
             </w:r>
           </w:p>
         </w:tc>
@@ -1474,13 +2235,13 @@
                 <w:color w:val="000000"/>
                 <w:sz w:val="19"/>
               </w:rPr>
-              <w:t>Integration</w:t>
+              <w:t>Identity/learning</w:t>
             </w:r>
           </w:p>
         </w:tc>
         <w:tc>
           <w:tcPr>
-            <w:tcW w:type="dxa" w:w="2100"/>
+            <w:tcW w:type="dxa" w:w="1900"/>
             <w:tcMar>
               <w:top w:w="80" w:type="dxa"/>
               <w:start w:w="120" w:type="dxa"/>
@@ -1499,13 +2260,13 @@
                 <w:color w:val="000000"/>
                 <w:sz w:val="19"/>
               </w:rPr>
-              <w:t>Shared capability</w:t>
+              <w:t>Existing platform</w:t>
             </w:r>
           </w:p>
         </w:tc>
         <w:tc>
           <w:tcPr>
-            <w:tcW w:type="dxa" w:w="5360"/>
+            <w:tcW w:type="dxa" w:w="5560"/>
             <w:tcMar>
               <w:top w:w="80" w:type="dxa"/>
               <w:start w:w="120" w:type="dxa"/>
@@ -1524,129 +2285,7 @@
                 <w:color w:val="000000"/>
                 <w:sz w:val="19"/>
               </w:rPr>
-              <w:t>Event delivery, retry, deduplication, correlation, reconciliation</w:t>
-            </w:r>
-          </w:p>
-        </w:tc>
-      </w:tr>
-    </w:tbl>
-    <w:p>
-      <w:pPr>
-        <w:spacing w:after="0"/>
-      </w:pPr>
-    </w:p>
-    <w:p>
-      <w:pPr>
-        <w:pStyle w:val="Heading2"/>
-        <w:keepNext/>
-      </w:pPr>
-      <w:r>
-        <w:t>2.1 Logical architecture</w:t>
-      </w:r>
-    </w:p>
-    <w:tbl>
-      <w:tblPr>
-        <w:tblW w:type="dxa" w:w="9360"/>
-        <w:tblLayout w:type="fixed"/>
-        <w:tblLook w:firstColumn="1" w:firstRow="1" w:lastColumn="0" w:lastRow="0" w:noHBand="0" w:noVBand="1" w:val="04A0"/>
-        <w:jc w:val="left"/>
-        <w:tblInd w:w="120" w:type="dxa"/>
-        <w:tblBorders>
-          <w:top w:val="single" w:sz="6" w:space="0" w:color="D9DEE7"/>
-          <w:left w:val="single" w:sz="6" w:space="0" w:color="D9DEE7"/>
-          <w:bottom w:val="single" w:sz="6" w:space="0" w:color="D9DEE7"/>
-          <w:right w:val="single" w:sz="6" w:space="0" w:color="D9DEE7"/>
-          <w:insideH w:val="single" w:sz="6" w:space="0" w:color="D9DEE7"/>
-          <w:insideV w:val="single" w:sz="6" w:space="0" w:color="D9DEE7"/>
-        </w:tblBorders>
-      </w:tblPr>
-      <w:tblGrid>
-        <w:gridCol w:w="3200"/>
-        <w:gridCol w:w="2960"/>
-        <w:gridCol w:w="3200"/>
-      </w:tblGrid>
-      <w:tr>
-        <w:trPr>
-          <w:tblHeader w:val="true"/>
-        </w:trPr>
-        <w:tc>
-          <w:tcPr>
-            <w:tcW w:type="dxa" w:w="3200"/>
-            <w:tcMar>
-              <w:top w:w="80" w:type="dxa"/>
-              <w:start w:w="120" w:type="dxa"/>
-              <w:bottom w:w="80" w:type="dxa"/>
-              <w:end w:w="120" w:type="dxa"/>
-            </w:tcMar>
-            <w:vAlign w:val="center"/>
-            <w:shd w:fill="F2F4F7"/>
-          </w:tcPr>
-          <w:p>
-            <w:pPr>
-              <w:spacing w:after="0"/>
-            </w:pPr>
-            <w:r>
-              <w:rPr>
-                <w:rFonts w:ascii="Calibri" w:hAnsi="Calibri"/>
-                <w:b/>
-                <w:color w:val="172B4D"/>
-                <w:sz w:val="19"/>
-              </w:rPr>
-              <w:t>CRM boundary</w:t>
-            </w:r>
-          </w:p>
-        </w:tc>
-        <w:tc>
-          <w:tcPr>
-            <w:tcW w:type="dxa" w:w="2960"/>
-            <w:tcMar>
-              <w:top w:w="80" w:type="dxa"/>
-              <w:start w:w="120" w:type="dxa"/>
-              <w:bottom w:w="80" w:type="dxa"/>
-              <w:end w:w="120" w:type="dxa"/>
-            </w:tcMar>
-            <w:vAlign w:val="center"/>
-            <w:shd w:fill="F2F4F7"/>
-          </w:tcPr>
-          <w:p>
-            <w:pPr>
-              <w:spacing w:after="0"/>
-            </w:pPr>
-            <w:r>
-              <w:rPr>
-                <w:rFonts w:ascii="Calibri" w:hAnsi="Calibri"/>
-                <w:b/>
-                <w:color w:val="172B4D"/>
-                <w:sz w:val="19"/>
-              </w:rPr>
-              <w:t>Integration</w:t>
-            </w:r>
-          </w:p>
-        </w:tc>
-        <w:tc>
-          <w:tcPr>
-            <w:tcW w:type="dxa" w:w="3200"/>
-            <w:tcMar>
-              <w:top w:w="80" w:type="dxa"/>
-              <w:start w:w="120" w:type="dxa"/>
-              <w:bottom w:w="80" w:type="dxa"/>
-              <w:end w:w="120" w:type="dxa"/>
-            </w:tcMar>
-            <w:vAlign w:val="center"/>
-            <w:shd w:fill="F2F4F7"/>
-          </w:tcPr>
-          <w:p>
-            <w:pPr>
-              <w:spacing w:after="0"/>
-            </w:pPr>
-            <w:r>
-              <w:rPr>
-                <w:rFonts w:ascii="Calibri" w:hAnsi="Calibri"/>
-                <w:b/>
-                <w:color w:val="172B4D"/>
-                <w:sz w:val="19"/>
-              </w:rPr>
-              <w:t>Existing systems</w:t>
+              <w:t>Outside MVP; user, organization, entitlement, learning access</w:t>
             </w:r>
           </w:p>
         </w:tc>
@@ -1654,7 +2293,7 @@
       <w:tr>
         <w:tc>
           <w:tcPr>
-            <w:tcW w:type="dxa" w:w="3200"/>
+            <w:tcW w:type="dxa" w:w="1900"/>
             <w:tcMar>
               <w:top w:w="80" w:type="dxa"/>
               <w:start w:w="120" w:type="dxa"/>
@@ -1673,21 +2312,13 @@
                 <w:color w:val="000000"/>
                 <w:sz w:val="19"/>
               </w:rPr>
-              <w:t>Sales workspace</w:t>
-              <w:br/>
-              <w:t>Lead &amp; account</w:t>
-              <w:br/>
-              <w:t>Webinar &amp; booking</w:t>
-              <w:br/>
-              <w:t>Campaign &amp; voucher</w:t>
-              <w:br/>
-              <w:t>Opportunity &amp; task</w:t>
+              <w:t>Billing/payment</w:t>
             </w:r>
           </w:p>
         </w:tc>
         <w:tc>
           <w:tcPr>
-            <w:tcW w:type="dxa" w:w="2960"/>
+            <w:tcW w:type="dxa" w:w="1900"/>
             <w:tcMar>
               <w:top w:w="80" w:type="dxa"/>
               <w:start w:w="120" w:type="dxa"/>
@@ -1706,21 +2337,13 @@
                 <w:color w:val="000000"/>
                 <w:sz w:val="19"/>
               </w:rPr>
-              <w:t>Versioned REST API</w:t>
-              <w:br/>
-              <w:t>Outbox + queue</w:t>
-              <w:br/>
-              <w:t>Signed webhooks</w:t>
-              <w:br/>
-              <w:t>Idempotent consumers</w:t>
-              <w:br/>
-              <w:t>Reconciliation</w:t>
+              <w:t>Existing billing</w:t>
             </w:r>
           </w:p>
         </w:tc>
         <w:tc>
           <w:tcPr>
-            <w:tcW w:type="dxa" w:w="3200"/>
+            <w:tcW w:type="dxa" w:w="5560"/>
             <w:tcMar>
               <w:top w:w="80" w:type="dxa"/>
               <w:start w:w="120" w:type="dxa"/>
@@ -1739,20 +2362,7 @@
                 <w:color w:val="000000"/>
                 <w:sz w:val="19"/>
               </w:rPr>
-              <w:t>Education platform</w:t>
-              <w:br/>
-              <w:t>Identity</w:t>
-              <w:br/>
-              <w:t>Order/subscription</w:t>
-              <w:br/>
-              <w:t>Entitlement</w:t>
-              <w:br/>
-              <w:br/>
-              <w:t>Billing/payment</w:t>
-              <w:br/>
-              <w:t>Invoice</w:t>
-              <w:br/>
-              <w:t>Settlement/refund</w:t>
+              <w:t>Outside MVP; invoice, payment, settlement, refund</w:t>
             </w:r>
           </w:p>
         </w:tc>
@@ -1787,7 +2397,7 @@
           <w:color w:val="172B4D"/>
           <w:sz w:val="22"/>
         </w:rPr>
-        <w:t>Tidak ada shared database. CRM tidak boleh mengubah tabel platform atau billing secara langsung.</w:t>
+        <w:t>Booking dan attendance tidak memanggil platform pendidikan atau payment system. Tidak ada shared database.</w:t>
       </w:r>
     </w:p>
     <w:p>
@@ -1796,67 +2406,7 @@
         <w:keepNext/>
       </w:pPr>
       <w:r>
-        <w:t>2.2 Deployment evolution</w:t>
-      </w:r>
-    </w:p>
-    <w:p>
-      <w:pPr>
-        <w:numPr>
-          <w:ilvl w:val="0"/>
-          <w:numId w:val="11"/>
-        </w:numPr>
-        <w:spacing w:after="160" w:line="280" w:lineRule="auto"/>
-      </w:pPr>
-      <w:r>
-        <w:rPr>
-          <w:rFonts w:ascii="Calibri" w:hAnsi="Calibri"/>
-          <w:color w:val="000000"/>
-          <w:sz w:val="22"/>
-        </w:rPr>
-        <w:t>Mulai dengan Go modular monolith, PostgreSQL CRM, serta process crm-api dan crm-worker.</w:t>
-      </w:r>
-    </w:p>
-    <w:p>
-      <w:pPr>
-        <w:numPr>
-          <w:ilvl w:val="0"/>
-          <w:numId w:val="11"/>
-        </w:numPr>
-        <w:spacing w:after="160" w:line="280" w:lineRule="auto"/>
-      </w:pPr>
-      <w:r>
-        <w:rPr>
-          <w:rFonts w:ascii="Calibri" w:hAnsi="Calibri"/>
-          <w:color w:val="000000"/>
-          <w:sz w:val="22"/>
-        </w:rPr>
-        <w:t>Pisahkan Voucher atau Webhook Delivery ketika load, ownership, atau compliance menuntut.</w:t>
-      </w:r>
-    </w:p>
-    <w:p>
-      <w:pPr>
-        <w:numPr>
-          <w:ilvl w:val="0"/>
-          <w:numId w:val="11"/>
-        </w:numPr>
-        <w:spacing w:after="160" w:line="280" w:lineRule="auto"/>
-      </w:pPr>
-      <w:r>
-        <w:rPr>
-          <w:rFonts w:ascii="Calibri" w:hAnsi="Calibri"/>
-          <w:color w:val="000000"/>
-          <w:sz w:val="22"/>
-        </w:rPr>
-        <w:t>Tambahkan event bus terkelola dan reporting read model saat volume dan consumer bertambah.</w:t>
-      </w:r>
-    </w:p>
-    <w:p>
-      <w:pPr>
-        <w:pStyle w:val="Heading2"/>
-        <w:keepNext/>
-      </w:pPr>
-      <w:r>
-        <w:t>2.3 Go implementation baseline</w:t>
+        <w:t>3.1 Logical architecture</w:t>
       </w:r>
     </w:p>
     <w:tbl>
@@ -1876,8 +2426,1676 @@
         </w:tblBorders>
       </w:tblPr>
       <w:tblGrid>
-        <w:gridCol w:w="1700"/>
-        <w:gridCol w:w="2600"/>
+        <w:gridCol w:w="3300"/>
+        <w:gridCol w:w="2760"/>
+        <w:gridCol w:w="3300"/>
+      </w:tblGrid>
+      <w:tr>
+        <w:trPr>
+          <w:tblHeader w:val="true"/>
+        </w:trPr>
+        <w:tc>
+          <w:tcPr>
+            <w:tcW w:type="dxa" w:w="3300"/>
+            <w:tcMar>
+              <w:top w:w="80" w:type="dxa"/>
+              <w:start w:w="120" w:type="dxa"/>
+              <w:bottom w:w="80" w:type="dxa"/>
+              <w:end w:w="120" w:type="dxa"/>
+            </w:tcMar>
+            <w:vAlign w:val="center"/>
+            <w:shd w:fill="F2F4F7"/>
+          </w:tcPr>
+          <w:p>
+            <w:pPr>
+              <w:spacing w:after="0"/>
+            </w:pPr>
+            <w:r>
+              <w:rPr>
+                <w:rFonts w:ascii="Calibri" w:hAnsi="Calibri"/>
+                <w:b/>
+                <w:color w:val="172B4D"/>
+                <w:sz w:val="19"/>
+              </w:rPr>
+              <w:t>Go CRM</w:t>
+            </w:r>
+          </w:p>
+        </w:tc>
+        <w:tc>
+          <w:tcPr>
+            <w:tcW w:type="dxa" w:w="2760"/>
+            <w:tcMar>
+              <w:top w:w="80" w:type="dxa"/>
+              <w:start w:w="120" w:type="dxa"/>
+              <w:bottom w:w="80" w:type="dxa"/>
+              <w:end w:w="120" w:type="dxa"/>
+            </w:tcMar>
+            <w:vAlign w:val="center"/>
+            <w:shd w:fill="F2F4F7"/>
+          </w:tcPr>
+          <w:p>
+            <w:pPr>
+              <w:spacing w:after="0"/>
+            </w:pPr>
+            <w:r>
+              <w:rPr>
+                <w:rFonts w:ascii="Calibri" w:hAnsi="Calibri"/>
+                <w:b/>
+                <w:color w:val="172B4D"/>
+                <w:sz w:val="19"/>
+              </w:rPr>
+              <w:t>External dependency</w:t>
+            </w:r>
+          </w:p>
+        </w:tc>
+        <w:tc>
+          <w:tcPr>
+            <w:tcW w:type="dxa" w:w="3300"/>
+            <w:tcMar>
+              <w:top w:w="80" w:type="dxa"/>
+              <w:start w:w="120" w:type="dxa"/>
+              <w:bottom w:w="80" w:type="dxa"/>
+              <w:end w:w="120" w:type="dxa"/>
+            </w:tcMar>
+            <w:vAlign w:val="center"/>
+            <w:shd w:fill="F2F4F7"/>
+          </w:tcPr>
+          <w:p>
+            <w:pPr>
+              <w:spacing w:after="0"/>
+            </w:pPr>
+            <w:r>
+              <w:rPr>
+                <w:rFonts w:ascii="Calibri" w:hAnsi="Calibri"/>
+                <w:b/>
+                <w:color w:val="172B4D"/>
+                <w:sz w:val="19"/>
+              </w:rPr>
+              <w:t>Post-MVP only</w:t>
+            </w:r>
+          </w:p>
+        </w:tc>
+      </w:tr>
+      <w:tr>
+        <w:tc>
+          <w:tcPr>
+            <w:tcW w:type="dxa" w:w="3300"/>
+            <w:tcMar>
+              <w:top w:w="80" w:type="dxa"/>
+              <w:start w:w="120" w:type="dxa"/>
+              <w:bottom w:w="80" w:type="dxa"/>
+              <w:end w:w="120" w:type="dxa"/>
+            </w:tcMar>
+            <w:vAlign w:val="center"/>
+          </w:tcPr>
+          <w:p>
+            <w:pPr>
+              <w:spacing w:after="0"/>
+            </w:pPr>
+            <w:r>
+              <w:rPr>
+                <w:rFonts w:ascii="Calibri" w:hAnsi="Calibri"/>
+                <w:color w:val="000000"/>
+                <w:sz w:val="19"/>
+              </w:rPr>
+              <w:t>Sales workspace</w:t>
+              <w:br/>
+              <w:t>Public booking</w:t>
+              <w:br/>
+              <w:t>Webinar/session</w:t>
+              <w:br/>
+              <w:t>Registration</w:t>
+              <w:br/>
+              <w:t>Attendance</w:t>
+              <w:br/>
+              <w:t>Follow-up</w:t>
+            </w:r>
+          </w:p>
+        </w:tc>
+        <w:tc>
+          <w:tcPr>
+            <w:tcW w:type="dxa" w:w="2760"/>
+            <w:tcMar>
+              <w:top w:w="80" w:type="dxa"/>
+              <w:start w:w="120" w:type="dxa"/>
+              <w:bottom w:w="80" w:type="dxa"/>
+              <w:end w:w="120" w:type="dxa"/>
+            </w:tcMar>
+            <w:vAlign w:val="center"/>
+          </w:tcPr>
+          <w:p>
+            <w:pPr>
+              <w:spacing w:after="0"/>
+            </w:pPr>
+            <w:r>
+              <w:rPr>
+                <w:rFonts w:ascii="Calibri" w:hAnsi="Calibri"/>
+                <w:color w:val="000000"/>
+                <w:sz w:val="19"/>
+              </w:rPr>
+              <w:t>PostgreSQL</w:t>
+              <w:br/>
+              <w:t>Notification provider</w:t>
+              <w:br/>
+              <w:t>External meeting link</w:t>
+            </w:r>
+          </w:p>
+        </w:tc>
+        <w:tc>
+          <w:tcPr>
+            <w:tcW w:type="dxa" w:w="3300"/>
+            <w:tcMar>
+              <w:top w:w="80" w:type="dxa"/>
+              <w:start w:w="120" w:type="dxa"/>
+              <w:bottom w:w="80" w:type="dxa"/>
+              <w:end w:w="120" w:type="dxa"/>
+            </w:tcMar>
+            <w:vAlign w:val="center"/>
+          </w:tcPr>
+          <w:p>
+            <w:pPr>
+              <w:spacing w:after="0"/>
+            </w:pPr>
+            <w:r>
+              <w:rPr>
+                <w:rFonts w:ascii="Calibri" w:hAnsi="Calibri"/>
+                <w:color w:val="000000"/>
+                <w:sz w:val="19"/>
+              </w:rPr>
+              <w:t>Voucher</w:t>
+              <w:br/>
+              <w:t>Payment/billing integration</w:t>
+              <w:br/>
+              <w:t>Platform provisioning</w:t>
+              <w:br/>
+              <w:t>School/BOS pipeline</w:t>
+              <w:br/>
+              <w:t>Commission</w:t>
+            </w:r>
+          </w:p>
+        </w:tc>
+      </w:tr>
+    </w:tbl>
+    <w:p>
+      <w:pPr>
+        <w:spacing w:after="0"/>
+      </w:pPr>
+    </w:p>
+    <w:p>
+      <w:r>
+        <w:br w:type="page"/>
+      </w:r>
+    </w:p>
+    <w:p>
+      <w:pPr>
+        <w:pStyle w:val="Heading1"/>
+        <w:keepNext/>
+      </w:pPr>
+      <w:r>
+        <w:t>4. Domain and Data</w:t>
+      </w:r>
+    </w:p>
+    <w:tbl>
+      <w:tblPr>
+        <w:tblW w:type="dxa" w:w="9360"/>
+        <w:tblLayout w:type="fixed"/>
+        <w:tblLook w:firstColumn="1" w:firstRow="1" w:lastColumn="0" w:lastRow="0" w:noHBand="0" w:noVBand="1" w:val="04A0"/>
+        <w:jc w:val="left"/>
+        <w:tblInd w:w="120" w:type="dxa"/>
+        <w:tblBorders>
+          <w:top w:val="single" w:sz="6" w:space="0" w:color="D9DEE7"/>
+          <w:left w:val="single" w:sz="6" w:space="0" w:color="D9DEE7"/>
+          <w:bottom w:val="single" w:sz="6" w:space="0" w:color="D9DEE7"/>
+          <w:right w:val="single" w:sz="6" w:space="0" w:color="D9DEE7"/>
+          <w:insideH w:val="single" w:sz="6" w:space="0" w:color="D9DEE7"/>
+          <w:insideV w:val="single" w:sz="6" w:space="0" w:color="D9DEE7"/>
+        </w:tblBorders>
+      </w:tblPr>
+      <w:tblGrid>
+        <w:gridCol w:w="2550"/>
+        <w:gridCol w:w="3410"/>
+        <w:gridCol w:w="3400"/>
+      </w:tblGrid>
+      <w:tr>
+        <w:trPr>
+          <w:tblHeader w:val="true"/>
+        </w:trPr>
+        <w:tc>
+          <w:tcPr>
+            <w:tcW w:type="dxa" w:w="2550"/>
+            <w:tcMar>
+              <w:top w:w="80" w:type="dxa"/>
+              <w:start w:w="120" w:type="dxa"/>
+              <w:bottom w:w="80" w:type="dxa"/>
+              <w:end w:w="120" w:type="dxa"/>
+            </w:tcMar>
+            <w:vAlign w:val="center"/>
+            <w:shd w:fill="F2F4F7"/>
+          </w:tcPr>
+          <w:p>
+            <w:pPr>
+              <w:spacing w:after="0"/>
+            </w:pPr>
+            <w:r>
+              <w:rPr>
+                <w:rFonts w:ascii="Calibri" w:hAnsi="Calibri"/>
+                <w:b/>
+                <w:color w:val="172B4D"/>
+                <w:sz w:val="19"/>
+              </w:rPr>
+              <w:t>Entity</w:t>
+            </w:r>
+          </w:p>
+        </w:tc>
+        <w:tc>
+          <w:tcPr>
+            <w:tcW w:type="dxa" w:w="3410"/>
+            <w:tcMar>
+              <w:top w:w="80" w:type="dxa"/>
+              <w:start w:w="120" w:type="dxa"/>
+              <w:bottom w:w="80" w:type="dxa"/>
+              <w:end w:w="120" w:type="dxa"/>
+            </w:tcMar>
+            <w:vAlign w:val="center"/>
+            <w:shd w:fill="F2F4F7"/>
+          </w:tcPr>
+          <w:p>
+            <w:pPr>
+              <w:spacing w:after="0"/>
+            </w:pPr>
+            <w:r>
+              <w:rPr>
+                <w:rFonts w:ascii="Calibri" w:hAnsi="Calibri"/>
+                <w:b/>
+                <w:color w:val="172B4D"/>
+                <w:sz w:val="19"/>
+              </w:rPr>
+              <w:t>Purpose</w:t>
+            </w:r>
+          </w:p>
+        </w:tc>
+        <w:tc>
+          <w:tcPr>
+            <w:tcW w:type="dxa" w:w="3400"/>
+            <w:tcMar>
+              <w:top w:w="80" w:type="dxa"/>
+              <w:start w:w="120" w:type="dxa"/>
+              <w:bottom w:w="80" w:type="dxa"/>
+              <w:end w:w="120" w:type="dxa"/>
+            </w:tcMar>
+            <w:vAlign w:val="center"/>
+            <w:shd w:fill="F2F4F7"/>
+          </w:tcPr>
+          <w:p>
+            <w:pPr>
+              <w:spacing w:after="0"/>
+            </w:pPr>
+            <w:r>
+              <w:rPr>
+                <w:rFonts w:ascii="Calibri" w:hAnsi="Calibri"/>
+                <w:b/>
+                <w:color w:val="172B4D"/>
+                <w:sz w:val="19"/>
+              </w:rPr>
+              <w:t>Key invariant</w:t>
+            </w:r>
+          </w:p>
+        </w:tc>
+      </w:tr>
+      <w:tr>
+        <w:tc>
+          <w:tcPr>
+            <w:tcW w:type="dxa" w:w="2550"/>
+            <w:tcMar>
+              <w:top w:w="80" w:type="dxa"/>
+              <w:start w:w="120" w:type="dxa"/>
+              <w:bottom w:w="80" w:type="dxa"/>
+              <w:end w:w="120" w:type="dxa"/>
+            </w:tcMar>
+            <w:vAlign w:val="center"/>
+          </w:tcPr>
+          <w:p>
+            <w:pPr>
+              <w:spacing w:after="0"/>
+            </w:pPr>
+            <w:r>
+              <w:rPr>
+                <w:rFonts w:ascii="Calibri" w:hAnsi="Calibri"/>
+                <w:color w:val="000000"/>
+                <w:sz w:val="19"/>
+              </w:rPr>
+              <w:t>webinar_event</w:t>
+            </w:r>
+          </w:p>
+        </w:tc>
+        <w:tc>
+          <w:tcPr>
+            <w:tcW w:type="dxa" w:w="3410"/>
+            <w:tcMar>
+              <w:top w:w="80" w:type="dxa"/>
+              <w:start w:w="120" w:type="dxa"/>
+              <w:bottom w:w="80" w:type="dxa"/>
+              <w:end w:w="120" w:type="dxa"/>
+            </w:tcMar>
+            <w:vAlign w:val="center"/>
+          </w:tcPr>
+          <w:p>
+            <w:pPr>
+              <w:spacing w:after="0"/>
+            </w:pPr>
+            <w:r>
+              <w:rPr>
+                <w:rFonts w:ascii="Calibri" w:hAnsi="Calibri"/>
+                <w:color w:val="000000"/>
+                <w:sz w:val="19"/>
+              </w:rPr>
+              <w:t>Reusable webinar topic/template</w:t>
+            </w:r>
+          </w:p>
+        </w:tc>
+        <w:tc>
+          <w:tcPr>
+            <w:tcW w:type="dxa" w:w="3400"/>
+            <w:tcMar>
+              <w:top w:w="80" w:type="dxa"/>
+              <w:start w:w="120" w:type="dxa"/>
+              <w:bottom w:w="80" w:type="dxa"/>
+              <w:end w:w="120" w:type="dxa"/>
+            </w:tcMar>
+            <w:vAlign w:val="center"/>
+          </w:tcPr>
+          <w:p>
+            <w:pPr>
+              <w:spacing w:after="0"/>
+            </w:pPr>
+            <w:r>
+              <w:rPr>
+                <w:rFonts w:ascii="Calibri" w:hAnsi="Calibri"/>
+                <w:color w:val="000000"/>
+                <w:sz w:val="19"/>
+              </w:rPr>
+              <w:t>Owns one or more sessions</w:t>
+            </w:r>
+          </w:p>
+        </w:tc>
+      </w:tr>
+      <w:tr>
+        <w:tc>
+          <w:tcPr>
+            <w:tcW w:type="dxa" w:w="2550"/>
+            <w:tcMar>
+              <w:top w:w="80" w:type="dxa"/>
+              <w:start w:w="120" w:type="dxa"/>
+              <w:bottom w:w="80" w:type="dxa"/>
+              <w:end w:w="120" w:type="dxa"/>
+            </w:tcMar>
+            <w:vAlign w:val="center"/>
+          </w:tcPr>
+          <w:p>
+            <w:pPr>
+              <w:spacing w:after="0"/>
+            </w:pPr>
+            <w:r>
+              <w:rPr>
+                <w:rFonts w:ascii="Calibri" w:hAnsi="Calibri"/>
+                <w:color w:val="000000"/>
+                <w:sz w:val="19"/>
+              </w:rPr>
+              <w:t>webinar_session</w:t>
+            </w:r>
+          </w:p>
+        </w:tc>
+        <w:tc>
+          <w:tcPr>
+            <w:tcW w:type="dxa" w:w="3410"/>
+            <w:tcMar>
+              <w:top w:w="80" w:type="dxa"/>
+              <w:start w:w="120" w:type="dxa"/>
+              <w:bottom w:w="80" w:type="dxa"/>
+              <w:end w:w="120" w:type="dxa"/>
+            </w:tcMar>
+            <w:vAlign w:val="center"/>
+          </w:tcPr>
+          <w:p>
+            <w:pPr>
+              <w:spacing w:after="0"/>
+            </w:pPr>
+            <w:r>
+              <w:rPr>
+                <w:rFonts w:ascii="Calibri" w:hAnsi="Calibri"/>
+                <w:color w:val="000000"/>
+                <w:sz w:val="19"/>
+              </w:rPr>
+              <w:t>Concrete schedule and capacity</w:t>
+            </w:r>
+          </w:p>
+        </w:tc>
+        <w:tc>
+          <w:tcPr>
+            <w:tcW w:type="dxa" w:w="3400"/>
+            <w:tcMar>
+              <w:top w:w="80" w:type="dxa"/>
+              <w:start w:w="120" w:type="dxa"/>
+              <w:bottom w:w="80" w:type="dxa"/>
+              <w:end w:w="120" w:type="dxa"/>
+            </w:tcMar>
+            <w:vAlign w:val="center"/>
+          </w:tcPr>
+          <w:p>
+            <w:pPr>
+              <w:spacing w:after="0"/>
+            </w:pPr>
+            <w:r>
+              <w:rPr>
+                <w:rFonts w:ascii="Calibri" w:hAnsi="Calibri"/>
+                <w:color w:val="000000"/>
+                <w:sz w:val="19"/>
+              </w:rPr>
+              <w:t>Only published sessions accept booking</w:t>
+            </w:r>
+          </w:p>
+        </w:tc>
+      </w:tr>
+      <w:tr>
+        <w:tc>
+          <w:tcPr>
+            <w:tcW w:type="dxa" w:w="2550"/>
+            <w:tcMar>
+              <w:top w:w="80" w:type="dxa"/>
+              <w:start w:w="120" w:type="dxa"/>
+              <w:bottom w:w="80" w:type="dxa"/>
+              <w:end w:w="120" w:type="dxa"/>
+            </w:tcMar>
+            <w:vAlign w:val="center"/>
+          </w:tcPr>
+          <w:p>
+            <w:pPr>
+              <w:spacing w:after="0"/>
+            </w:pPr>
+            <w:r>
+              <w:rPr>
+                <w:rFonts w:ascii="Calibri" w:hAnsi="Calibri"/>
+                <w:color w:val="000000"/>
+                <w:sz w:val="19"/>
+              </w:rPr>
+              <w:t>participant</w:t>
+            </w:r>
+          </w:p>
+        </w:tc>
+        <w:tc>
+          <w:tcPr>
+            <w:tcW w:type="dxa" w:w="3410"/>
+            <w:tcMar>
+              <w:top w:w="80" w:type="dxa"/>
+              <w:start w:w="120" w:type="dxa"/>
+              <w:bottom w:w="80" w:type="dxa"/>
+              <w:end w:w="120" w:type="dxa"/>
+            </w:tcMar>
+            <w:vAlign w:val="center"/>
+          </w:tcPr>
+          <w:p>
+            <w:pPr>
+              <w:spacing w:after="0"/>
+            </w:pPr>
+            <w:r>
+              <w:rPr>
+                <w:rFonts w:ascii="Calibri" w:hAnsi="Calibri"/>
+                <w:color w:val="000000"/>
+                <w:sz w:val="19"/>
+              </w:rPr>
+              <w:t>Minimum contact data</w:t>
+            </w:r>
+          </w:p>
+        </w:tc>
+        <w:tc>
+          <w:tcPr>
+            <w:tcW w:type="dxa" w:w="3400"/>
+            <w:tcMar>
+              <w:top w:w="80" w:type="dxa"/>
+              <w:start w:w="120" w:type="dxa"/>
+              <w:bottom w:w="80" w:type="dxa"/>
+              <w:end w:w="120" w:type="dxa"/>
+            </w:tcMar>
+            <w:vAlign w:val="center"/>
+          </w:tcPr>
+          <w:p>
+            <w:pPr>
+              <w:spacing w:after="0"/>
+            </w:pPr>
+            <w:r>
+              <w:rPr>
+                <w:rFonts w:ascii="Calibri" w:hAnsi="Calibri"/>
+                <w:color w:val="000000"/>
+                <w:sz w:val="19"/>
+              </w:rPr>
+              <w:t>Normalized channel identifier</w:t>
+            </w:r>
+          </w:p>
+        </w:tc>
+      </w:tr>
+      <w:tr>
+        <w:tc>
+          <w:tcPr>
+            <w:tcW w:type="dxa" w:w="2550"/>
+            <w:tcMar>
+              <w:top w:w="80" w:type="dxa"/>
+              <w:start w:w="120" w:type="dxa"/>
+              <w:bottom w:w="80" w:type="dxa"/>
+              <w:end w:w="120" w:type="dxa"/>
+            </w:tcMar>
+            <w:vAlign w:val="center"/>
+          </w:tcPr>
+          <w:p>
+            <w:pPr>
+              <w:spacing w:after="0"/>
+            </w:pPr>
+            <w:r>
+              <w:rPr>
+                <w:rFonts w:ascii="Calibri" w:hAnsi="Calibri"/>
+                <w:color w:val="000000"/>
+                <w:sz w:val="19"/>
+              </w:rPr>
+              <w:t>webinar_registration</w:t>
+            </w:r>
+          </w:p>
+        </w:tc>
+        <w:tc>
+          <w:tcPr>
+            <w:tcW w:type="dxa" w:w="3410"/>
+            <w:tcMar>
+              <w:top w:w="80" w:type="dxa"/>
+              <w:start w:w="120" w:type="dxa"/>
+              <w:bottom w:w="80" w:type="dxa"/>
+              <w:end w:w="120" w:type="dxa"/>
+            </w:tcMar>
+            <w:vAlign w:val="center"/>
+          </w:tcPr>
+          <w:p>
+            <w:pPr>
+              <w:spacing w:after="0"/>
+            </w:pPr>
+            <w:r>
+              <w:rPr>
+                <w:rFonts w:ascii="Calibri" w:hAnsi="Calibri"/>
+                <w:color w:val="000000"/>
+                <w:sz w:val="19"/>
+              </w:rPr>
+              <w:t>Participant booking</w:t>
+            </w:r>
+          </w:p>
+        </w:tc>
+        <w:tc>
+          <w:tcPr>
+            <w:tcW w:type="dxa" w:w="3400"/>
+            <w:tcMar>
+              <w:top w:w="80" w:type="dxa"/>
+              <w:start w:w="120" w:type="dxa"/>
+              <w:bottom w:w="80" w:type="dxa"/>
+              <w:end w:w="120" w:type="dxa"/>
+            </w:tcMar>
+            <w:vAlign w:val="center"/>
+          </w:tcPr>
+          <w:p>
+            <w:pPr>
+              <w:spacing w:after="0"/>
+            </w:pPr>
+            <w:r>
+              <w:rPr>
+                <w:rFonts w:ascii="Calibri" w:hAnsi="Calibri"/>
+                <w:color w:val="000000"/>
+                <w:sz w:val="19"/>
+              </w:rPr>
+              <w:t>No duplicate active registration per policy</w:t>
+            </w:r>
+          </w:p>
+        </w:tc>
+      </w:tr>
+      <w:tr>
+        <w:tc>
+          <w:tcPr>
+            <w:tcW w:type="dxa" w:w="2550"/>
+            <w:tcMar>
+              <w:top w:w="80" w:type="dxa"/>
+              <w:start w:w="120" w:type="dxa"/>
+              <w:bottom w:w="80" w:type="dxa"/>
+              <w:end w:w="120" w:type="dxa"/>
+            </w:tcMar>
+            <w:vAlign w:val="center"/>
+          </w:tcPr>
+          <w:p>
+            <w:pPr>
+              <w:spacing w:after="0"/>
+            </w:pPr>
+            <w:r>
+              <w:rPr>
+                <w:rFonts w:ascii="Calibri" w:hAnsi="Calibri"/>
+                <w:color w:val="000000"/>
+                <w:sz w:val="19"/>
+              </w:rPr>
+              <w:t>attendance_record</w:t>
+            </w:r>
+          </w:p>
+        </w:tc>
+        <w:tc>
+          <w:tcPr>
+            <w:tcW w:type="dxa" w:w="3410"/>
+            <w:tcMar>
+              <w:top w:w="80" w:type="dxa"/>
+              <w:start w:w="120" w:type="dxa"/>
+              <w:bottom w:w="80" w:type="dxa"/>
+              <w:end w:w="120" w:type="dxa"/>
+            </w:tcMar>
+            <w:vAlign w:val="center"/>
+          </w:tcPr>
+          <w:p>
+            <w:pPr>
+              <w:spacing w:after="0"/>
+            </w:pPr>
+            <w:r>
+              <w:rPr>
+                <w:rFonts w:ascii="Calibri" w:hAnsi="Calibri"/>
+                <w:color w:val="000000"/>
+                <w:sz w:val="19"/>
+              </w:rPr>
+              <w:t>Attended/no-show result</w:t>
+            </w:r>
+          </w:p>
+        </w:tc>
+        <w:tc>
+          <w:tcPr>
+            <w:tcW w:type="dxa" w:w="3400"/>
+            <w:tcMar>
+              <w:top w:w="80" w:type="dxa"/>
+              <w:start w:w="120" w:type="dxa"/>
+              <w:bottom w:w="80" w:type="dxa"/>
+              <w:end w:w="120" w:type="dxa"/>
+            </w:tcMar>
+            <w:vAlign w:val="center"/>
+          </w:tcPr>
+          <w:p>
+            <w:pPr>
+              <w:spacing w:after="0"/>
+            </w:pPr>
+            <w:r>
+              <w:rPr>
+                <w:rFonts w:ascii="Calibri" w:hAnsi="Calibri"/>
+                <w:color w:val="000000"/>
+                <w:sz w:val="19"/>
+              </w:rPr>
+              <w:t>Correction is audited</w:t>
+            </w:r>
+          </w:p>
+        </w:tc>
+      </w:tr>
+      <w:tr>
+        <w:tc>
+          <w:tcPr>
+            <w:tcW w:type="dxa" w:w="2550"/>
+            <w:tcMar>
+              <w:top w:w="80" w:type="dxa"/>
+              <w:start w:w="120" w:type="dxa"/>
+              <w:bottom w:w="80" w:type="dxa"/>
+              <w:end w:w="120" w:type="dxa"/>
+            </w:tcMar>
+            <w:vAlign w:val="center"/>
+          </w:tcPr>
+          <w:p>
+            <w:pPr>
+              <w:spacing w:after="0"/>
+            </w:pPr>
+            <w:r>
+              <w:rPr>
+                <w:rFonts w:ascii="Calibri" w:hAnsi="Calibri"/>
+                <w:color w:val="000000"/>
+                <w:sz w:val="19"/>
+              </w:rPr>
+              <w:t>notification_job</w:t>
+            </w:r>
+          </w:p>
+        </w:tc>
+        <w:tc>
+          <w:tcPr>
+            <w:tcW w:type="dxa" w:w="3410"/>
+            <w:tcMar>
+              <w:top w:w="80" w:type="dxa"/>
+              <w:start w:w="120" w:type="dxa"/>
+              <w:bottom w:w="80" w:type="dxa"/>
+              <w:end w:w="120" w:type="dxa"/>
+            </w:tcMar>
+            <w:vAlign w:val="center"/>
+          </w:tcPr>
+          <w:p>
+            <w:pPr>
+              <w:spacing w:after="0"/>
+            </w:pPr>
+            <w:r>
+              <w:rPr>
+                <w:rFonts w:ascii="Calibri" w:hAnsi="Calibri"/>
+                <w:color w:val="000000"/>
+                <w:sz w:val="19"/>
+              </w:rPr>
+              <w:t>Confirmation/reminder delivery</w:t>
+            </w:r>
+          </w:p>
+        </w:tc>
+        <w:tc>
+          <w:tcPr>
+            <w:tcW w:type="dxa" w:w="3400"/>
+            <w:tcMar>
+              <w:top w:w="80" w:type="dxa"/>
+              <w:start w:w="120" w:type="dxa"/>
+              <w:bottom w:w="80" w:type="dxa"/>
+              <w:end w:w="120" w:type="dxa"/>
+            </w:tcMar>
+            <w:vAlign w:val="center"/>
+          </w:tcPr>
+          <w:p>
+            <w:pPr>
+              <w:spacing w:after="0"/>
+            </w:pPr>
+            <w:r>
+              <w:rPr>
+                <w:rFonts w:ascii="Calibri" w:hAnsi="Calibri"/>
+                <w:color w:val="000000"/>
+                <w:sz w:val="19"/>
+              </w:rPr>
+              <w:t>Claimed idempotently by worker</w:t>
+            </w:r>
+          </w:p>
+        </w:tc>
+      </w:tr>
+      <w:tr>
+        <w:tc>
+          <w:tcPr>
+            <w:tcW w:type="dxa" w:w="2550"/>
+            <w:tcMar>
+              <w:top w:w="80" w:type="dxa"/>
+              <w:start w:w="120" w:type="dxa"/>
+              <w:bottom w:w="80" w:type="dxa"/>
+              <w:end w:w="120" w:type="dxa"/>
+            </w:tcMar>
+            <w:vAlign w:val="center"/>
+          </w:tcPr>
+          <w:p>
+            <w:pPr>
+              <w:spacing w:after="0"/>
+            </w:pPr>
+            <w:r>
+              <w:rPr>
+                <w:rFonts w:ascii="Calibri" w:hAnsi="Calibri"/>
+                <w:color w:val="000000"/>
+                <w:sz w:val="19"/>
+              </w:rPr>
+              <w:t>follow_up_task</w:t>
+            </w:r>
+          </w:p>
+        </w:tc>
+        <w:tc>
+          <w:tcPr>
+            <w:tcW w:type="dxa" w:w="3410"/>
+            <w:tcMar>
+              <w:top w:w="80" w:type="dxa"/>
+              <w:start w:w="120" w:type="dxa"/>
+              <w:bottom w:w="80" w:type="dxa"/>
+              <w:end w:w="120" w:type="dxa"/>
+            </w:tcMar>
+            <w:vAlign w:val="center"/>
+          </w:tcPr>
+          <w:p>
+            <w:pPr>
+              <w:spacing w:after="0"/>
+            </w:pPr>
+            <w:r>
+              <w:rPr>
+                <w:rFonts w:ascii="Calibri" w:hAnsi="Calibri"/>
+                <w:color w:val="000000"/>
+                <w:sz w:val="19"/>
+              </w:rPr>
+              <w:t>Sales action after webinar</w:t>
+            </w:r>
+          </w:p>
+        </w:tc>
+        <w:tc>
+          <w:tcPr>
+            <w:tcW w:type="dxa" w:w="3400"/>
+            <w:tcMar>
+              <w:top w:w="80" w:type="dxa"/>
+              <w:start w:w="120" w:type="dxa"/>
+              <w:bottom w:w="80" w:type="dxa"/>
+              <w:end w:w="120" w:type="dxa"/>
+            </w:tcMar>
+            <w:vAlign w:val="center"/>
+          </w:tcPr>
+          <w:p>
+            <w:pPr>
+              <w:spacing w:after="0"/>
+            </w:pPr>
+            <w:r>
+              <w:rPr>
+                <w:rFonts w:ascii="Calibri" w:hAnsi="Calibri"/>
+                <w:color w:val="000000"/>
+                <w:sz w:val="19"/>
+              </w:rPr>
+              <w:t>Owned and status-tracked</w:t>
+            </w:r>
+          </w:p>
+        </w:tc>
+      </w:tr>
+      <w:tr>
+        <w:tc>
+          <w:tcPr>
+            <w:tcW w:type="dxa" w:w="2550"/>
+            <w:tcMar>
+              <w:top w:w="80" w:type="dxa"/>
+              <w:start w:w="120" w:type="dxa"/>
+              <w:bottom w:w="80" w:type="dxa"/>
+              <w:end w:w="120" w:type="dxa"/>
+            </w:tcMar>
+            <w:vAlign w:val="center"/>
+          </w:tcPr>
+          <w:p>
+            <w:pPr>
+              <w:spacing w:after="0"/>
+            </w:pPr>
+            <w:r>
+              <w:rPr>
+                <w:rFonts w:ascii="Calibri" w:hAnsi="Calibri"/>
+                <w:color w:val="000000"/>
+                <w:sz w:val="19"/>
+              </w:rPr>
+              <w:t>audit_log</w:t>
+            </w:r>
+          </w:p>
+        </w:tc>
+        <w:tc>
+          <w:tcPr>
+            <w:tcW w:type="dxa" w:w="3410"/>
+            <w:tcMar>
+              <w:top w:w="80" w:type="dxa"/>
+              <w:start w:w="120" w:type="dxa"/>
+              <w:bottom w:w="80" w:type="dxa"/>
+              <w:end w:w="120" w:type="dxa"/>
+            </w:tcMar>
+            <w:vAlign w:val="center"/>
+          </w:tcPr>
+          <w:p>
+            <w:pPr>
+              <w:spacing w:after="0"/>
+            </w:pPr>
+            <w:r>
+              <w:rPr>
+                <w:rFonts w:ascii="Calibri" w:hAnsi="Calibri"/>
+                <w:color w:val="000000"/>
+                <w:sz w:val="19"/>
+              </w:rPr>
+              <w:t>Sensitive change trace</w:t>
+            </w:r>
+          </w:p>
+        </w:tc>
+        <w:tc>
+          <w:tcPr>
+            <w:tcW w:type="dxa" w:w="3400"/>
+            <w:tcMar>
+              <w:top w:w="80" w:type="dxa"/>
+              <w:start w:w="120" w:type="dxa"/>
+              <w:bottom w:w="80" w:type="dxa"/>
+              <w:end w:w="120" w:type="dxa"/>
+            </w:tcMar>
+            <w:vAlign w:val="center"/>
+          </w:tcPr>
+          <w:p>
+            <w:pPr>
+              <w:spacing w:after="0"/>
+            </w:pPr>
+            <w:r>
+              <w:rPr>
+                <w:rFonts w:ascii="Calibri" w:hAnsi="Calibri"/>
+                <w:color w:val="000000"/>
+                <w:sz w:val="19"/>
+              </w:rPr>
+              <w:t>Append-only operational history</w:t>
+            </w:r>
+          </w:p>
+        </w:tc>
+      </w:tr>
+    </w:tbl>
+    <w:p>
+      <w:pPr>
+        <w:spacing w:after="0"/>
+      </w:pPr>
+    </w:p>
+    <w:p>
+      <w:pPr>
+        <w:pStyle w:val="Heading2"/>
+        <w:keepNext/>
+      </w:pPr>
+      <w:r>
+        <w:t>4.1 Capacity transaction</w:t>
+      </w:r>
+    </w:p>
+    <w:p>
+      <w:pPr>
+        <w:spacing w:before="0" w:after="120" w:line="264" w:lineRule="auto"/>
+      </w:pPr>
+      <w:r>
+        <w:rPr>
+          <w:rFonts w:ascii="Calibri" w:hAnsi="Calibri"/>
+          <w:color w:val="000000"/>
+          <w:sz w:val="22"/>
+        </w:rPr>
+        <w:t>Capacity check, registration insert, confirmation job, and audit record are committed atomically. Concurrent requests cannot exceed available seats. Reschedule reserves the target before releasing the original seat.</w:t>
+      </w:r>
+    </w:p>
+    <w:p>
+      <w:pPr>
+        <w:pStyle w:val="Heading2"/>
+        <w:keepNext/>
+      </w:pPr>
+      <w:r>
+        <w:t>4.2 Future-compatible data</w:t>
+      </w:r>
+    </w:p>
+    <w:p>
+      <w:pPr>
+        <w:numPr>
+          <w:ilvl w:val="0"/>
+          <w:numId w:val="10"/>
+        </w:numPr>
+      </w:pPr>
+      <w:r>
+        <w:rPr>
+          <w:rFonts w:ascii="Calibri" w:hAnsi="Calibri"/>
+          <w:color w:val="000000"/>
+          <w:sz w:val="22"/>
+        </w:rPr>
+        <w:t>Use stable registration_id and participant_id.</w:t>
+      </w:r>
+    </w:p>
+    <w:p>
+      <w:pPr>
+        <w:numPr>
+          <w:ilvl w:val="0"/>
+          <w:numId w:val="10"/>
+        </w:numPr>
+      </w:pPr>
+      <w:r>
+        <w:rPr>
+          <w:rFonts w:ascii="Calibri" w:hAnsi="Calibri"/>
+          <w:color w:val="000000"/>
+          <w:sz w:val="22"/>
+        </w:rPr>
+        <w:t>Store salesperson_id, source, and optional campaign_reference.</w:t>
+      </w:r>
+    </w:p>
+    <w:p>
+      <w:pPr>
+        <w:numPr>
+          <w:ilvl w:val="0"/>
+          <w:numId w:val="10"/>
+        </w:numPr>
+      </w:pPr>
+      <w:r>
+        <w:rPr>
+          <w:rFonts w:ascii="Calibri" w:hAnsi="Calibri"/>
+          <w:color w:val="000000"/>
+          <w:sz w:val="22"/>
+        </w:rPr>
+        <w:t>Keep attendance source and timestamp auditable.</w:t>
+      </w:r>
+    </w:p>
+    <w:p>
+      <w:pPr>
+        <w:numPr>
+          <w:ilvl w:val="0"/>
+          <w:numId w:val="10"/>
+        </w:numPr>
+      </w:pPr>
+      <w:r>
+        <w:rPr>
+          <w:rFonts w:ascii="Calibri" w:hAnsi="Calibri"/>
+          <w:color w:val="000000"/>
+          <w:sz w:val="22"/>
+        </w:rPr>
+        <w:t>Do not create voucher, payment, opportunity, or commission tables yet.</w:t>
+      </w:r>
+    </w:p>
+    <w:p>
+      <w:r>
+        <w:br w:type="page"/>
+      </w:r>
+    </w:p>
+    <w:p>
+      <w:pPr>
+        <w:pStyle w:val="Heading1"/>
+        <w:keepNext/>
+      </w:pPr>
+      <w:r>
+        <w:t>5. API and Background Work</w:t>
+      </w:r>
+    </w:p>
+    <w:tbl>
+      <w:tblPr>
+        <w:tblW w:type="dxa" w:w="9360"/>
+        <w:tblLayout w:type="fixed"/>
+        <w:tblLook w:firstColumn="1" w:firstRow="1" w:lastColumn="0" w:lastRow="0" w:noHBand="0" w:noVBand="1" w:val="04A0"/>
+        <w:jc w:val="left"/>
+        <w:tblInd w:w="120" w:type="dxa"/>
+        <w:tblBorders>
+          <w:top w:val="single" w:sz="6" w:space="0" w:color="D9DEE7"/>
+          <w:left w:val="single" w:sz="6" w:space="0" w:color="D9DEE7"/>
+          <w:bottom w:val="single" w:sz="6" w:space="0" w:color="D9DEE7"/>
+          <w:right w:val="single" w:sz="6" w:space="0" w:color="D9DEE7"/>
+          <w:insideH w:val="single" w:sz="6" w:space="0" w:color="D9DEE7"/>
+          <w:insideV w:val="single" w:sz="6" w:space="0" w:color="D9DEE7"/>
+        </w:tblBorders>
+      </w:tblPr>
+      <w:tblGrid>
+        <w:gridCol w:w="4900"/>
+        <w:gridCol w:w="4460"/>
+      </w:tblGrid>
+      <w:tr>
+        <w:trPr>
+          <w:tblHeader w:val="true"/>
+        </w:trPr>
+        <w:tc>
+          <w:tcPr>
+            <w:tcW w:type="dxa" w:w="4900"/>
+            <w:tcMar>
+              <w:top w:w="80" w:type="dxa"/>
+              <w:start w:w="120" w:type="dxa"/>
+              <w:bottom w:w="80" w:type="dxa"/>
+              <w:end w:w="120" w:type="dxa"/>
+            </w:tcMar>
+            <w:vAlign w:val="center"/>
+            <w:shd w:fill="F2F4F7"/>
+          </w:tcPr>
+          <w:p>
+            <w:pPr>
+              <w:spacing w:after="0"/>
+            </w:pPr>
+            <w:r>
+              <w:rPr>
+                <w:rFonts w:ascii="Calibri" w:hAnsi="Calibri"/>
+                <w:b/>
+                <w:color w:val="172B4D"/>
+                <w:sz w:val="19"/>
+              </w:rPr>
+              <w:t>Endpoint</w:t>
+            </w:r>
+          </w:p>
+        </w:tc>
+        <w:tc>
+          <w:tcPr>
+            <w:tcW w:type="dxa" w:w="4460"/>
+            <w:tcMar>
+              <w:top w:w="80" w:type="dxa"/>
+              <w:start w:w="120" w:type="dxa"/>
+              <w:bottom w:w="80" w:type="dxa"/>
+              <w:end w:w="120" w:type="dxa"/>
+            </w:tcMar>
+            <w:vAlign w:val="center"/>
+            <w:shd w:fill="F2F4F7"/>
+          </w:tcPr>
+          <w:p>
+            <w:pPr>
+              <w:spacing w:after="0"/>
+            </w:pPr>
+            <w:r>
+              <w:rPr>
+                <w:rFonts w:ascii="Calibri" w:hAnsi="Calibri"/>
+                <w:b/>
+                <w:color w:val="172B4D"/>
+                <w:sz w:val="19"/>
+              </w:rPr>
+              <w:t>Purpose</w:t>
+            </w:r>
+          </w:p>
+        </w:tc>
+      </w:tr>
+      <w:tr>
+        <w:tc>
+          <w:tcPr>
+            <w:tcW w:type="dxa" w:w="4900"/>
+            <w:tcMar>
+              <w:top w:w="80" w:type="dxa"/>
+              <w:start w:w="120" w:type="dxa"/>
+              <w:bottom w:w="80" w:type="dxa"/>
+              <w:end w:w="120" w:type="dxa"/>
+            </w:tcMar>
+            <w:vAlign w:val="center"/>
+          </w:tcPr>
+          <w:p>
+            <w:pPr>
+              <w:spacing w:after="0"/>
+            </w:pPr>
+            <w:r>
+              <w:rPr>
+                <w:rFonts w:ascii="Calibri" w:hAnsi="Calibri"/>
+                <w:color w:val="000000"/>
+                <w:sz w:val="19"/>
+              </w:rPr>
+              <w:t>GET /v1/public/webinars/{token}</w:t>
+            </w:r>
+          </w:p>
+        </w:tc>
+        <w:tc>
+          <w:tcPr>
+            <w:tcW w:type="dxa" w:w="4460"/>
+            <w:tcMar>
+              <w:top w:w="80" w:type="dxa"/>
+              <w:start w:w="120" w:type="dxa"/>
+              <w:bottom w:w="80" w:type="dxa"/>
+              <w:end w:w="120" w:type="dxa"/>
+            </w:tcMar>
+            <w:vAlign w:val="center"/>
+          </w:tcPr>
+          <w:p>
+            <w:pPr>
+              <w:spacing w:after="0"/>
+            </w:pPr>
+            <w:r>
+              <w:rPr>
+                <w:rFonts w:ascii="Calibri" w:hAnsi="Calibri"/>
+                <w:color w:val="000000"/>
+                <w:sz w:val="19"/>
+              </w:rPr>
+              <w:t>Show published sessions and availability</w:t>
+            </w:r>
+          </w:p>
+        </w:tc>
+      </w:tr>
+      <w:tr>
+        <w:tc>
+          <w:tcPr>
+            <w:tcW w:type="dxa" w:w="4900"/>
+            <w:tcMar>
+              <w:top w:w="80" w:type="dxa"/>
+              <w:start w:w="120" w:type="dxa"/>
+              <w:bottom w:w="80" w:type="dxa"/>
+              <w:end w:w="120" w:type="dxa"/>
+            </w:tcMar>
+            <w:vAlign w:val="center"/>
+          </w:tcPr>
+          <w:p>
+            <w:pPr>
+              <w:spacing w:after="0"/>
+            </w:pPr>
+            <w:r>
+              <w:rPr>
+                <w:rFonts w:ascii="Calibri" w:hAnsi="Calibri"/>
+                <w:color w:val="000000"/>
+                <w:sz w:val="19"/>
+              </w:rPr>
+              <w:t>POST /v1/public/webinars/{token}/registrations</w:t>
+            </w:r>
+          </w:p>
+        </w:tc>
+        <w:tc>
+          <w:tcPr>
+            <w:tcW w:type="dxa" w:w="4460"/>
+            <w:tcMar>
+              <w:top w:w="80" w:type="dxa"/>
+              <w:start w:w="120" w:type="dxa"/>
+              <w:bottom w:w="80" w:type="dxa"/>
+              <w:end w:w="120" w:type="dxa"/>
+            </w:tcMar>
+            <w:vAlign w:val="center"/>
+          </w:tcPr>
+          <w:p>
+            <w:pPr>
+              <w:spacing w:after="0"/>
+            </w:pPr>
+            <w:r>
+              <w:rPr>
+                <w:rFonts w:ascii="Calibri" w:hAnsi="Calibri"/>
+                <w:color w:val="000000"/>
+                <w:sz w:val="19"/>
+              </w:rPr>
+              <w:t>Create booking with capacity/duplicate checks</w:t>
+            </w:r>
+          </w:p>
+        </w:tc>
+      </w:tr>
+      <w:tr>
+        <w:tc>
+          <w:tcPr>
+            <w:tcW w:type="dxa" w:w="4900"/>
+            <w:tcMar>
+              <w:top w:w="80" w:type="dxa"/>
+              <w:start w:w="120" w:type="dxa"/>
+              <w:bottom w:w="80" w:type="dxa"/>
+              <w:end w:w="120" w:type="dxa"/>
+            </w:tcMar>
+            <w:vAlign w:val="center"/>
+          </w:tcPr>
+          <w:p>
+            <w:pPr>
+              <w:spacing w:after="0"/>
+            </w:pPr>
+            <w:r>
+              <w:rPr>
+                <w:rFonts w:ascii="Calibri" w:hAnsi="Calibri"/>
+                <w:color w:val="000000"/>
+                <w:sz w:val="19"/>
+              </w:rPr>
+              <w:t>POST /v1/public/registrations/{token}/cancel</w:t>
+            </w:r>
+          </w:p>
+        </w:tc>
+        <w:tc>
+          <w:tcPr>
+            <w:tcW w:type="dxa" w:w="4460"/>
+            <w:tcMar>
+              <w:top w:w="80" w:type="dxa"/>
+              <w:start w:w="120" w:type="dxa"/>
+              <w:bottom w:w="80" w:type="dxa"/>
+              <w:end w:w="120" w:type="dxa"/>
+            </w:tcMar>
+            <w:vAlign w:val="center"/>
+          </w:tcPr>
+          <w:p>
+            <w:pPr>
+              <w:spacing w:after="0"/>
+            </w:pPr>
+            <w:r>
+              <w:rPr>
+                <w:rFonts w:ascii="Calibri" w:hAnsi="Calibri"/>
+                <w:color w:val="000000"/>
+                <w:sz w:val="19"/>
+              </w:rPr>
+              <w:t>Cancel a registration and pending reminders</w:t>
+            </w:r>
+          </w:p>
+        </w:tc>
+      </w:tr>
+      <w:tr>
+        <w:tc>
+          <w:tcPr>
+            <w:tcW w:type="dxa" w:w="4900"/>
+            <w:tcMar>
+              <w:top w:w="80" w:type="dxa"/>
+              <w:start w:w="120" w:type="dxa"/>
+              <w:bottom w:w="80" w:type="dxa"/>
+              <w:end w:w="120" w:type="dxa"/>
+            </w:tcMar>
+            <w:vAlign w:val="center"/>
+          </w:tcPr>
+          <w:p>
+            <w:pPr>
+              <w:spacing w:after="0"/>
+            </w:pPr>
+            <w:r>
+              <w:rPr>
+                <w:rFonts w:ascii="Calibri" w:hAnsi="Calibri"/>
+                <w:color w:val="000000"/>
+                <w:sz w:val="19"/>
+              </w:rPr>
+              <w:t>POST /v1/public/registrations/{token}/reschedule</w:t>
+            </w:r>
+          </w:p>
+        </w:tc>
+        <w:tc>
+          <w:tcPr>
+            <w:tcW w:type="dxa" w:w="4460"/>
+            <w:tcMar>
+              <w:top w:w="80" w:type="dxa"/>
+              <w:start w:w="120" w:type="dxa"/>
+              <w:bottom w:w="80" w:type="dxa"/>
+              <w:end w:w="120" w:type="dxa"/>
+            </w:tcMar>
+            <w:vAlign w:val="center"/>
+          </w:tcPr>
+          <w:p>
+            <w:pPr>
+              <w:spacing w:after="0"/>
+            </w:pPr>
+            <w:r>
+              <w:rPr>
+                <w:rFonts w:ascii="Calibri" w:hAnsi="Calibri"/>
+                <w:color w:val="000000"/>
+                <w:sz w:val="19"/>
+              </w:rPr>
+              <w:t>Atomically move booking to another session</w:t>
+            </w:r>
+          </w:p>
+        </w:tc>
+      </w:tr>
+      <w:tr>
+        <w:tc>
+          <w:tcPr>
+            <w:tcW w:type="dxa" w:w="4900"/>
+            <w:tcMar>
+              <w:top w:w="80" w:type="dxa"/>
+              <w:start w:w="120" w:type="dxa"/>
+              <w:bottom w:w="80" w:type="dxa"/>
+              <w:end w:w="120" w:type="dxa"/>
+            </w:tcMar>
+            <w:vAlign w:val="center"/>
+          </w:tcPr>
+          <w:p>
+            <w:pPr>
+              <w:spacing w:after="0"/>
+            </w:pPr>
+            <w:r>
+              <w:rPr>
+                <w:rFonts w:ascii="Calibri" w:hAnsi="Calibri"/>
+                <w:color w:val="000000"/>
+                <w:sz w:val="19"/>
+              </w:rPr>
+              <w:t>POST /v1/webinar-registrations/{id}/attendance</w:t>
+            </w:r>
+          </w:p>
+        </w:tc>
+        <w:tc>
+          <w:tcPr>
+            <w:tcW w:type="dxa" w:w="4460"/>
+            <w:tcMar>
+              <w:top w:w="80" w:type="dxa"/>
+              <w:start w:w="120" w:type="dxa"/>
+              <w:bottom w:w="80" w:type="dxa"/>
+              <w:end w:w="120" w:type="dxa"/>
+            </w:tcMar>
+            <w:vAlign w:val="center"/>
+          </w:tcPr>
+          <w:p>
+            <w:pPr>
+              <w:spacing w:after="0"/>
+            </w:pPr>
+            <w:r>
+              <w:rPr>
+                <w:rFonts w:ascii="Calibri" w:hAnsi="Calibri"/>
+                <w:color w:val="000000"/>
+                <w:sz w:val="19"/>
+              </w:rPr>
+              <w:t>Record or correct attendance</w:t>
+            </w:r>
+          </w:p>
+        </w:tc>
+      </w:tr>
+      <w:tr>
+        <w:tc>
+          <w:tcPr>
+            <w:tcW w:type="dxa" w:w="4900"/>
+            <w:tcMar>
+              <w:top w:w="80" w:type="dxa"/>
+              <w:start w:w="120" w:type="dxa"/>
+              <w:bottom w:w="80" w:type="dxa"/>
+              <w:end w:w="120" w:type="dxa"/>
+            </w:tcMar>
+            <w:vAlign w:val="center"/>
+          </w:tcPr>
+          <w:p>
+            <w:pPr>
+              <w:spacing w:after="0"/>
+            </w:pPr>
+            <w:r>
+              <w:rPr>
+                <w:rFonts w:ascii="Calibri" w:hAnsi="Calibri"/>
+                <w:color w:val="000000"/>
+                <w:sz w:val="19"/>
+              </w:rPr>
+              <w:t>POST /v1/webinar-sessions/{id}/attendance-imports</w:t>
+            </w:r>
+          </w:p>
+        </w:tc>
+        <w:tc>
+          <w:tcPr>
+            <w:tcW w:type="dxa" w:w="4460"/>
+            <w:tcMar>
+              <w:top w:w="80" w:type="dxa"/>
+              <w:start w:w="120" w:type="dxa"/>
+              <w:bottom w:w="80" w:type="dxa"/>
+              <w:end w:w="120" w:type="dxa"/>
+            </w:tcMar>
+            <w:vAlign w:val="center"/>
+          </w:tcPr>
+          <w:p>
+            <w:pPr>
+              <w:spacing w:after="0"/>
+            </w:pPr>
+            <w:r>
+              <w:rPr>
+                <w:rFonts w:ascii="Calibri" w:hAnsi="Calibri"/>
+                <w:color w:val="000000"/>
+                <w:sz w:val="19"/>
+              </w:rPr>
+              <w:t>Preview and commit CSV attendance</w:t>
+            </w:r>
+          </w:p>
+        </w:tc>
+      </w:tr>
+      <w:tr>
+        <w:tc>
+          <w:tcPr>
+            <w:tcW w:type="dxa" w:w="4900"/>
+            <w:tcMar>
+              <w:top w:w="80" w:type="dxa"/>
+              <w:start w:w="120" w:type="dxa"/>
+              <w:bottom w:w="80" w:type="dxa"/>
+              <w:end w:w="120" w:type="dxa"/>
+            </w:tcMar>
+            <w:vAlign w:val="center"/>
+          </w:tcPr>
+          <w:p>
+            <w:pPr>
+              <w:spacing w:after="0"/>
+            </w:pPr>
+            <w:r>
+              <w:rPr>
+                <w:rFonts w:ascii="Calibri" w:hAnsi="Calibri"/>
+                <w:color w:val="000000"/>
+                <w:sz w:val="19"/>
+              </w:rPr>
+              <w:t>POST /v1/webinar-registrations/{id}/follow-ups</w:t>
+            </w:r>
+          </w:p>
+        </w:tc>
+        <w:tc>
+          <w:tcPr>
+            <w:tcW w:type="dxa" w:w="4460"/>
+            <w:tcMar>
+              <w:top w:w="80" w:type="dxa"/>
+              <w:start w:w="120" w:type="dxa"/>
+              <w:bottom w:w="80" w:type="dxa"/>
+              <w:end w:w="120" w:type="dxa"/>
+            </w:tcMar>
+            <w:vAlign w:val="center"/>
+          </w:tcPr>
+          <w:p>
+            <w:pPr>
+              <w:spacing w:after="0"/>
+            </w:pPr>
+            <w:r>
+              <w:rPr>
+                <w:rFonts w:ascii="Calibri" w:hAnsi="Calibri"/>
+                <w:color w:val="000000"/>
+                <w:sz w:val="19"/>
+              </w:rPr>
+              <w:t>Create salesperson follow-up</w:t>
+            </w:r>
+          </w:p>
+        </w:tc>
+      </w:tr>
+      <w:tr>
+        <w:tc>
+          <w:tcPr>
+            <w:tcW w:type="dxa" w:w="4900"/>
+            <w:tcMar>
+              <w:top w:w="80" w:type="dxa"/>
+              <w:start w:w="120" w:type="dxa"/>
+              <w:bottom w:w="80" w:type="dxa"/>
+              <w:end w:w="120" w:type="dxa"/>
+            </w:tcMar>
+            <w:vAlign w:val="center"/>
+          </w:tcPr>
+          <w:p>
+            <w:pPr>
+              <w:spacing w:after="0"/>
+            </w:pPr>
+            <w:r>
+              <w:rPr>
+                <w:rFonts w:ascii="Calibri" w:hAnsi="Calibri"/>
+                <w:color w:val="000000"/>
+                <w:sz w:val="19"/>
+              </w:rPr>
+              <w:t>GET /v1/webinar-sessions/{id}/export.csv</w:t>
+            </w:r>
+          </w:p>
+        </w:tc>
+        <w:tc>
+          <w:tcPr>
+            <w:tcW w:type="dxa" w:w="4460"/>
+            <w:tcMar>
+              <w:top w:w="80" w:type="dxa"/>
+              <w:start w:w="120" w:type="dxa"/>
+              <w:bottom w:w="80" w:type="dxa"/>
+              <w:end w:w="120" w:type="dxa"/>
+            </w:tcMar>
+            <w:vAlign w:val="center"/>
+          </w:tcPr>
+          <w:p>
+            <w:pPr>
+              <w:spacing w:after="0"/>
+            </w:pPr>
+            <w:r>
+              <w:rPr>
+                <w:rFonts w:ascii="Calibri" w:hAnsi="Calibri"/>
+                <w:color w:val="000000"/>
+                <w:sz w:val="19"/>
+              </w:rPr>
+              <w:t>Export participant list</w:t>
+            </w:r>
+          </w:p>
+        </w:tc>
+      </w:tr>
+    </w:tbl>
+    <w:p>
+      <w:pPr>
+        <w:spacing w:after="0"/>
+      </w:pPr>
+    </w:p>
+    <w:p>
+      <w:pPr>
+        <w:pStyle w:val="Heading2"/>
+        <w:keepNext/>
+      </w:pPr>
+      <w:r>
+        <w:t>5.1 Worker jobs</w:t>
+      </w:r>
+    </w:p>
+    <w:p>
+      <w:pPr>
+        <w:numPr>
+          <w:ilvl w:val="0"/>
+          <w:numId w:val="10"/>
+        </w:numPr>
+      </w:pPr>
+      <w:r>
+        <w:rPr>
+          <w:rFonts w:ascii="Calibri" w:hAnsi="Calibri"/>
+          <w:color w:val="000000"/>
+          <w:sz w:val="22"/>
+        </w:rPr>
+        <w:t>Confirmation and reminder delivery run outside the booking request.</w:t>
+      </w:r>
+    </w:p>
+    <w:p>
+      <w:pPr>
+        <w:numPr>
+          <w:ilvl w:val="0"/>
+          <w:numId w:val="10"/>
+        </w:numPr>
+      </w:pPr>
+      <w:r>
+        <w:rPr>
+          <w:rFonts w:ascii="Calibri" w:hAnsi="Calibri"/>
+          <w:color w:val="000000"/>
+          <w:sz w:val="22"/>
+        </w:rPr>
+        <w:t>PostgreSQL job rows use locking/lease, bounded concurrency, and retry budget.</w:t>
+      </w:r>
+    </w:p>
+    <w:p>
+      <w:pPr>
+        <w:numPr>
+          <w:ilvl w:val="0"/>
+          <w:numId w:val="10"/>
+        </w:numPr>
+      </w:pPr>
+      <w:r>
+        <w:rPr>
+          <w:rFonts w:ascii="Calibri" w:hAnsi="Calibri"/>
+          <w:color w:val="000000"/>
+          <w:sz w:val="22"/>
+        </w:rPr>
+        <w:t>Cancellation removes pending reminders idempotently.</w:t>
+      </w:r>
+    </w:p>
+    <w:p>
+      <w:pPr>
+        <w:numPr>
+          <w:ilvl w:val="0"/>
+          <w:numId w:val="10"/>
+        </w:numPr>
+      </w:pPr>
+      <w:r>
+        <w:rPr>
+          <w:rFonts w:ascii="Calibri" w:hAnsi="Calibri"/>
+          <w:color w:val="000000"/>
+          <w:sz w:val="22"/>
+        </w:rPr>
+        <w:t>Booking remains valid when notification delivery temporarily fails.</w:t>
+      </w:r>
+    </w:p>
+    <w:p>
+      <w:pPr>
+        <w:numPr>
+          <w:ilvl w:val="0"/>
+          <w:numId w:val="10"/>
+        </w:numPr>
+      </w:pPr>
+      <w:r>
+        <w:rPr>
+          <w:rFonts w:ascii="Calibri" w:hAnsi="Calibri"/>
+          <w:color w:val="000000"/>
+          <w:sz w:val="22"/>
+        </w:rPr>
+        <w:t>Outbound webhook is optional and added only when a real consumer exists.</w:t>
+      </w:r>
+    </w:p>
+    <w:p>
+      <w:r>
+        <w:br w:type="page"/>
+      </w:r>
+    </w:p>
+    <w:p>
+      <w:pPr>
+        <w:pStyle w:val="Heading1"/>
+        <w:keepNext/>
+      </w:pPr>
+      <w:r>
+        <w:t>6. Go Implementation</w:t>
+      </w:r>
+    </w:p>
+    <w:tbl>
+      <w:tblPr>
+        <w:tblW w:type="dxa" w:w="9360"/>
+        <w:tblLayout w:type="fixed"/>
+        <w:tblLook w:firstColumn="1" w:firstRow="1" w:lastColumn="0" w:lastRow="0" w:noHBand="0" w:noVBand="1" w:val="04A0"/>
+        <w:jc w:val="left"/>
+        <w:tblInd w:w="120" w:type="dxa"/>
+        <w:tblBorders>
+          <w:top w:val="single" w:sz="6" w:space="0" w:color="D9DEE7"/>
+          <w:left w:val="single" w:sz="6" w:space="0" w:color="D9DEE7"/>
+          <w:bottom w:val="single" w:sz="6" w:space="0" w:color="D9DEE7"/>
+          <w:right w:val="single" w:sz="6" w:space="0" w:color="D9DEE7"/>
+          <w:insideH w:val="single" w:sz="6" w:space="0" w:color="D9DEE7"/>
+          <w:insideV w:val="single" w:sz="6" w:space="0" w:color="D9DEE7"/>
+        </w:tblBorders>
+      </w:tblPr>
+      <w:tblGrid>
+        <w:gridCol w:w="1600"/>
+        <w:gridCol w:w="2700"/>
         <w:gridCol w:w="5060"/>
       </w:tblGrid>
       <w:tr>
@@ -1886,7 +4104,7 @@
         </w:trPr>
         <w:tc>
           <w:tcPr>
-            <w:tcW w:type="dxa" w:w="1700"/>
+            <w:tcW w:type="dxa" w:w="1600"/>
             <w:tcMar>
               <w:top w:w="80" w:type="dxa"/>
               <w:start w:w="120" w:type="dxa"/>
@@ -1913,7 +4131,7 @@
         </w:tc>
         <w:tc>
           <w:tcPr>
-            <w:tcW w:type="dxa" w:w="2600"/>
+            <w:tcW w:type="dxa" w:w="2700"/>
             <w:tcMar>
               <w:top w:w="80" w:type="dxa"/>
               <w:start w:w="120" w:type="dxa"/>
@@ -1934,7 +4152,7 @@
                 <w:color w:val="172B4D"/>
                 <w:sz w:val="19"/>
               </w:rPr>
-              <w:t>Go baseline</w:t>
+              <w:t>Go layout</w:t>
             </w:r>
           </w:p>
         </w:tc>
@@ -1969,7 +4187,7 @@
       <w:tr>
         <w:tc>
           <w:tcPr>
-            <w:tcW w:type="dxa" w:w="1700"/>
+            <w:tcW w:type="dxa" w:w="1600"/>
             <w:tcMar>
               <w:top w:w="80" w:type="dxa"/>
               <w:start w:w="120" w:type="dxa"/>
@@ -1994,7 +4212,7 @@
         </w:tc>
         <w:tc>
           <w:tcPr>
-            <w:tcW w:type="dxa" w:w="2600"/>
+            <w:tcW w:type="dxa" w:w="2700"/>
             <w:tcMar>
               <w:top w:w="80" w:type="dxa"/>
               <w:start w:w="120" w:type="dxa"/>
@@ -2038,7 +4256,7 @@
                 <w:color w:val="000000"/>
                 <w:sz w:val="19"/>
               </w:rPr>
-              <w:t>REST API, public booking, internal UI API, webhook receiver</w:t>
+              <w:t>Internal API and public booking</w:t>
             </w:r>
           </w:p>
         </w:tc>
@@ -2046,7 +4264,7 @@
       <w:tr>
         <w:tc>
           <w:tcPr>
-            <w:tcW w:type="dxa" w:w="1700"/>
+            <w:tcW w:type="dxa" w:w="1600"/>
             <w:tcMar>
               <w:top w:w="80" w:type="dxa"/>
               <w:start w:w="120" w:type="dxa"/>
@@ -2071,7 +4289,7 @@
         </w:tc>
         <w:tc>
           <w:tcPr>
-            <w:tcW w:type="dxa" w:w="2600"/>
+            <w:tcW w:type="dxa" w:w="2700"/>
             <w:tcMar>
               <w:top w:w="80" w:type="dxa"/>
               <w:start w:w="120" w:type="dxa"/>
@@ -2115,7 +4333,7 @@
                 <w:color w:val="000000"/>
                 <w:sz w:val="19"/>
               </w:rPr>
-              <w:t>Reminder, expiry, outbox delivery, inbox processing, reconciliation</w:t>
+              <w:t>Confirmation, reminder, retry, cleanup</w:t>
             </w:r>
           </w:p>
         </w:tc>
@@ -2123,7 +4341,7 @@
       <w:tr>
         <w:tc>
           <w:tcPr>
-            <w:tcW w:type="dxa" w:w="1700"/>
+            <w:tcW w:type="dxa" w:w="1600"/>
             <w:tcMar>
               <w:top w:w="80" w:type="dxa"/>
               <w:start w:w="120" w:type="dxa"/>
@@ -2148,7 +4366,7 @@
         </w:tc>
         <w:tc>
           <w:tcPr>
-            <w:tcW w:type="dxa" w:w="2600"/>
+            <w:tcW w:type="dxa" w:w="2700"/>
             <w:tcMar>
               <w:top w:w="80" w:type="dxa"/>
               <w:start w:w="120" w:type="dxa"/>
@@ -2167,7 +4385,7 @@
                 <w:color w:val="000000"/>
                 <w:sz w:val="19"/>
               </w:rPr>
-              <w:t>internal/&lt;domain&gt;</w:t>
+              <w:t>internal/webinar</w:t>
             </w:r>
           </w:p>
         </w:tc>
@@ -2192,7 +4410,7 @@
                 <w:color w:val="000000"/>
                 <w:sz w:val="19"/>
               </w:rPr>
-              <w:t>Lead, webinar, campaign, voucher, opportunity, commission rules</w:t>
+              <w:t>Event, session, publish, cancel, capacity</w:t>
             </w:r>
           </w:p>
         </w:tc>
@@ -2200,7 +4418,238 @@
       <w:tr>
         <w:tc>
           <w:tcPr>
-            <w:tcW w:type="dxa" w:w="1700"/>
+            <w:tcW w:type="dxa" w:w="1600"/>
+            <w:tcMar>
+              <w:top w:w="80" w:type="dxa"/>
+              <w:start w:w="120" w:type="dxa"/>
+              <w:bottom w:w="80" w:type="dxa"/>
+              <w:end w:w="120" w:type="dxa"/>
+            </w:tcMar>
+            <w:vAlign w:val="center"/>
+          </w:tcPr>
+          <w:p>
+            <w:pPr>
+              <w:spacing w:after="0"/>
+            </w:pPr>
+            <w:r>
+              <w:rPr>
+                <w:rFonts w:ascii="Calibri" w:hAnsi="Calibri"/>
+                <w:color w:val="000000"/>
+                <w:sz w:val="19"/>
+              </w:rPr>
+              <w:t>Domain</w:t>
+            </w:r>
+          </w:p>
+        </w:tc>
+        <w:tc>
+          <w:tcPr>
+            <w:tcW w:type="dxa" w:w="2700"/>
+            <w:tcMar>
+              <w:top w:w="80" w:type="dxa"/>
+              <w:start w:w="120" w:type="dxa"/>
+              <w:bottom w:w="80" w:type="dxa"/>
+              <w:end w:w="120" w:type="dxa"/>
+            </w:tcMar>
+            <w:vAlign w:val="center"/>
+          </w:tcPr>
+          <w:p>
+            <w:pPr>
+              <w:spacing w:after="0"/>
+            </w:pPr>
+            <w:r>
+              <w:rPr>
+                <w:rFonts w:ascii="Calibri" w:hAnsi="Calibri"/>
+                <w:color w:val="000000"/>
+                <w:sz w:val="19"/>
+              </w:rPr>
+              <w:t>internal/registration</w:t>
+            </w:r>
+          </w:p>
+        </w:tc>
+        <w:tc>
+          <w:tcPr>
+            <w:tcW w:type="dxa" w:w="5060"/>
+            <w:tcMar>
+              <w:top w:w="80" w:type="dxa"/>
+              <w:start w:w="120" w:type="dxa"/>
+              <w:bottom w:w="80" w:type="dxa"/>
+              <w:end w:w="120" w:type="dxa"/>
+            </w:tcMar>
+            <w:vAlign w:val="center"/>
+          </w:tcPr>
+          <w:p>
+            <w:pPr>
+              <w:spacing w:after="0"/>
+            </w:pPr>
+            <w:r>
+              <w:rPr>
+                <w:rFonts w:ascii="Calibri" w:hAnsi="Calibri"/>
+                <w:color w:val="000000"/>
+                <w:sz w:val="19"/>
+              </w:rPr>
+              <w:t>Booking, duplicate, cancel, reschedule</w:t>
+            </w:r>
+          </w:p>
+        </w:tc>
+      </w:tr>
+      <w:tr>
+        <w:tc>
+          <w:tcPr>
+            <w:tcW w:type="dxa" w:w="1600"/>
+            <w:tcMar>
+              <w:top w:w="80" w:type="dxa"/>
+              <w:start w:w="120" w:type="dxa"/>
+              <w:bottom w:w="80" w:type="dxa"/>
+              <w:end w:w="120" w:type="dxa"/>
+            </w:tcMar>
+            <w:vAlign w:val="center"/>
+          </w:tcPr>
+          <w:p>
+            <w:pPr>
+              <w:spacing w:after="0"/>
+            </w:pPr>
+            <w:r>
+              <w:rPr>
+                <w:rFonts w:ascii="Calibri" w:hAnsi="Calibri"/>
+                <w:color w:val="000000"/>
+                <w:sz w:val="19"/>
+              </w:rPr>
+              <w:t>Domain</w:t>
+            </w:r>
+          </w:p>
+        </w:tc>
+        <w:tc>
+          <w:tcPr>
+            <w:tcW w:type="dxa" w:w="2700"/>
+            <w:tcMar>
+              <w:top w:w="80" w:type="dxa"/>
+              <w:start w:w="120" w:type="dxa"/>
+              <w:bottom w:w="80" w:type="dxa"/>
+              <w:end w:w="120" w:type="dxa"/>
+            </w:tcMar>
+            <w:vAlign w:val="center"/>
+          </w:tcPr>
+          <w:p>
+            <w:pPr>
+              <w:spacing w:after="0"/>
+            </w:pPr>
+            <w:r>
+              <w:rPr>
+                <w:rFonts w:ascii="Calibri" w:hAnsi="Calibri"/>
+                <w:color w:val="000000"/>
+                <w:sz w:val="19"/>
+              </w:rPr>
+              <w:t>internal/attendance</w:t>
+            </w:r>
+          </w:p>
+        </w:tc>
+        <w:tc>
+          <w:tcPr>
+            <w:tcW w:type="dxa" w:w="5060"/>
+            <w:tcMar>
+              <w:top w:w="80" w:type="dxa"/>
+              <w:start w:w="120" w:type="dxa"/>
+              <w:bottom w:w="80" w:type="dxa"/>
+              <w:end w:w="120" w:type="dxa"/>
+            </w:tcMar>
+            <w:vAlign w:val="center"/>
+          </w:tcPr>
+          <w:p>
+            <w:pPr>
+              <w:spacing w:after="0"/>
+            </w:pPr>
+            <w:r>
+              <w:rPr>
+                <w:rFonts w:ascii="Calibri" w:hAnsi="Calibri"/>
+                <w:color w:val="000000"/>
+                <w:sz w:val="19"/>
+              </w:rPr>
+              <w:t>Manual/CSV attendance and correction</w:t>
+            </w:r>
+          </w:p>
+        </w:tc>
+      </w:tr>
+      <w:tr>
+        <w:tc>
+          <w:tcPr>
+            <w:tcW w:type="dxa" w:w="1600"/>
+            <w:tcMar>
+              <w:top w:w="80" w:type="dxa"/>
+              <w:start w:w="120" w:type="dxa"/>
+              <w:bottom w:w="80" w:type="dxa"/>
+              <w:end w:w="120" w:type="dxa"/>
+            </w:tcMar>
+            <w:vAlign w:val="center"/>
+          </w:tcPr>
+          <w:p>
+            <w:pPr>
+              <w:spacing w:after="0"/>
+            </w:pPr>
+            <w:r>
+              <w:rPr>
+                <w:rFonts w:ascii="Calibri" w:hAnsi="Calibri"/>
+                <w:color w:val="000000"/>
+                <w:sz w:val="19"/>
+              </w:rPr>
+              <w:t>Domain</w:t>
+            </w:r>
+          </w:p>
+        </w:tc>
+        <w:tc>
+          <w:tcPr>
+            <w:tcW w:type="dxa" w:w="2700"/>
+            <w:tcMar>
+              <w:top w:w="80" w:type="dxa"/>
+              <w:start w:w="120" w:type="dxa"/>
+              <w:bottom w:w="80" w:type="dxa"/>
+              <w:end w:w="120" w:type="dxa"/>
+            </w:tcMar>
+            <w:vAlign w:val="center"/>
+          </w:tcPr>
+          <w:p>
+            <w:pPr>
+              <w:spacing w:after="0"/>
+            </w:pPr>
+            <w:r>
+              <w:rPr>
+                <w:rFonts w:ascii="Calibri" w:hAnsi="Calibri"/>
+                <w:color w:val="000000"/>
+                <w:sz w:val="19"/>
+              </w:rPr>
+              <w:t>internal/followup</w:t>
+            </w:r>
+          </w:p>
+        </w:tc>
+        <w:tc>
+          <w:tcPr>
+            <w:tcW w:type="dxa" w:w="5060"/>
+            <w:tcMar>
+              <w:top w:w="80" w:type="dxa"/>
+              <w:start w:w="120" w:type="dxa"/>
+              <w:bottom w:w="80" w:type="dxa"/>
+              <w:end w:w="120" w:type="dxa"/>
+            </w:tcMar>
+            <w:vAlign w:val="center"/>
+          </w:tcPr>
+          <w:p>
+            <w:pPr>
+              <w:spacing w:after="0"/>
+            </w:pPr>
+            <w:r>
+              <w:rPr>
+                <w:rFonts w:ascii="Calibri" w:hAnsi="Calibri"/>
+                <w:color w:val="000000"/>
+                <w:sz w:val="19"/>
+              </w:rPr>
+              <w:t>Task, owner, status, note, outcome</w:t>
+            </w:r>
+          </w:p>
+        </w:tc>
+      </w:tr>
+      <w:tr>
+        <w:tc>
+          <w:tcPr>
+            <w:tcW w:type="dxa" w:w="1600"/>
             <w:tcMar>
               <w:top w:w="80" w:type="dxa"/>
               <w:start w:w="120" w:type="dxa"/>
@@ -2225,7 +4674,7 @@
         </w:tc>
         <w:tc>
           <w:tcPr>
-            <w:tcW w:type="dxa" w:w="2600"/>
+            <w:tcW w:type="dxa" w:w="2700"/>
             <w:tcMar>
               <w:top w:w="80" w:type="dxa"/>
               <w:start w:w="120" w:type="dxa"/>
@@ -2244,7 +4693,7 @@
                 <w:color w:val="000000"/>
                 <w:sz w:val="19"/>
               </w:rPr>
-              <w:t>persistence / clients</w:t>
+              <w:t>persistence/notification</w:t>
             </w:r>
           </w:p>
         </w:tc>
@@ -2269,84 +4718,7 @@
                 <w:color w:val="000000"/>
                 <w:sz w:val="19"/>
               </w:rPr>
-              <w:t>PostgreSQL, education platform API, and billing API</w:t>
-            </w:r>
-          </w:p>
-        </w:tc>
-      </w:tr>
-      <w:tr>
-        <w:tc>
-          <w:tcPr>
-            <w:tcW w:type="dxa" w:w="1700"/>
-            <w:tcMar>
-              <w:top w:w="80" w:type="dxa"/>
-              <w:start w:w="120" w:type="dxa"/>
-              <w:bottom w:w="80" w:type="dxa"/>
-              <w:end w:w="120" w:type="dxa"/>
-            </w:tcMar>
-            <w:vAlign w:val="center"/>
-          </w:tcPr>
-          <w:p>
-            <w:pPr>
-              <w:spacing w:after="0"/>
-            </w:pPr>
-            <w:r>
-              <w:rPr>
-                <w:rFonts w:ascii="Calibri" w:hAnsi="Calibri"/>
-                <w:color w:val="000000"/>
-                <w:sz w:val="19"/>
-              </w:rPr>
-              <w:t>Contract</w:t>
-            </w:r>
-          </w:p>
-        </w:tc>
-        <w:tc>
-          <w:tcPr>
-            <w:tcW w:type="dxa" w:w="2600"/>
-            <w:tcMar>
-              <w:top w:w="80" w:type="dxa"/>
-              <w:start w:w="120" w:type="dxa"/>
-              <w:bottom w:w="80" w:type="dxa"/>
-              <w:end w:w="120" w:type="dxa"/>
-            </w:tcMar>
-            <w:vAlign w:val="center"/>
-          </w:tcPr>
-          <w:p>
-            <w:pPr>
-              <w:spacing w:after="0"/>
-            </w:pPr>
-            <w:r>
-              <w:rPr>
-                <w:rFonts w:ascii="Calibri" w:hAnsi="Calibri"/>
-                <w:color w:val="000000"/>
-                <w:sz w:val="19"/>
-              </w:rPr>
-              <w:t>openapi / event schema</w:t>
-            </w:r>
-          </w:p>
-        </w:tc>
-        <w:tc>
-          <w:tcPr>
-            <w:tcW w:type="dxa" w:w="5060"/>
-            <w:tcMar>
-              <w:top w:w="80" w:type="dxa"/>
-              <w:start w:w="120" w:type="dxa"/>
-              <w:bottom w:w="80" w:type="dxa"/>
-              <w:end w:w="120" w:type="dxa"/>
-            </w:tcMar>
-            <w:vAlign w:val="center"/>
-          </w:tcPr>
-          <w:p>
-            <w:pPr>
-              <w:spacing w:after="0"/>
-            </w:pPr>
-            <w:r>
-              <w:rPr>
-                <w:rFonts w:ascii="Calibri" w:hAnsi="Calibri"/>
-                <w:color w:val="000000"/>
-                <w:sz w:val="19"/>
-              </w:rPr>
-              <w:t>Versioned cross-system interface and contract tests</w:t>
+              <w:t>PostgreSQL and notification provider</w:t>
             </w:r>
           </w:p>
         </w:tc>
@@ -2359,29 +4731,11 @@
     </w:p>
     <w:p>
       <w:pPr>
-        <w:spacing w:before="80" w:after="160"/>
-        <w:ind w:left="115" w:right="115"/>
-        <w:shd w:fill="EAF5EE"/>
-        <w:pBdr>
-          <w:left w:val="single" w:sz="18" w:space="6" w:color="2E74B5"/>
-        </w:pBdr>
+        <w:pStyle w:val="Heading2"/>
+        <w:keepNext/>
       </w:pPr>
       <w:r>
-        <w:rPr>
-          <w:rFonts w:ascii="Calibri" w:hAnsi="Calibri"/>
-          <w:b/>
-          <w:color w:val="172B4D"/>
-          <w:sz w:val="22"/>
-        </w:rPr>
-        <w:t xml:space="preserve">MVP rule: </w:t>
-      </w:r>
-      <w:r>
-        <w:rPr>
-          <w:rFonts w:ascii="Calibri" w:hAnsi="Calibri"/>
-          <w:color w:val="172B4D"/>
-          <w:sz w:val="22"/>
-        </w:rPr>
-        <w:t>Gunakan standard library atau dependency tipis. Message broker, service mesh, dan microservice decomposition menunggu bukti load atau ownership.</w:t>
+        <w:t>6.1 Runtime rules</w:t>
       </w:r>
     </w:p>
     <w:p>
@@ -2390,7 +4744,6 @@
           <w:ilvl w:val="0"/>
           <w:numId w:val="10"/>
         </w:numPr>
-        <w:spacing w:after="160" w:line="280" w:lineRule="auto"/>
       </w:pPr>
       <w:r>
         <w:rPr>
@@ -2398,7 +4751,7 @@
           <w:color w:val="000000"/>
           <w:sz w:val="22"/>
         </w:rPr>
-        <w:t>Perubahan state CRM dan outbox event ditulis dalam satu PostgreSQL transaction.</w:t>
+        <w:t>Use net/http or a thin router; avoid a heavy framework without team need.</w:t>
       </w:r>
     </w:p>
     <w:p>
@@ -2407,7 +4760,6 @@
           <w:ilvl w:val="0"/>
           <w:numId w:val="10"/>
         </w:numPr>
-        <w:spacing w:after="160" w:line="280" w:lineRule="auto"/>
       </w:pPr>
       <w:r>
         <w:rPr>
@@ -2415,7 +4767,7 @@
           <w:color w:val="000000"/>
           <w:sz w:val="22"/>
         </w:rPr>
-        <w:t>Network call ke platform atau billing tidak dilakukan di dalam database transaction.</w:t>
+        <w:t>Propagate context.Context to queries and outbound calls.</w:t>
       </w:r>
     </w:p>
     <w:p>
@@ -2424,7 +4776,6 @@
           <w:ilvl w:val="0"/>
           <w:numId w:val="10"/>
         </w:numPr>
-        <w:spacing w:after="160" w:line="280" w:lineRule="auto"/>
       </w:pPr>
       <w:r>
         <w:rPr>
@@ -2432,7 +4783,7 @@
           <w:color w:val="000000"/>
           <w:sz w:val="22"/>
         </w:rPr>
-        <w:t>context.Context membawa deadline dan cancellation sampai query serta outbound call.</w:t>
+        <w:t>All goroutines have cancellation, owner, and concurrency bounds.</w:t>
       </w:r>
     </w:p>
     <w:p>
@@ -2441,7 +4792,6 @@
           <w:ilvl w:val="0"/>
           <w:numId w:val="10"/>
         </w:numPr>
-        <w:spacing w:after="160" w:line="280" w:lineRule="auto"/>
       </w:pPr>
       <w:r>
         <w:rPr>
@@ -2449,7 +4799,39 @@
           <w:color w:val="000000"/>
           <w:sz w:val="22"/>
         </w:rPr>
-        <w:t>Worker memakai bounded concurrency, idempotency, exponential backoff, dan graceful shutdown.</w:t>
+        <w:t>Never call external providers inside a database transaction.</w:t>
+      </w:r>
+    </w:p>
+    <w:p>
+      <w:pPr>
+        <w:numPr>
+          <w:ilvl w:val="0"/>
+          <w:numId w:val="10"/>
+        </w:numPr>
+      </w:pPr>
+      <w:r>
+        <w:rPr>
+          <w:rFonts w:ascii="Calibri" w:hAnsi="Calibri"/>
+          <w:color w:val="000000"/>
+          <w:sz w:val="22"/>
+        </w:rPr>
+        <w:t>Support structured logs, metrics, health checks, and graceful shutdown.</w:t>
+      </w:r>
+    </w:p>
+    <w:p>
+      <w:pPr>
+        <w:numPr>
+          <w:ilvl w:val="0"/>
+          <w:numId w:val="10"/>
+        </w:numPr>
+      </w:pPr>
+      <w:r>
+        <w:rPr>
+          <w:rFonts w:ascii="Calibri" w:hAnsi="Calibri"/>
+          <w:color w:val="000000"/>
+          <w:sz w:val="22"/>
+        </w:rPr>
+        <w:t>Do not add a message broker or microservices for the MVP.</w:t>
       </w:r>
     </w:p>
     <w:p>
@@ -2463,107 +4845,7 @@
         <w:keepNext/>
       </w:pPr>
       <w:r>
-        <w:t>3. Salesperson-First MVP</w:t>
-      </w:r>
-    </w:p>
-    <w:p>
-      <w:pPr>
-        <w:spacing w:before="0" w:after="120" w:line="264" w:lineRule="auto"/>
-      </w:pPr>
-      <w:r>
-        <w:rPr>
-          <w:rFonts w:ascii="Calibri" w:hAnsi="Calibri"/>
-          <w:i w:val="0"/>
-          <w:color w:val="000000"/>
-          <w:sz w:val="22"/>
-        </w:rPr>
-        <w:t>Dashboard dan navigasi mengikuti pekerjaan harian salesperson, bukan struktur database. Pengguna sekunder adalah sales manager, marketing, finance viewer, integration operator, dan CRM admin.</w:t>
-      </w:r>
-    </w:p>
-    <w:p>
-      <w:pPr>
-        <w:pStyle w:val="Heading2"/>
-        <w:keepNext/>
-      </w:pPr>
-      <w:r>
-        <w:t>3.1 Sales workspace</w:t>
-      </w:r>
-    </w:p>
-    <w:p>
-      <w:pPr>
-        <w:numPr>
-          <w:ilvl w:val="0"/>
-          <w:numId w:val="10"/>
-        </w:numPr>
-        <w:spacing w:after="160" w:line="280" w:lineRule="auto"/>
-      </w:pPr>
-      <w:r>
-        <w:rPr>
-          <w:rFonts w:ascii="Calibri" w:hAnsi="Calibri"/>
-          <w:color w:val="000000"/>
-          <w:sz w:val="22"/>
-        </w:rPr>
-        <w:t>Dashboard: task hari ini, webinar terdekat, lead overdue, voucher outstanding, dan opportunity stage.</w:t>
-      </w:r>
-    </w:p>
-    <w:p>
-      <w:pPr>
-        <w:numPr>
-          <w:ilvl w:val="0"/>
-          <w:numId w:val="10"/>
-        </w:numPr>
-        <w:spacing w:after="160" w:line="280" w:lineRule="auto"/>
-      </w:pPr>
-      <w:r>
-        <w:rPr>
-          <w:rFonts w:ascii="Calibri" w:hAnsi="Calibri"/>
-          <w:color w:val="000000"/>
-          <w:sz w:val="22"/>
-        </w:rPr>
-        <w:t>Lead list: filter owner, source, segment, stage, dan last activity.</w:t>
-      </w:r>
-    </w:p>
-    <w:p>
-      <w:pPr>
-        <w:numPr>
-          <w:ilvl w:val="0"/>
-          <w:numId w:val="10"/>
-        </w:numPr>
-        <w:spacing w:after="160" w:line="280" w:lineRule="auto"/>
-      </w:pPr>
-      <w:r>
-        <w:rPr>
-          <w:rFonts w:ascii="Calibri" w:hAnsi="Calibri"/>
-          <w:color w:val="000000"/>
-          <w:sz w:val="22"/>
-        </w:rPr>
-        <w:t>Timeline: call, email, WhatsApp, note, booking, attendance, voucher, payment, dan activation event.</w:t>
-      </w:r>
-    </w:p>
-    <w:p>
-      <w:pPr>
-        <w:numPr>
-          <w:ilvl w:val="0"/>
-          <w:numId w:val="10"/>
-        </w:numPr>
-        <w:spacing w:after="160" w:line="280" w:lineRule="auto"/>
-      </w:pPr>
-      <w:r>
-        <w:rPr>
-          <w:rFonts w:ascii="Calibri" w:hAnsi="Calibri"/>
-          <w:color w:val="000000"/>
-          <w:sz w:val="22"/>
-        </w:rPr>
-        <w:t>Follow-up task: due date, priority, owner, dan outcome.</w:t>
-      </w:r>
-    </w:p>
-    <w:p>
-      <w:pPr>
-        <w:pStyle w:val="Heading2"/>
-        <w:keepNext/>
-      </w:pPr>
-      <w:r>
-        <w:t>3.2 Webinar booking</w:t>
+        <w:t>7. Security, Reliability, and Testing</w:t>
       </w:r>
     </w:p>
     <w:tbl>
@@ -2583,8 +4865,8 @@
         </w:tblBorders>
       </w:tblPr>
       <w:tblGrid>
-        <w:gridCol w:w="2700"/>
-        <w:gridCol w:w="6660"/>
+        <w:gridCol w:w="2500"/>
+        <w:gridCol w:w="6860"/>
       </w:tblGrid>
       <w:tr>
         <w:trPr>
@@ -2592,3876 +4874,7 @@
         </w:trPr>
         <w:tc>
           <w:tcPr>
-            <w:tcW w:type="dxa" w:w="2700"/>
-            <w:tcMar>
-              <w:top w:w="80" w:type="dxa"/>
-              <w:start w:w="120" w:type="dxa"/>
-              <w:bottom w:w="80" w:type="dxa"/>
-              <w:end w:w="120" w:type="dxa"/>
-            </w:tcMar>
-            <w:vAlign w:val="center"/>
-            <w:shd w:fill="F2F4F7"/>
-          </w:tcPr>
-          <w:p>
-            <w:pPr>
-              <w:spacing w:after="0"/>
-            </w:pPr>
-            <w:r>
-              <w:rPr>
-                <w:rFonts w:ascii="Calibri" w:hAnsi="Calibri"/>
-                <w:b/>
-                <w:color w:val="172B4D"/>
-                <w:sz w:val="19"/>
-              </w:rPr>
-              <w:t>Capability</w:t>
-            </w:r>
-          </w:p>
-        </w:tc>
-        <w:tc>
-          <w:tcPr>
-            <w:tcW w:type="dxa" w:w="6660"/>
-            <w:tcMar>
-              <w:top w:w="80" w:type="dxa"/>
-              <w:start w:w="120" w:type="dxa"/>
-              <w:bottom w:w="80" w:type="dxa"/>
-              <w:end w:w="120" w:type="dxa"/>
-            </w:tcMar>
-            <w:vAlign w:val="center"/>
-            <w:shd w:fill="F2F4F7"/>
-          </w:tcPr>
-          <w:p>
-            <w:pPr>
-              <w:spacing w:after="0"/>
-            </w:pPr>
-            <w:r>
-              <w:rPr>
-                <w:rFonts w:ascii="Calibri" w:hAnsi="Calibri"/>
-                <w:b/>
-                <w:color w:val="172B4D"/>
-                <w:sz w:val="19"/>
-              </w:rPr>
-              <w:t>MVP behavior</w:t>
-            </w:r>
-          </w:p>
-        </w:tc>
-      </w:tr>
-      <w:tr>
-        <w:tc>
-          <w:tcPr>
-            <w:tcW w:type="dxa" w:w="2700"/>
-            <w:tcMar>
-              <w:top w:w="80" w:type="dxa"/>
-              <w:start w:w="120" w:type="dxa"/>
-              <w:bottom w:w="80" w:type="dxa"/>
-              <w:end w:w="120" w:type="dxa"/>
-            </w:tcMar>
-            <w:vAlign w:val="center"/>
-          </w:tcPr>
-          <w:p>
-            <w:pPr>
-              <w:spacing w:after="0"/>
-            </w:pPr>
-            <w:r>
-              <w:rPr>
-                <w:rFonts w:ascii="Calibri" w:hAnsi="Calibri"/>
-                <w:color w:val="000000"/>
-                <w:sz w:val="19"/>
-              </w:rPr>
-              <w:t>Session</w:t>
-            </w:r>
-          </w:p>
-        </w:tc>
-        <w:tc>
-          <w:tcPr>
-            <w:tcW w:type="dxa" w:w="6660"/>
-            <w:tcMar>
-              <w:top w:w="80" w:type="dxa"/>
-              <w:start w:w="120" w:type="dxa"/>
-              <w:bottom w:w="80" w:type="dxa"/>
-              <w:end w:w="120" w:type="dxa"/>
-            </w:tcMar>
-            <w:vAlign w:val="center"/>
-          </w:tcPr>
-          <w:p>
-            <w:pPr>
-              <w:spacing w:after="0"/>
-            </w:pPr>
-            <w:r>
-              <w:rPr>
-                <w:rFonts w:ascii="Calibri" w:hAnsi="Calibri"/>
-                <w:color w:val="000000"/>
-                <w:sz w:val="19"/>
-              </w:rPr>
-              <w:t>Tanggal, waktu, timezone, host, provider URL, kapasitas, status</w:t>
-            </w:r>
-          </w:p>
-        </w:tc>
-      </w:tr>
-      <w:tr>
-        <w:tc>
-          <w:tcPr>
-            <w:tcW w:type="dxa" w:w="2700"/>
-            <w:tcMar>
-              <w:top w:w="80" w:type="dxa"/>
-              <w:start w:w="120" w:type="dxa"/>
-              <w:bottom w:w="80" w:type="dxa"/>
-              <w:end w:w="120" w:type="dxa"/>
-            </w:tcMar>
-            <w:vAlign w:val="center"/>
-          </w:tcPr>
-          <w:p>
-            <w:pPr>
-              <w:spacing w:after="0"/>
-            </w:pPr>
-            <w:r>
-              <w:rPr>
-                <w:rFonts w:ascii="Calibri" w:hAnsi="Calibri"/>
-                <w:color w:val="000000"/>
-                <w:sz w:val="19"/>
-              </w:rPr>
-              <w:t>Public booking</w:t>
-            </w:r>
-          </w:p>
-        </w:tc>
-        <w:tc>
-          <w:tcPr>
-            <w:tcW w:type="dxa" w:w="6660"/>
-            <w:tcMar>
-              <w:top w:w="80" w:type="dxa"/>
-              <w:start w:w="120" w:type="dxa"/>
-              <w:bottom w:w="80" w:type="dxa"/>
-              <w:end w:w="120" w:type="dxa"/>
-            </w:tcMar>
-            <w:vAlign w:val="center"/>
-          </w:tcPr>
-          <w:p>
-            <w:pPr>
-              <w:spacing w:after="0"/>
-            </w:pPr>
-            <w:r>
-              <w:rPr>
-                <w:rFonts w:ascii="Calibri" w:hAnsi="Calibri"/>
-                <w:color w:val="000000"/>
-                <w:sz w:val="19"/>
-              </w:rPr>
-              <w:t>Token publik, anti-spam, duplicate registration policy</w:t>
-            </w:r>
-          </w:p>
-        </w:tc>
-      </w:tr>
-      <w:tr>
-        <w:tc>
-          <w:tcPr>
-            <w:tcW w:type="dxa" w:w="2700"/>
-            <w:tcMar>
-              <w:top w:w="80" w:type="dxa"/>
-              <w:start w:w="120" w:type="dxa"/>
-              <w:bottom w:w="80" w:type="dxa"/>
-              <w:end w:w="120" w:type="dxa"/>
-            </w:tcMar>
-            <w:vAlign w:val="center"/>
-          </w:tcPr>
-          <w:p>
-            <w:pPr>
-              <w:spacing w:after="0"/>
-            </w:pPr>
-            <w:r>
-              <w:rPr>
-                <w:rFonts w:ascii="Calibri" w:hAnsi="Calibri"/>
-                <w:color w:val="000000"/>
-                <w:sz w:val="19"/>
-              </w:rPr>
-              <w:t>Reminder</w:t>
-            </w:r>
-          </w:p>
-        </w:tc>
-        <w:tc>
-          <w:tcPr>
-            <w:tcW w:type="dxa" w:w="6660"/>
-            <w:tcMar>
-              <w:top w:w="80" w:type="dxa"/>
-              <w:start w:w="120" w:type="dxa"/>
-              <w:bottom w:w="80" w:type="dxa"/>
-              <w:end w:w="120" w:type="dxa"/>
-            </w:tcMar>
-            <w:vAlign w:val="center"/>
-          </w:tcPr>
-          <w:p>
-            <w:pPr>
-              <w:spacing w:after="0"/>
-            </w:pPr>
-            <w:r>
-              <w:rPr>
-                <w:rFonts w:ascii="Calibri" w:hAnsi="Calibri"/>
-                <w:color w:val="000000"/>
-                <w:sz w:val="19"/>
-              </w:rPr>
-              <w:t>Template dan waktu configurable</w:t>
-            </w:r>
-          </w:p>
-        </w:tc>
-      </w:tr>
-      <w:tr>
-        <w:tc>
-          <w:tcPr>
-            <w:tcW w:type="dxa" w:w="2700"/>
-            <w:tcMar>
-              <w:top w:w="80" w:type="dxa"/>
-              <w:start w:w="120" w:type="dxa"/>
-              <w:bottom w:w="80" w:type="dxa"/>
-              <w:end w:w="120" w:type="dxa"/>
-            </w:tcMar>
-            <w:vAlign w:val="center"/>
-          </w:tcPr>
-          <w:p>
-            <w:pPr>
-              <w:spacing w:after="0"/>
-            </w:pPr>
-            <w:r>
-              <w:rPr>
-                <w:rFonts w:ascii="Calibri" w:hAnsi="Calibri"/>
-                <w:color w:val="000000"/>
-                <w:sz w:val="19"/>
-              </w:rPr>
-              <w:t>Attendance</w:t>
-            </w:r>
-          </w:p>
-        </w:tc>
-        <w:tc>
-          <w:tcPr>
-            <w:tcW w:type="dxa" w:w="6660"/>
-            <w:tcMar>
-              <w:top w:w="80" w:type="dxa"/>
-              <w:start w:w="120" w:type="dxa"/>
-              <w:bottom w:w="80" w:type="dxa"/>
-              <w:end w:w="120" w:type="dxa"/>
-            </w:tcMar>
-            <w:vAlign w:val="center"/>
-          </w:tcPr>
-          <w:p>
-            <w:pPr>
-              <w:spacing w:after="0"/>
-            </w:pPr>
-            <w:r>
-              <w:rPr>
-                <w:rFonts w:ascii="Calibri" w:hAnsi="Calibri"/>
-                <w:color w:val="000000"/>
-                <w:sz w:val="19"/>
-              </w:rPr>
-              <w:t>Manual atau CSV; provider callback pada fase lanjutan</w:t>
-            </w:r>
-          </w:p>
-        </w:tc>
-      </w:tr>
-      <w:tr>
-        <w:tc>
-          <w:tcPr>
-            <w:tcW w:type="dxa" w:w="2700"/>
-            <w:tcMar>
-              <w:top w:w="80" w:type="dxa"/>
-              <w:start w:w="120" w:type="dxa"/>
-              <w:bottom w:w="80" w:type="dxa"/>
-              <w:end w:w="120" w:type="dxa"/>
-            </w:tcMar>
-            <w:vAlign w:val="center"/>
-          </w:tcPr>
-          <w:p>
-            <w:pPr>
-              <w:spacing w:after="0"/>
-            </w:pPr>
-            <w:r>
-              <w:rPr>
-                <w:rFonts w:ascii="Calibri" w:hAnsi="Calibri"/>
-                <w:color w:val="000000"/>
-                <w:sz w:val="19"/>
-              </w:rPr>
-              <w:t>Eligibility</w:t>
-            </w:r>
-          </w:p>
-        </w:tc>
-        <w:tc>
-          <w:tcPr>
-            <w:tcW w:type="dxa" w:w="6660"/>
-            <w:tcMar>
-              <w:top w:w="80" w:type="dxa"/>
-              <w:start w:w="120" w:type="dxa"/>
-              <w:bottom w:w="80" w:type="dxa"/>
-              <w:end w:w="120" w:type="dxa"/>
-            </w:tcMar>
-            <w:vAlign w:val="center"/>
-          </w:tcPr>
-          <w:p>
-            <w:pPr>
-              <w:spacing w:after="0"/>
-            </w:pPr>
-            <w:r>
-              <w:rPr>
-                <w:rFonts w:ascii="Calibri" w:hAnsi="Calibri"/>
-                <w:color w:val="000000"/>
-                <w:sz w:val="19"/>
-              </w:rPr>
-              <w:t>Campaign dapat memberi voucher saat attended atau policy lain</w:t>
-            </w:r>
-          </w:p>
-        </w:tc>
-      </w:tr>
-    </w:tbl>
-    <w:p>
-      <w:pPr>
-        <w:spacing w:after="0"/>
-      </w:pPr>
-    </w:p>
-    <w:p>
-      <w:pPr>
-        <w:pStyle w:val="Heading2"/>
-        <w:keepNext/>
-      </w:pPr>
-      <w:r>
-        <w:t>3.3 Voucher management</w:t>
-      </w:r>
-    </w:p>
-    <w:p>
-      <w:pPr>
-        <w:numPr>
-          <w:ilvl w:val="0"/>
-          <w:numId w:val="10"/>
-        </w:numPr>
-        <w:spacing w:after="160" w:line="280" w:lineRule="auto"/>
-      </w:pPr>
-      <w:r>
-        <w:rPr>
-          <w:rFonts w:ascii="Calibri" w:hAnsi="Calibri"/>
-          <w:color w:val="000000"/>
-          <w:sz w:val="22"/>
-        </w:rPr>
-        <w:t>Jenis benefit: discount, free trial, free seat, extension, atau credit.</w:t>
-      </w:r>
-    </w:p>
-    <w:p>
-      <w:pPr>
-        <w:numPr>
-          <w:ilvl w:val="0"/>
-          <w:numId w:val="10"/>
-        </w:numPr>
-        <w:spacing w:after="160" w:line="280" w:lineRule="auto"/>
-      </w:pPr>
-      <w:r>
-        <w:rPr>
-          <w:rFonts w:ascii="Calibri" w:hAnsi="Calibri"/>
-          <w:color w:val="000000"/>
-          <w:sz w:val="22"/>
-        </w:rPr>
-        <w:t>Lifecycle: draft, issued, reserved, redeemed, expired, revoked.</w:t>
-      </w:r>
-    </w:p>
-    <w:p>
-      <w:pPr>
-        <w:numPr>
-          <w:ilvl w:val="0"/>
-          <w:numId w:val="10"/>
-        </w:numPr>
-        <w:spacing w:after="160" w:line="280" w:lineRule="auto"/>
-      </w:pPr>
-      <w:r>
-        <w:rPr>
-          <w:rFonts w:ascii="Calibri" w:hAnsi="Calibri"/>
-          <w:color w:val="000000"/>
-          <w:sz w:val="22"/>
-        </w:rPr>
-        <w:t>Issue idempotent untuk pasangan campaign dan attendee/account.</w:t>
-      </w:r>
-    </w:p>
-    <w:p>
-      <w:pPr>
-        <w:numPr>
-          <w:ilvl w:val="0"/>
-          <w:numId w:val="10"/>
-        </w:numPr>
-        <w:spacing w:after="160" w:line="280" w:lineRule="auto"/>
-      </w:pPr>
-      <w:r>
-        <w:rPr>
-          <w:rFonts w:ascii="Calibri" w:hAnsi="Calibri"/>
-          <w:color w:val="000000"/>
-          <w:sz w:val="22"/>
-        </w:rPr>
-        <w:t>Code disimpan sebagai hash; audit menyimpan actor, reason, dan timestamp.</w:t>
-      </w:r>
-    </w:p>
-    <w:p>
-      <w:pPr>
-        <w:numPr>
-          <w:ilvl w:val="0"/>
-          <w:numId w:val="10"/>
-        </w:numPr>
-        <w:spacing w:after="160" w:line="280" w:lineRule="auto"/>
-      </w:pPr>
-      <w:r>
-        <w:rPr>
-          <w:rFonts w:ascii="Calibri" w:hAnsi="Calibri"/>
-          <w:color w:val="000000"/>
-          <w:sz w:val="22"/>
-        </w:rPr>
-        <w:t>Sekolah menerima benefit pada opportunity/quotation, bukan akun murid atau guru secara langsung.</w:t>
-      </w:r>
-    </w:p>
-    <w:p>
-      <w:r>
-        <w:br w:type="page"/>
-      </w:r>
-    </w:p>
-    <w:p>
-      <w:pPr>
-        <w:pStyle w:val="Heading1"/>
-        <w:keepNext/>
-      </w:pPr>
-      <w:r>
-        <w:t>4. Conversion Flows</w:t>
-      </w:r>
-    </w:p>
-    <w:p>
-      <w:pPr>
-        <w:pStyle w:val="Heading2"/>
-        <w:keepNext/>
-      </w:pPr>
-      <w:r>
-        <w:t>4.1 Individual self-service</w:t>
-      </w:r>
-    </w:p>
-    <w:tbl>
-      <w:tblPr>
-        <w:tblW w:type="dxa" w:w="9360"/>
-        <w:tblLayout w:type="fixed"/>
-        <w:tblLook w:firstColumn="1" w:firstRow="1" w:lastColumn="0" w:lastRow="0" w:noHBand="0" w:noVBand="1" w:val="04A0"/>
-        <w:jc w:val="left"/>
-        <w:tblInd w:w="120" w:type="dxa"/>
-        <w:tblBorders>
-          <w:top w:val="single" w:sz="6" w:space="0" w:color="D9DEE7"/>
-          <w:left w:val="single" w:sz="6" w:space="0" w:color="D9DEE7"/>
-          <w:bottom w:val="single" w:sz="6" w:space="0" w:color="D9DEE7"/>
-          <w:right w:val="single" w:sz="6" w:space="0" w:color="D9DEE7"/>
-          <w:insideH w:val="single" w:sz="6" w:space="0" w:color="D9DEE7"/>
-          <w:insideV w:val="single" w:sz="6" w:space="0" w:color="D9DEE7"/>
-        </w:tblBorders>
-      </w:tblPr>
-      <w:tblGrid>
-        <w:gridCol w:w="1700"/>
-        <w:gridCol w:w="2600"/>
-        <w:gridCol w:w="5060"/>
-      </w:tblGrid>
-      <w:tr>
-        <w:trPr>
-          <w:tblHeader w:val="true"/>
-        </w:trPr>
-        <w:tc>
-          <w:tcPr>
-            <w:tcW w:type="dxa" w:w="1700"/>
-            <w:tcMar>
-              <w:top w:w="80" w:type="dxa"/>
-              <w:start w:w="120" w:type="dxa"/>
-              <w:bottom w:w="80" w:type="dxa"/>
-              <w:end w:w="120" w:type="dxa"/>
-            </w:tcMar>
-            <w:vAlign w:val="center"/>
-            <w:shd w:fill="F2F4F7"/>
-          </w:tcPr>
-          <w:p>
-            <w:pPr>
-              <w:spacing w:after="0"/>
-            </w:pPr>
-            <w:r>
-              <w:rPr>
-                <w:rFonts w:ascii="Calibri" w:hAnsi="Calibri"/>
-                <w:b/>
-                <w:color w:val="172B4D"/>
-                <w:sz w:val="19"/>
-              </w:rPr>
-              <w:t>Step</w:t>
-            </w:r>
-          </w:p>
-        </w:tc>
-        <w:tc>
-          <w:tcPr>
-            <w:tcW w:type="dxa" w:w="2600"/>
-            <w:tcMar>
-              <w:top w:w="80" w:type="dxa"/>
-              <w:start w:w="120" w:type="dxa"/>
-              <w:bottom w:w="80" w:type="dxa"/>
-              <w:end w:w="120" w:type="dxa"/>
-            </w:tcMar>
-            <w:vAlign w:val="center"/>
-            <w:shd w:fill="F2F4F7"/>
-          </w:tcPr>
-          <w:p>
-            <w:pPr>
-              <w:spacing w:after="0"/>
-            </w:pPr>
-            <w:r>
-              <w:rPr>
-                <w:rFonts w:ascii="Calibri" w:hAnsi="Calibri"/>
-                <w:b/>
-                <w:color w:val="172B4D"/>
-                <w:sz w:val="19"/>
-              </w:rPr>
-              <w:t>Owner</w:t>
-            </w:r>
-          </w:p>
-        </w:tc>
-        <w:tc>
-          <w:tcPr>
-            <w:tcW w:type="dxa" w:w="5060"/>
-            <w:tcMar>
-              <w:top w:w="80" w:type="dxa"/>
-              <w:start w:w="120" w:type="dxa"/>
-              <w:bottom w:w="80" w:type="dxa"/>
-              <w:end w:w="120" w:type="dxa"/>
-            </w:tcMar>
-            <w:vAlign w:val="center"/>
-            <w:shd w:fill="F2F4F7"/>
-          </w:tcPr>
-          <w:p>
-            <w:pPr>
-              <w:spacing w:after="0"/>
-            </w:pPr>
-            <w:r>
-              <w:rPr>
-                <w:rFonts w:ascii="Calibri" w:hAnsi="Calibri"/>
-                <w:b/>
-                <w:color w:val="172B4D"/>
-                <w:sz w:val="19"/>
-              </w:rPr>
-              <w:t>Outcome</w:t>
-            </w:r>
-          </w:p>
-        </w:tc>
-      </w:tr>
-      <w:tr>
-        <w:tc>
-          <w:tcPr>
-            <w:tcW w:type="dxa" w:w="1700"/>
-            <w:tcMar>
-              <w:top w:w="80" w:type="dxa"/>
-              <w:start w:w="120" w:type="dxa"/>
-              <w:bottom w:w="80" w:type="dxa"/>
-              <w:end w:w="120" w:type="dxa"/>
-            </w:tcMar>
-            <w:vAlign w:val="center"/>
-          </w:tcPr>
-          <w:p>
-            <w:pPr>
-              <w:spacing w:after="0"/>
-            </w:pPr>
-            <w:r>
-              <w:rPr>
-                <w:rFonts w:ascii="Calibri" w:hAnsi="Calibri"/>
-                <w:color w:val="000000"/>
-                <w:sz w:val="19"/>
-              </w:rPr>
-              <w:t>1. Attended</w:t>
-            </w:r>
-          </w:p>
-        </w:tc>
-        <w:tc>
-          <w:tcPr>
-            <w:tcW w:type="dxa" w:w="2600"/>
-            <w:tcMar>
-              <w:top w:w="80" w:type="dxa"/>
-              <w:start w:w="120" w:type="dxa"/>
-              <w:bottom w:w="80" w:type="dxa"/>
-              <w:end w:w="120" w:type="dxa"/>
-            </w:tcMar>
-            <w:vAlign w:val="center"/>
-          </w:tcPr>
-          <w:p>
-            <w:pPr>
-              <w:spacing w:after="0"/>
-            </w:pPr>
-            <w:r>
-              <w:rPr>
-                <w:rFonts w:ascii="Calibri" w:hAnsi="Calibri"/>
-                <w:color w:val="000000"/>
-                <w:sz w:val="19"/>
-              </w:rPr>
-              <w:t>CRM</w:t>
-            </w:r>
-          </w:p>
-        </w:tc>
-        <w:tc>
-          <w:tcPr>
-            <w:tcW w:type="dxa" w:w="5060"/>
-            <w:tcMar>
-              <w:top w:w="80" w:type="dxa"/>
-              <w:start w:w="120" w:type="dxa"/>
-              <w:bottom w:w="80" w:type="dxa"/>
-              <w:end w:w="120" w:type="dxa"/>
-            </w:tcMar>
-            <w:vAlign w:val="center"/>
-          </w:tcPr>
-          <w:p>
-            <w:pPr>
-              <w:spacing w:after="0"/>
-            </w:pPr>
-            <w:r>
-              <w:rPr>
-                <w:rFonts w:ascii="Calibri" w:hAnsi="Calibri"/>
-                <w:color w:val="000000"/>
-                <w:sz w:val="19"/>
-              </w:rPr>
-              <w:t>Peserta eligible untuk campaign</w:t>
-            </w:r>
-          </w:p>
-        </w:tc>
-      </w:tr>
-      <w:tr>
-        <w:tc>
-          <w:tcPr>
-            <w:tcW w:type="dxa" w:w="1700"/>
-            <w:tcMar>
-              <w:top w:w="80" w:type="dxa"/>
-              <w:start w:w="120" w:type="dxa"/>
-              <w:bottom w:w="80" w:type="dxa"/>
-              <w:end w:w="120" w:type="dxa"/>
-            </w:tcMar>
-            <w:vAlign w:val="center"/>
-          </w:tcPr>
-          <w:p>
-            <w:pPr>
-              <w:spacing w:after="0"/>
-            </w:pPr>
-            <w:r>
-              <w:rPr>
-                <w:rFonts w:ascii="Calibri" w:hAnsi="Calibri"/>
-                <w:color w:val="000000"/>
-                <w:sz w:val="19"/>
-              </w:rPr>
-              <w:t>2. Voucher issued</w:t>
-            </w:r>
-          </w:p>
-        </w:tc>
-        <w:tc>
-          <w:tcPr>
-            <w:tcW w:type="dxa" w:w="2600"/>
-            <w:tcMar>
-              <w:top w:w="80" w:type="dxa"/>
-              <w:start w:w="120" w:type="dxa"/>
-              <w:bottom w:w="80" w:type="dxa"/>
-              <w:end w:w="120" w:type="dxa"/>
-            </w:tcMar>
-            <w:vAlign w:val="center"/>
-          </w:tcPr>
-          <w:p>
-            <w:pPr>
-              <w:spacing w:after="0"/>
-            </w:pPr>
-            <w:r>
-              <w:rPr>
-                <w:rFonts w:ascii="Calibri" w:hAnsi="Calibri"/>
-                <w:color w:val="000000"/>
-                <w:sz w:val="19"/>
-              </w:rPr>
-              <w:t>CRM</w:t>
-            </w:r>
-          </w:p>
-        </w:tc>
-        <w:tc>
-          <w:tcPr>
-            <w:tcW w:type="dxa" w:w="5060"/>
-            <w:tcMar>
-              <w:top w:w="80" w:type="dxa"/>
-              <w:start w:w="120" w:type="dxa"/>
-              <w:bottom w:w="80" w:type="dxa"/>
-              <w:end w:w="120" w:type="dxa"/>
-            </w:tcMar>
-            <w:vAlign w:val="center"/>
-          </w:tcPr>
-          <w:p>
-            <w:pPr>
-              <w:spacing w:after="0"/>
-            </w:pPr>
-            <w:r>
-              <w:rPr>
-                <w:rFonts w:ascii="Calibri" w:hAnsi="Calibri"/>
-                <w:color w:val="000000"/>
-                <w:sz w:val="19"/>
-              </w:rPr>
-              <w:t>Redeem link dikirim</w:t>
-            </w:r>
-          </w:p>
-        </w:tc>
-      </w:tr>
-      <w:tr>
-        <w:tc>
-          <w:tcPr>
-            <w:tcW w:type="dxa" w:w="1700"/>
-            <w:tcMar>
-              <w:top w:w="80" w:type="dxa"/>
-              <w:start w:w="120" w:type="dxa"/>
-              <w:bottom w:w="80" w:type="dxa"/>
-              <w:end w:w="120" w:type="dxa"/>
-            </w:tcMar>
-            <w:vAlign w:val="center"/>
-          </w:tcPr>
-          <w:p>
-            <w:pPr>
-              <w:spacing w:after="0"/>
-            </w:pPr>
-            <w:r>
-              <w:rPr>
-                <w:rFonts w:ascii="Calibri" w:hAnsi="Calibri"/>
-                <w:color w:val="000000"/>
-                <w:sz w:val="19"/>
-              </w:rPr>
-              <w:t>3. Voucher validated</w:t>
-            </w:r>
-          </w:p>
-        </w:tc>
-        <w:tc>
-          <w:tcPr>
-            <w:tcW w:type="dxa" w:w="2600"/>
-            <w:tcMar>
-              <w:top w:w="80" w:type="dxa"/>
-              <w:start w:w="120" w:type="dxa"/>
-              <w:bottom w:w="80" w:type="dxa"/>
-              <w:end w:w="120" w:type="dxa"/>
-            </w:tcMar>
-            <w:vAlign w:val="center"/>
-          </w:tcPr>
-          <w:p>
-            <w:pPr>
-              <w:spacing w:after="0"/>
-            </w:pPr>
-            <w:r>
-              <w:rPr>
-                <w:rFonts w:ascii="Calibri" w:hAnsi="Calibri"/>
-                <w:color w:val="000000"/>
-                <w:sz w:val="19"/>
-              </w:rPr>
-              <w:t>Platform -&gt; CRM</w:t>
-            </w:r>
-          </w:p>
-        </w:tc>
-        <w:tc>
-          <w:tcPr>
-            <w:tcW w:type="dxa" w:w="5060"/>
-            <w:tcMar>
-              <w:top w:w="80" w:type="dxa"/>
-              <w:start w:w="120" w:type="dxa"/>
-              <w:bottom w:w="80" w:type="dxa"/>
-              <w:end w:w="120" w:type="dxa"/>
-            </w:tcMar>
-            <w:vAlign w:val="center"/>
-          </w:tcPr>
-          <w:p>
-            <w:pPr>
-              <w:spacing w:after="0"/>
-            </w:pPr>
-            <w:r>
-              <w:rPr>
-                <w:rFonts w:ascii="Calibri" w:hAnsi="Calibri"/>
-                <w:color w:val="000000"/>
-                <w:sz w:val="19"/>
-              </w:rPr>
-              <w:t>Benefit dan restriction dikembalikan</w:t>
-            </w:r>
-          </w:p>
-        </w:tc>
-      </w:tr>
-      <w:tr>
-        <w:tc>
-          <w:tcPr>
-            <w:tcW w:type="dxa" w:w="1700"/>
-            <w:tcMar>
-              <w:top w:w="80" w:type="dxa"/>
-              <w:start w:w="120" w:type="dxa"/>
-              <w:bottom w:w="80" w:type="dxa"/>
-              <w:end w:w="120" w:type="dxa"/>
-            </w:tcMar>
-            <w:vAlign w:val="center"/>
-          </w:tcPr>
-          <w:p>
-            <w:pPr>
-              <w:spacing w:after="0"/>
-            </w:pPr>
-            <w:r>
-              <w:rPr>
-                <w:rFonts w:ascii="Calibri" w:hAnsi="Calibri"/>
-                <w:color w:val="000000"/>
-                <w:sz w:val="19"/>
-              </w:rPr>
-              <w:t>4. Order/payment</w:t>
-            </w:r>
-          </w:p>
-        </w:tc>
-        <w:tc>
-          <w:tcPr>
-            <w:tcW w:type="dxa" w:w="2600"/>
-            <w:tcMar>
-              <w:top w:w="80" w:type="dxa"/>
-              <w:start w:w="120" w:type="dxa"/>
-              <w:bottom w:w="80" w:type="dxa"/>
-              <w:end w:w="120" w:type="dxa"/>
-            </w:tcMar>
-            <w:vAlign w:val="center"/>
-          </w:tcPr>
-          <w:p>
-            <w:pPr>
-              <w:spacing w:after="0"/>
-            </w:pPr>
-            <w:r>
-              <w:rPr>
-                <w:rFonts w:ascii="Calibri" w:hAnsi="Calibri"/>
-                <w:color w:val="000000"/>
-                <w:sz w:val="19"/>
-              </w:rPr>
-              <w:t>Platform + Billing</w:t>
-            </w:r>
-          </w:p>
-        </w:tc>
-        <w:tc>
-          <w:tcPr>
-            <w:tcW w:type="dxa" w:w="5060"/>
-            <w:tcMar>
-              <w:top w:w="80" w:type="dxa"/>
-              <w:start w:w="120" w:type="dxa"/>
-              <w:bottom w:w="80" w:type="dxa"/>
-              <w:end w:w="120" w:type="dxa"/>
-            </w:tcMar>
-            <w:vAlign w:val="center"/>
-          </w:tcPr>
-          <w:p>
-            <w:pPr>
-              <w:spacing w:after="0"/>
-            </w:pPr>
-            <w:r>
-              <w:rPr>
-                <w:rFonts w:ascii="Calibri" w:hAnsi="Calibri"/>
-                <w:color w:val="000000"/>
-                <w:sz w:val="19"/>
-              </w:rPr>
-              <w:t>Harga final dan payment status</w:t>
-            </w:r>
-          </w:p>
-        </w:tc>
-      </w:tr>
-      <w:tr>
-        <w:tc>
-          <w:tcPr>
-            <w:tcW w:type="dxa" w:w="1700"/>
-            <w:tcMar>
-              <w:top w:w="80" w:type="dxa"/>
-              <w:start w:w="120" w:type="dxa"/>
-              <w:bottom w:w="80" w:type="dxa"/>
-              <w:end w:w="120" w:type="dxa"/>
-            </w:tcMar>
-            <w:vAlign w:val="center"/>
-          </w:tcPr>
-          <w:p>
-            <w:pPr>
-              <w:spacing w:after="0"/>
-            </w:pPr>
-            <w:r>
-              <w:rPr>
-                <w:rFonts w:ascii="Calibri" w:hAnsi="Calibri"/>
-                <w:color w:val="000000"/>
-                <w:sz w:val="19"/>
-              </w:rPr>
-              <w:t>5. Redeem final</w:t>
-            </w:r>
-          </w:p>
-        </w:tc>
-        <w:tc>
-          <w:tcPr>
-            <w:tcW w:type="dxa" w:w="2600"/>
-            <w:tcMar>
-              <w:top w:w="80" w:type="dxa"/>
-              <w:start w:w="120" w:type="dxa"/>
-              <w:bottom w:w="80" w:type="dxa"/>
-              <w:end w:w="120" w:type="dxa"/>
-            </w:tcMar>
-            <w:vAlign w:val="center"/>
-          </w:tcPr>
-          <w:p>
-            <w:pPr>
-              <w:spacing w:after="0"/>
-            </w:pPr>
-            <w:r>
-              <w:rPr>
-                <w:rFonts w:ascii="Calibri" w:hAnsi="Calibri"/>
-                <w:color w:val="000000"/>
-                <w:sz w:val="19"/>
-              </w:rPr>
-              <w:t>Platform -&gt; CRM</w:t>
-            </w:r>
-          </w:p>
-        </w:tc>
-        <w:tc>
-          <w:tcPr>
-            <w:tcW w:type="dxa" w:w="5060"/>
-            <w:tcMar>
-              <w:top w:w="80" w:type="dxa"/>
-              <w:start w:w="120" w:type="dxa"/>
-              <w:bottom w:w="80" w:type="dxa"/>
-              <w:end w:w="120" w:type="dxa"/>
-            </w:tcMar>
-            <w:vAlign w:val="center"/>
-          </w:tcPr>
-          <w:p>
-            <w:pPr>
-              <w:spacing w:after="0"/>
-            </w:pPr>
-            <w:r>
-              <w:rPr>
-                <w:rFonts w:ascii="Calibri" w:hAnsi="Calibri"/>
-                <w:color w:val="000000"/>
-                <w:sz w:val="19"/>
-              </w:rPr>
-              <w:t>Voucher dikunci ke order</w:t>
-            </w:r>
-          </w:p>
-        </w:tc>
-      </w:tr>
-      <w:tr>
-        <w:tc>
-          <w:tcPr>
-            <w:tcW w:type="dxa" w:w="1700"/>
-            <w:tcMar>
-              <w:top w:w="80" w:type="dxa"/>
-              <w:start w:w="120" w:type="dxa"/>
-              <w:bottom w:w="80" w:type="dxa"/>
-              <w:end w:w="120" w:type="dxa"/>
-            </w:tcMar>
-            <w:vAlign w:val="center"/>
-          </w:tcPr>
-          <w:p>
-            <w:pPr>
-              <w:spacing w:after="0"/>
-            </w:pPr>
-            <w:r>
-              <w:rPr>
-                <w:rFonts w:ascii="Calibri" w:hAnsi="Calibri"/>
-                <w:color w:val="000000"/>
-                <w:sz w:val="19"/>
-              </w:rPr>
-              <w:t>6. Activate</w:t>
-            </w:r>
-          </w:p>
-        </w:tc>
-        <w:tc>
-          <w:tcPr>
-            <w:tcW w:type="dxa" w:w="2600"/>
-            <w:tcMar>
-              <w:top w:w="80" w:type="dxa"/>
-              <w:start w:w="120" w:type="dxa"/>
-              <w:bottom w:w="80" w:type="dxa"/>
-              <w:end w:w="120" w:type="dxa"/>
-            </w:tcMar>
-            <w:vAlign w:val="center"/>
-          </w:tcPr>
-          <w:p>
-            <w:pPr>
-              <w:spacing w:after="0"/>
-            </w:pPr>
-            <w:r>
-              <w:rPr>
-                <w:rFonts w:ascii="Calibri" w:hAnsi="Calibri"/>
-                <w:color w:val="000000"/>
-                <w:sz w:val="19"/>
-              </w:rPr>
-              <w:t>Platform</w:t>
-            </w:r>
-          </w:p>
-        </w:tc>
-        <w:tc>
-          <w:tcPr>
-            <w:tcW w:type="dxa" w:w="5060"/>
-            <w:tcMar>
-              <w:top w:w="80" w:type="dxa"/>
-              <w:start w:w="120" w:type="dxa"/>
-              <w:bottom w:w="80" w:type="dxa"/>
-              <w:end w:w="120" w:type="dxa"/>
-            </w:tcMar>
-            <w:vAlign w:val="center"/>
-          </w:tcPr>
-          <w:p>
-            <w:pPr>
-              <w:spacing w:after="0"/>
-            </w:pPr>
-            <w:r>
-              <w:rPr>
-                <w:rFonts w:ascii="Calibri" w:hAnsi="Calibri"/>
-                <w:color w:val="000000"/>
-                <w:sz w:val="19"/>
-              </w:rPr>
-              <w:t>Identity dan entitlement aktif</w:t>
-            </w:r>
-          </w:p>
-        </w:tc>
-      </w:tr>
-      <w:tr>
-        <w:tc>
-          <w:tcPr>
-            <w:tcW w:type="dxa" w:w="1700"/>
-            <w:tcMar>
-              <w:top w:w="80" w:type="dxa"/>
-              <w:start w:w="120" w:type="dxa"/>
-              <w:bottom w:w="80" w:type="dxa"/>
-              <w:end w:w="120" w:type="dxa"/>
-            </w:tcMar>
-            <w:vAlign w:val="center"/>
-          </w:tcPr>
-          <w:p>
-            <w:pPr>
-              <w:spacing w:after="0"/>
-            </w:pPr>
-            <w:r>
-              <w:rPr>
-                <w:rFonts w:ascii="Calibri" w:hAnsi="Calibri"/>
-                <w:color w:val="000000"/>
-                <w:sz w:val="19"/>
-              </w:rPr>
-              <w:t>7. Attribution</w:t>
-            </w:r>
-          </w:p>
-        </w:tc>
-        <w:tc>
-          <w:tcPr>
-            <w:tcW w:type="dxa" w:w="2600"/>
-            <w:tcMar>
-              <w:top w:w="80" w:type="dxa"/>
-              <w:start w:w="120" w:type="dxa"/>
-              <w:bottom w:w="80" w:type="dxa"/>
-              <w:end w:w="120" w:type="dxa"/>
-            </w:tcMar>
-            <w:vAlign w:val="center"/>
-          </w:tcPr>
-          <w:p>
-            <w:pPr>
-              <w:spacing w:after="0"/>
-            </w:pPr>
-            <w:r>
-              <w:rPr>
-                <w:rFonts w:ascii="Calibri" w:hAnsi="Calibri"/>
-                <w:color w:val="000000"/>
-                <w:sz w:val="19"/>
-              </w:rPr>
-              <w:t>CRM</w:t>
-            </w:r>
-          </w:p>
-        </w:tc>
-        <w:tc>
-          <w:tcPr>
-            <w:tcW w:type="dxa" w:w="5060"/>
-            <w:tcMar>
-              <w:top w:w="80" w:type="dxa"/>
-              <w:start w:w="120" w:type="dxa"/>
-              <w:bottom w:w="80" w:type="dxa"/>
-              <w:end w:w="120" w:type="dxa"/>
-            </w:tcMar>
-            <w:vAlign w:val="center"/>
-          </w:tcPr>
-          <w:p>
-            <w:pPr>
-              <w:spacing w:after="0"/>
-            </w:pPr>
-            <w:r>
-              <w:rPr>
-                <w:rFonts w:ascii="Calibri" w:hAnsi="Calibri"/>
-                <w:color w:val="000000"/>
-                <w:sz w:val="19"/>
-              </w:rPr>
-              <w:t>Conversion dan komisi pending</w:t>
-            </w:r>
-          </w:p>
-        </w:tc>
-      </w:tr>
-    </w:tbl>
-    <w:p>
-      <w:pPr>
-        <w:spacing w:after="0"/>
-      </w:pPr>
-    </w:p>
-    <w:p>
-      <w:pPr>
-        <w:spacing w:before="80" w:after="160"/>
-        <w:ind w:left="115" w:right="115"/>
-        <w:shd w:fill="EAF5EE"/>
-        <w:pBdr>
-          <w:left w:val="single" w:sz="18" w:space="6" w:color="2E74B5"/>
-        </w:pBdr>
-      </w:pPr>
-      <w:r>
-        <w:rPr>
-          <w:rFonts w:ascii="Calibri" w:hAnsi="Calibri"/>
-          <w:b/>
-          <w:color w:val="172B4D"/>
-          <w:sz w:val="22"/>
-        </w:rPr>
-        <w:t xml:space="preserve">Identity rule: </w:t>
-      </w:r>
-      <w:r>
-        <w:rPr>
-          <w:rFonts w:ascii="Calibri" w:hAnsi="Calibri"/>
-          <w:color w:val="172B4D"/>
-          <w:sz w:val="22"/>
-        </w:rPr>
-        <w:t>CRM tidak mengirim password. Platform membuat activation link dan menangani login.</w:t>
-      </w:r>
-    </w:p>
-    <w:p>
-      <w:pPr>
-        <w:spacing w:before="0" w:after="120" w:line="264" w:lineRule="auto"/>
-      </w:pPr>
-      <w:r>
-        <w:rPr>
-          <w:rFonts w:ascii="Calibri" w:hAnsi="Calibri"/>
-          <w:i w:val="0"/>
-          <w:color w:val="000000"/>
-          <w:sz w:val="22"/>
-        </w:rPr>
-        <w:t>Buyer dan beneficiary dapat berbeda, misalnya orang tua membayar untuk murid. Jika nilai order menjadi nol, platform tetap membuat zero-value order agar activation dan audit konsisten.</w:t>
-      </w:r>
-    </w:p>
-    <w:p>
-      <w:pPr>
-        <w:pStyle w:val="Heading2"/>
-        <w:keepNext/>
-      </w:pPr>
-      <w:r>
-        <w:t>4.2 School procurement dan dana BOS</w:t>
-      </w:r>
-    </w:p>
-    <w:tbl>
-      <w:tblPr>
-        <w:tblW w:type="dxa" w:w="9360"/>
-        <w:tblLayout w:type="fixed"/>
-        <w:tblLook w:firstColumn="1" w:firstRow="1" w:lastColumn="0" w:lastRow="0" w:noHBand="0" w:noVBand="1" w:val="04A0"/>
-        <w:jc w:val="left"/>
-        <w:tblInd w:w="120" w:type="dxa"/>
-        <w:tblBorders>
-          <w:top w:val="single" w:sz="6" w:space="0" w:color="D9DEE7"/>
-          <w:left w:val="single" w:sz="6" w:space="0" w:color="D9DEE7"/>
-          <w:bottom w:val="single" w:sz="6" w:space="0" w:color="D9DEE7"/>
-          <w:right w:val="single" w:sz="6" w:space="0" w:color="D9DEE7"/>
-          <w:insideH w:val="single" w:sz="6" w:space="0" w:color="D9DEE7"/>
-          <w:insideV w:val="single" w:sz="6" w:space="0" w:color="D9DEE7"/>
-        </w:tblBorders>
-      </w:tblPr>
-      <w:tblGrid>
-        <w:gridCol w:w="2200"/>
-        <w:gridCol w:w="3400"/>
-        <w:gridCol w:w="3760"/>
-      </w:tblGrid>
-      <w:tr>
-        <w:trPr>
-          <w:tblHeader w:val="true"/>
-        </w:trPr>
-        <w:tc>
-          <w:tcPr>
-            <w:tcW w:type="dxa" w:w="2200"/>
-            <w:tcMar>
-              <w:top w:w="80" w:type="dxa"/>
-              <w:start w:w="120" w:type="dxa"/>
-              <w:bottom w:w="80" w:type="dxa"/>
-              <w:end w:w="120" w:type="dxa"/>
-            </w:tcMar>
-            <w:vAlign w:val="center"/>
-            <w:shd w:fill="F2F4F7"/>
-          </w:tcPr>
-          <w:p>
-            <w:pPr>
-              <w:spacing w:after="0"/>
-            </w:pPr>
-            <w:r>
-              <w:rPr>
-                <w:rFonts w:ascii="Calibri" w:hAnsi="Calibri"/>
-                <w:b/>
-                <w:color w:val="172B4D"/>
-                <w:sz w:val="19"/>
-              </w:rPr>
-              <w:t>Stage</w:t>
-            </w:r>
-          </w:p>
-        </w:tc>
-        <w:tc>
-          <w:tcPr>
-            <w:tcW w:type="dxa" w:w="3400"/>
-            <w:tcMar>
-              <w:top w:w="80" w:type="dxa"/>
-              <w:start w:w="120" w:type="dxa"/>
-              <w:bottom w:w="80" w:type="dxa"/>
-              <w:end w:w="120" w:type="dxa"/>
-            </w:tcMar>
-            <w:vAlign w:val="center"/>
-            <w:shd w:fill="F2F4F7"/>
-          </w:tcPr>
-          <w:p>
-            <w:pPr>
-              <w:spacing w:after="0"/>
-            </w:pPr>
-            <w:r>
-              <w:rPr>
-                <w:rFonts w:ascii="Calibri" w:hAnsi="Calibri"/>
-                <w:b/>
-                <w:color w:val="172B4D"/>
-                <w:sz w:val="19"/>
-              </w:rPr>
-              <w:t>Sales action</w:t>
-            </w:r>
-          </w:p>
-        </w:tc>
-        <w:tc>
-          <w:tcPr>
-            <w:tcW w:type="dxa" w:w="3760"/>
-            <w:tcMar>
-              <w:top w:w="80" w:type="dxa"/>
-              <w:start w:w="120" w:type="dxa"/>
-              <w:bottom w:w="80" w:type="dxa"/>
-              <w:end w:w="120" w:type="dxa"/>
-            </w:tcMar>
-            <w:vAlign w:val="center"/>
-            <w:shd w:fill="F2F4F7"/>
-          </w:tcPr>
-          <w:p>
-            <w:pPr>
-              <w:spacing w:after="0"/>
-            </w:pPr>
-            <w:r>
-              <w:rPr>
-                <w:rFonts w:ascii="Calibri" w:hAnsi="Calibri"/>
-                <w:b/>
-                <w:color w:val="172B4D"/>
-                <w:sz w:val="19"/>
-              </w:rPr>
-              <w:t>System effect</w:t>
-            </w:r>
-          </w:p>
-        </w:tc>
-      </w:tr>
-      <w:tr>
-        <w:tc>
-          <w:tcPr>
-            <w:tcW w:type="dxa" w:w="2200"/>
-            <w:tcMar>
-              <w:top w:w="80" w:type="dxa"/>
-              <w:start w:w="120" w:type="dxa"/>
-              <w:bottom w:w="80" w:type="dxa"/>
-              <w:end w:w="120" w:type="dxa"/>
-            </w:tcMar>
-            <w:vAlign w:val="center"/>
-          </w:tcPr>
-          <w:p>
-            <w:pPr>
-              <w:spacing w:after="0"/>
-            </w:pPr>
-            <w:r>
-              <w:rPr>
-                <w:rFonts w:ascii="Calibri" w:hAnsi="Calibri"/>
-                <w:color w:val="000000"/>
-                <w:sz w:val="19"/>
-              </w:rPr>
-              <w:t>Qualified</w:t>
-            </w:r>
-          </w:p>
-        </w:tc>
-        <w:tc>
-          <w:tcPr>
-            <w:tcW w:type="dxa" w:w="3400"/>
-            <w:tcMar>
-              <w:top w:w="80" w:type="dxa"/>
-              <w:start w:w="120" w:type="dxa"/>
-              <w:bottom w:w="80" w:type="dxa"/>
-              <w:end w:w="120" w:type="dxa"/>
-            </w:tcMar>
-            <w:vAlign w:val="center"/>
-          </w:tcPr>
-          <w:p>
-            <w:pPr>
-              <w:spacing w:after="0"/>
-            </w:pPr>
-            <w:r>
-              <w:rPr>
-                <w:rFonts w:ascii="Calibri" w:hAnsi="Calibri"/>
-                <w:color w:val="000000"/>
-                <w:sz w:val="19"/>
-              </w:rPr>
-              <w:t>Validasi kebutuhan, PIC, ukuran sekolah</w:t>
-            </w:r>
-          </w:p>
-        </w:tc>
-        <w:tc>
-          <w:tcPr>
-            <w:tcW w:type="dxa" w:w="3760"/>
-            <w:tcMar>
-              <w:top w:w="80" w:type="dxa"/>
-              <w:start w:w="120" w:type="dxa"/>
-              <w:bottom w:w="80" w:type="dxa"/>
-              <w:end w:w="120" w:type="dxa"/>
-            </w:tcMar>
-            <w:vAlign w:val="center"/>
-          </w:tcPr>
-          <w:p>
-            <w:pPr>
-              <w:spacing w:after="0"/>
-            </w:pPr>
-            <w:r>
-              <w:rPr>
-                <w:rFonts w:ascii="Calibri" w:hAnsi="Calibri"/>
-                <w:color w:val="000000"/>
-                <w:sz w:val="19"/>
-              </w:rPr>
-              <w:t>Create school account/opportunity</w:t>
-            </w:r>
-          </w:p>
-        </w:tc>
-      </w:tr>
-      <w:tr>
-        <w:tc>
-          <w:tcPr>
-            <w:tcW w:type="dxa" w:w="2200"/>
-            <w:tcMar>
-              <w:top w:w="80" w:type="dxa"/>
-              <w:start w:w="120" w:type="dxa"/>
-              <w:bottom w:w="80" w:type="dxa"/>
-              <w:end w:w="120" w:type="dxa"/>
-            </w:tcMar>
-            <w:vAlign w:val="center"/>
-          </w:tcPr>
-          <w:p>
-            <w:pPr>
-              <w:spacing w:after="0"/>
-            </w:pPr>
-            <w:r>
-              <w:rPr>
-                <w:rFonts w:ascii="Calibri" w:hAnsi="Calibri"/>
-                <w:color w:val="000000"/>
-                <w:sz w:val="19"/>
-              </w:rPr>
-              <w:t>Proposal sent</w:t>
-            </w:r>
-          </w:p>
-        </w:tc>
-        <w:tc>
-          <w:tcPr>
-            <w:tcW w:type="dxa" w:w="3400"/>
-            <w:tcMar>
-              <w:top w:w="80" w:type="dxa"/>
-              <w:start w:w="120" w:type="dxa"/>
-              <w:bottom w:w="80" w:type="dxa"/>
-              <w:end w:w="120" w:type="dxa"/>
-            </w:tcMar>
-            <w:vAlign w:val="center"/>
-          </w:tcPr>
-          <w:p>
-            <w:pPr>
-              <w:spacing w:after="0"/>
-            </w:pPr>
-            <w:r>
-              <w:rPr>
-                <w:rFonts w:ascii="Calibri" w:hAnsi="Calibri"/>
-                <w:color w:val="000000"/>
-                <w:sz w:val="19"/>
-              </w:rPr>
-              <w:t>Kirim paket, seat, durasi, benefit</w:t>
-            </w:r>
-          </w:p>
-        </w:tc>
-        <w:tc>
-          <w:tcPr>
-            <w:tcW w:type="dxa" w:w="3760"/>
-            <w:tcMar>
-              <w:top w:w="80" w:type="dxa"/>
-              <w:start w:w="120" w:type="dxa"/>
-              <w:bottom w:w="80" w:type="dxa"/>
-              <w:end w:w="120" w:type="dxa"/>
-            </w:tcMar>
-            <w:vAlign w:val="center"/>
-          </w:tcPr>
-          <w:p>
-            <w:pPr>
-              <w:spacing w:after="0"/>
-            </w:pPr>
-            <w:r>
-              <w:rPr>
-                <w:rFonts w:ascii="Calibri" w:hAnsi="Calibri"/>
-                <w:color w:val="000000"/>
-                <w:sz w:val="19"/>
-              </w:rPr>
-              <w:t>Snapshot proposal reference</w:t>
-            </w:r>
-          </w:p>
-        </w:tc>
-      </w:tr>
-      <w:tr>
-        <w:tc>
-          <w:tcPr>
-            <w:tcW w:type="dxa" w:w="2200"/>
-            <w:tcMar>
-              <w:top w:w="80" w:type="dxa"/>
-              <w:start w:w="120" w:type="dxa"/>
-              <w:bottom w:w="80" w:type="dxa"/>
-              <w:end w:w="120" w:type="dxa"/>
-            </w:tcMar>
-            <w:vAlign w:val="center"/>
-          </w:tcPr>
-          <w:p>
-            <w:pPr>
-              <w:spacing w:after="0"/>
-            </w:pPr>
-            <w:r>
-              <w:rPr>
-                <w:rFonts w:ascii="Calibri" w:hAnsi="Calibri"/>
-                <w:color w:val="000000"/>
-                <w:sz w:val="19"/>
-              </w:rPr>
-              <w:t>Procurement BOS</w:t>
-            </w:r>
-          </w:p>
-        </w:tc>
-        <w:tc>
-          <w:tcPr>
-            <w:tcW w:type="dxa" w:w="3400"/>
-            <w:tcMar>
-              <w:top w:w="80" w:type="dxa"/>
-              <w:start w:w="120" w:type="dxa"/>
-              <w:bottom w:w="80" w:type="dxa"/>
-              <w:end w:w="120" w:type="dxa"/>
-            </w:tcMar>
-            <w:vAlign w:val="center"/>
-          </w:tcPr>
-          <w:p>
-            <w:pPr>
-              <w:spacing w:after="0"/>
-            </w:pPr>
-            <w:r>
-              <w:rPr>
-                <w:rFonts w:ascii="Calibri" w:hAnsi="Calibri"/>
-                <w:color w:val="000000"/>
-                <w:sz w:val="19"/>
-              </w:rPr>
-              <w:t>Kumpulkan dokumen dan approval</w:t>
-            </w:r>
-          </w:p>
-        </w:tc>
-        <w:tc>
-          <w:tcPr>
-            <w:tcW w:type="dxa" w:w="3760"/>
-            <w:tcMar>
-              <w:top w:w="80" w:type="dxa"/>
-              <w:start w:w="120" w:type="dxa"/>
-              <w:bottom w:w="80" w:type="dxa"/>
-              <w:end w:w="120" w:type="dxa"/>
-            </w:tcMar>
-            <w:vAlign w:val="center"/>
-          </w:tcPr>
-          <w:p>
-            <w:pPr>
-              <w:spacing w:after="0"/>
-            </w:pPr>
-            <w:r>
-              <w:rPr>
-                <w:rFonts w:ascii="Calibri" w:hAnsi="Calibri"/>
-                <w:color w:val="000000"/>
-                <w:sz w:val="19"/>
-              </w:rPr>
-              <w:t>Tidak ada access aktif</w:t>
-            </w:r>
-          </w:p>
-        </w:tc>
-      </w:tr>
-      <w:tr>
-        <w:tc>
-          <w:tcPr>
-            <w:tcW w:type="dxa" w:w="2200"/>
-            <w:tcMar>
-              <w:top w:w="80" w:type="dxa"/>
-              <w:start w:w="120" w:type="dxa"/>
-              <w:bottom w:w="80" w:type="dxa"/>
-              <w:end w:w="120" w:type="dxa"/>
-            </w:tcMar>
-            <w:vAlign w:val="center"/>
-          </w:tcPr>
-          <w:p>
-            <w:pPr>
-              <w:spacing w:after="0"/>
-            </w:pPr>
-            <w:r>
-              <w:rPr>
-                <w:rFonts w:ascii="Calibri" w:hAnsi="Calibri"/>
-                <w:color w:val="000000"/>
-                <w:sz w:val="19"/>
-              </w:rPr>
-              <w:t>Invoice issued</w:t>
-            </w:r>
-          </w:p>
-        </w:tc>
-        <w:tc>
-          <w:tcPr>
-            <w:tcW w:type="dxa" w:w="3400"/>
-            <w:tcMar>
-              <w:top w:w="80" w:type="dxa"/>
-              <w:start w:w="120" w:type="dxa"/>
-              <w:bottom w:w="80" w:type="dxa"/>
-              <w:end w:w="120" w:type="dxa"/>
-            </w:tcMar>
-            <w:vAlign w:val="center"/>
-          </w:tcPr>
-          <w:p>
-            <w:pPr>
-              <w:spacing w:after="0"/>
-            </w:pPr>
-            <w:r>
-              <w:rPr>
-                <w:rFonts w:ascii="Calibri" w:hAnsi="Calibri"/>
-                <w:color w:val="000000"/>
-                <w:sz w:val="19"/>
-              </w:rPr>
-              <w:t>Koordinasi finance</w:t>
-            </w:r>
-          </w:p>
-        </w:tc>
-        <w:tc>
-          <w:tcPr>
-            <w:tcW w:type="dxa" w:w="3760"/>
-            <w:tcMar>
-              <w:top w:w="80" w:type="dxa"/>
-              <w:start w:w="120" w:type="dxa"/>
-              <w:bottom w:w="80" w:type="dxa"/>
-              <w:end w:w="120" w:type="dxa"/>
-            </w:tcMar>
-            <w:vAlign w:val="center"/>
-          </w:tcPr>
-          <w:p>
-            <w:pPr>
-              <w:spacing w:after="0"/>
-            </w:pPr>
-            <w:r>
-              <w:rPr>
-                <w:rFonts w:ascii="Calibri" w:hAnsi="Calibri"/>
-                <w:color w:val="000000"/>
-                <w:sz w:val="19"/>
-              </w:rPr>
-              <w:t>Billing menjadi owner invoice</w:t>
-            </w:r>
-          </w:p>
-        </w:tc>
-      </w:tr>
-      <w:tr>
-        <w:tc>
-          <w:tcPr>
-            <w:tcW w:type="dxa" w:w="2200"/>
-            <w:tcMar>
-              <w:top w:w="80" w:type="dxa"/>
-              <w:start w:w="120" w:type="dxa"/>
-              <w:bottom w:w="80" w:type="dxa"/>
-              <w:end w:w="120" w:type="dxa"/>
-            </w:tcMar>
-            <w:vAlign w:val="center"/>
-          </w:tcPr>
-          <w:p>
-            <w:pPr>
-              <w:spacing w:after="0"/>
-            </w:pPr>
-            <w:r>
-              <w:rPr>
-                <w:rFonts w:ascii="Calibri" w:hAnsi="Calibri"/>
-                <w:color w:val="000000"/>
-                <w:sz w:val="19"/>
-              </w:rPr>
-              <w:t>Payment pending/paid</w:t>
-            </w:r>
-          </w:p>
-        </w:tc>
-        <w:tc>
-          <w:tcPr>
-            <w:tcW w:type="dxa" w:w="3400"/>
-            <w:tcMar>
-              <w:top w:w="80" w:type="dxa"/>
-              <w:start w:w="120" w:type="dxa"/>
-              <w:bottom w:w="80" w:type="dxa"/>
-              <w:end w:w="120" w:type="dxa"/>
-            </w:tcMar>
-            <w:vAlign w:val="center"/>
-          </w:tcPr>
-          <w:p>
-            <w:pPr>
-              <w:spacing w:after="0"/>
-            </w:pPr>
-            <w:r>
-              <w:rPr>
-                <w:rFonts w:ascii="Calibri" w:hAnsi="Calibri"/>
-                <w:color w:val="000000"/>
-                <w:sz w:val="19"/>
-              </w:rPr>
-              <w:t>Pantau status dan follow-up</w:t>
-            </w:r>
-          </w:p>
-        </w:tc>
-        <w:tc>
-          <w:tcPr>
-            <w:tcW w:type="dxa" w:w="3760"/>
-            <w:tcMar>
-              <w:top w:w="80" w:type="dxa"/>
-              <w:start w:w="120" w:type="dxa"/>
-              <w:bottom w:w="80" w:type="dxa"/>
-              <w:end w:w="120" w:type="dxa"/>
-            </w:tcMar>
-            <w:vAlign w:val="center"/>
-          </w:tcPr>
-          <w:p>
-            <w:pPr>
-              <w:spacing w:after="0"/>
-            </w:pPr>
-            <w:r>
-              <w:rPr>
-                <w:rFonts w:ascii="Calibri" w:hAnsi="Calibri"/>
-                <w:color w:val="000000"/>
-                <w:sz w:val="19"/>
-              </w:rPr>
-              <w:t>Event billing masuk ke CRM/platform</w:t>
-            </w:r>
-          </w:p>
-        </w:tc>
-      </w:tr>
-      <w:tr>
-        <w:tc>
-          <w:tcPr>
-            <w:tcW w:type="dxa" w:w="2200"/>
-            <w:tcMar>
-              <w:top w:w="80" w:type="dxa"/>
-              <w:start w:w="120" w:type="dxa"/>
-              <w:bottom w:w="80" w:type="dxa"/>
-              <w:end w:w="120" w:type="dxa"/>
-            </w:tcMar>
-            <w:vAlign w:val="center"/>
-          </w:tcPr>
-          <w:p>
-            <w:pPr>
-              <w:spacing w:after="0"/>
-            </w:pPr>
-            <w:r>
-              <w:rPr>
-                <w:rFonts w:ascii="Calibri" w:hAnsi="Calibri"/>
-                <w:color w:val="000000"/>
-                <w:sz w:val="19"/>
-              </w:rPr>
-              <w:t>Provisioning</w:t>
-            </w:r>
-          </w:p>
-        </w:tc>
-        <w:tc>
-          <w:tcPr>
-            <w:tcW w:type="dxa" w:w="3400"/>
-            <w:tcMar>
-              <w:top w:w="80" w:type="dxa"/>
-              <w:start w:w="120" w:type="dxa"/>
-              <w:bottom w:w="80" w:type="dxa"/>
-              <w:end w:w="120" w:type="dxa"/>
-            </w:tcMar>
-            <w:vAlign w:val="center"/>
-          </w:tcPr>
-          <w:p>
-            <w:pPr>
-              <w:spacing w:after="0"/>
-            </w:pPr>
-            <w:r>
-              <w:rPr>
-                <w:rFonts w:ascii="Calibri" w:hAnsi="Calibri"/>
-                <w:color w:val="000000"/>
-                <w:sz w:val="19"/>
-              </w:rPr>
-              <w:t>Konfirmasi admin sekolah</w:t>
-            </w:r>
-          </w:p>
-        </w:tc>
-        <w:tc>
-          <w:tcPr>
-            <w:tcW w:type="dxa" w:w="3760"/>
-            <w:tcMar>
-              <w:top w:w="80" w:type="dxa"/>
-              <w:start w:w="120" w:type="dxa"/>
-              <w:bottom w:w="80" w:type="dxa"/>
-              <w:end w:w="120" w:type="dxa"/>
-            </w:tcMar>
-            <w:vAlign w:val="center"/>
-          </w:tcPr>
-          <w:p>
-            <w:pPr>
-              <w:spacing w:after="0"/>
-            </w:pPr>
-            <w:r>
-              <w:rPr>
-                <w:rFonts w:ascii="Calibri" w:hAnsi="Calibri"/>
-                <w:color w:val="000000"/>
-                <w:sz w:val="19"/>
-              </w:rPr>
-              <w:t>Platform membuat organization dan invitation</w:t>
-            </w:r>
-          </w:p>
-        </w:tc>
-      </w:tr>
-      <w:tr>
-        <w:tc>
-          <w:tcPr>
-            <w:tcW w:type="dxa" w:w="2200"/>
-            <w:tcMar>
-              <w:top w:w="80" w:type="dxa"/>
-              <w:start w:w="120" w:type="dxa"/>
-              <w:bottom w:w="80" w:type="dxa"/>
-              <w:end w:w="120" w:type="dxa"/>
-            </w:tcMar>
-            <w:vAlign w:val="center"/>
-          </w:tcPr>
-          <w:p>
-            <w:pPr>
-              <w:spacing w:after="0"/>
-            </w:pPr>
-            <w:r>
-              <w:rPr>
-                <w:rFonts w:ascii="Calibri" w:hAnsi="Calibri"/>
-                <w:color w:val="000000"/>
-                <w:sz w:val="19"/>
-              </w:rPr>
-              <w:t>Won</w:t>
-            </w:r>
-          </w:p>
-        </w:tc>
-        <w:tc>
-          <w:tcPr>
-            <w:tcW w:type="dxa" w:w="3400"/>
-            <w:tcMar>
-              <w:top w:w="80" w:type="dxa"/>
-              <w:start w:w="120" w:type="dxa"/>
-              <w:bottom w:w="80" w:type="dxa"/>
-              <w:end w:w="120" w:type="dxa"/>
-            </w:tcMar>
-            <w:vAlign w:val="center"/>
-          </w:tcPr>
-          <w:p>
-            <w:pPr>
-              <w:spacing w:after="0"/>
-            </w:pPr>
-            <w:r>
-              <w:rPr>
-                <w:rFonts w:ascii="Calibri" w:hAnsi="Calibri"/>
-                <w:color w:val="000000"/>
-                <w:sz w:val="19"/>
-              </w:rPr>
-              <w:t>Onboarding dan handoff</w:t>
-            </w:r>
-          </w:p>
-        </w:tc>
-        <w:tc>
-          <w:tcPr>
-            <w:tcW w:type="dxa" w:w="3760"/>
-            <w:tcMar>
-              <w:top w:w="80" w:type="dxa"/>
-              <w:start w:w="120" w:type="dxa"/>
-              <w:bottom w:w="80" w:type="dxa"/>
-              <w:end w:w="120" w:type="dxa"/>
-            </w:tcMar>
-            <w:vAlign w:val="center"/>
-          </w:tcPr>
-          <w:p>
-            <w:pPr>
-              <w:spacing w:after="0"/>
-            </w:pPr>
-            <w:r>
-              <w:rPr>
-                <w:rFonts w:ascii="Calibri" w:hAnsi="Calibri"/>
-                <w:color w:val="000000"/>
-                <w:sz w:val="19"/>
-              </w:rPr>
-              <w:t>Subscription active, komisi eligible sesuai policy</w:t>
-            </w:r>
-          </w:p>
-        </w:tc>
-      </w:tr>
-    </w:tbl>
-    <w:p>
-      <w:pPr>
-        <w:spacing w:after="0"/>
-      </w:pPr>
-    </w:p>
-    <w:p>
-      <w:pPr>
-        <w:spacing w:before="80" w:after="160"/>
-        <w:ind w:left="115" w:right="115"/>
-        <w:shd w:fill="FFF6D9"/>
-        <w:pBdr>
-          <w:left w:val="single" w:sz="18" w:space="6" w:color="2E74B5"/>
-        </w:pBdr>
-      </w:pPr>
-      <w:r>
-        <w:rPr>
-          <w:rFonts w:ascii="Calibri" w:hAnsi="Calibri"/>
-          <w:b/>
-          <w:color w:val="172B4D"/>
-          <w:sz w:val="22"/>
-        </w:rPr>
-        <w:t xml:space="preserve">School rule: </w:t>
-      </w:r>
-      <w:r>
-        <w:rPr>
-          <w:rFonts w:ascii="Calibri" w:hAnsi="Calibri"/>
-          <w:color w:val="172B4D"/>
-          <w:sz w:val="22"/>
-        </w:rPr>
-        <w:t>Voucher sekolah melekat pada school account atau opportunity. Jumlah seat, periode, dan benefit di-snapshot pada quotation/order sebelum provisioning.</w:t>
-      </w:r>
-    </w:p>
-    <w:p>
-      <w:r>
-        <w:br w:type="page"/>
-      </w:r>
-    </w:p>
-    <w:p>
-      <w:pPr>
-        <w:pStyle w:val="Heading1"/>
-        <w:keepNext/>
-      </w:pPr>
-      <w:r>
-        <w:t>5. Domain Model and Ownership</w:t>
-      </w:r>
-    </w:p>
-    <w:tbl>
-      <w:tblPr>
-        <w:tblW w:type="dxa" w:w="9360"/>
-        <w:tblLayout w:type="fixed"/>
-        <w:tblLook w:firstColumn="1" w:firstRow="1" w:lastColumn="0" w:lastRow="0" w:noHBand="0" w:noVBand="1" w:val="04A0"/>
-        <w:jc w:val="left"/>
-        <w:tblInd w:w="120" w:type="dxa"/>
-        <w:tblBorders>
-          <w:top w:val="single" w:sz="6" w:space="0" w:color="D9DEE7"/>
-          <w:left w:val="single" w:sz="6" w:space="0" w:color="D9DEE7"/>
-          <w:bottom w:val="single" w:sz="6" w:space="0" w:color="D9DEE7"/>
-          <w:right w:val="single" w:sz="6" w:space="0" w:color="D9DEE7"/>
-          <w:insideH w:val="single" w:sz="6" w:space="0" w:color="D9DEE7"/>
-          <w:insideV w:val="single" w:sz="6" w:space="0" w:color="D9DEE7"/>
-        </w:tblBorders>
-      </w:tblPr>
-      <w:tblGrid>
-        <w:gridCol w:w="2600"/>
-        <w:gridCol w:w="3560"/>
-        <w:gridCol w:w="3200"/>
-      </w:tblGrid>
-      <w:tr>
-        <w:trPr>
-          <w:tblHeader w:val="true"/>
-        </w:trPr>
-        <w:tc>
-          <w:tcPr>
-            <w:tcW w:type="dxa" w:w="2600"/>
-            <w:tcMar>
-              <w:top w:w="80" w:type="dxa"/>
-              <w:start w:w="120" w:type="dxa"/>
-              <w:bottom w:w="80" w:type="dxa"/>
-              <w:end w:w="120" w:type="dxa"/>
-            </w:tcMar>
-            <w:vAlign w:val="center"/>
-            <w:shd w:fill="F2F4F7"/>
-          </w:tcPr>
-          <w:p>
-            <w:pPr>
-              <w:spacing w:after="0"/>
-            </w:pPr>
-            <w:r>
-              <w:rPr>
-                <w:rFonts w:ascii="Calibri" w:hAnsi="Calibri"/>
-                <w:b/>
-                <w:color w:val="172B4D"/>
-                <w:sz w:val="19"/>
-              </w:rPr>
-              <w:t>Entity CRM</w:t>
-            </w:r>
-          </w:p>
-        </w:tc>
-        <w:tc>
-          <w:tcPr>
-            <w:tcW w:type="dxa" w:w="3560"/>
-            <w:tcMar>
-              <w:top w:w="80" w:type="dxa"/>
-              <w:start w:w="120" w:type="dxa"/>
-              <w:bottom w:w="80" w:type="dxa"/>
-              <w:end w:w="120" w:type="dxa"/>
-            </w:tcMar>
-            <w:vAlign w:val="center"/>
-            <w:shd w:fill="F2F4F7"/>
-          </w:tcPr>
-          <w:p>
-            <w:pPr>
-              <w:spacing w:after="0"/>
-            </w:pPr>
-            <w:r>
-              <w:rPr>
-                <w:rFonts w:ascii="Calibri" w:hAnsi="Calibri"/>
-                <w:b/>
-                <w:color w:val="172B4D"/>
-                <w:sz w:val="19"/>
-              </w:rPr>
-              <w:t>Purpose</w:t>
-            </w:r>
-          </w:p>
-        </w:tc>
-        <w:tc>
-          <w:tcPr>
-            <w:tcW w:type="dxa" w:w="3200"/>
-            <w:tcMar>
-              <w:top w:w="80" w:type="dxa"/>
-              <w:start w:w="120" w:type="dxa"/>
-              <w:bottom w:w="80" w:type="dxa"/>
-              <w:end w:w="120" w:type="dxa"/>
-            </w:tcMar>
-            <w:vAlign w:val="center"/>
-            <w:shd w:fill="F2F4F7"/>
-          </w:tcPr>
-          <w:p>
-            <w:pPr>
-              <w:spacing w:after="0"/>
-            </w:pPr>
-            <w:r>
-              <w:rPr>
-                <w:rFonts w:ascii="Calibri" w:hAnsi="Calibri"/>
-                <w:b/>
-                <w:color w:val="172B4D"/>
-                <w:sz w:val="19"/>
-              </w:rPr>
-              <w:t>Key external reference</w:t>
-            </w:r>
-          </w:p>
-        </w:tc>
-      </w:tr>
-      <w:tr>
-        <w:tc>
-          <w:tcPr>
-            <w:tcW w:type="dxa" w:w="2600"/>
-            <w:tcMar>
-              <w:top w:w="80" w:type="dxa"/>
-              <w:start w:w="120" w:type="dxa"/>
-              <w:bottom w:w="80" w:type="dxa"/>
-              <w:end w:w="120" w:type="dxa"/>
-            </w:tcMar>
-            <w:vAlign w:val="center"/>
-          </w:tcPr>
-          <w:p>
-            <w:pPr>
-              <w:spacing w:after="0"/>
-            </w:pPr>
-            <w:r>
-              <w:rPr>
-                <w:rFonts w:ascii="Calibri" w:hAnsi="Calibri"/>
-                <w:color w:val="000000"/>
-                <w:sz w:val="19"/>
-              </w:rPr>
-              <w:t>lead / contact</w:t>
-            </w:r>
-          </w:p>
-        </w:tc>
-        <w:tc>
-          <w:tcPr>
-            <w:tcW w:type="dxa" w:w="3560"/>
-            <w:tcMar>
-              <w:top w:w="80" w:type="dxa"/>
-              <w:start w:w="120" w:type="dxa"/>
-              <w:bottom w:w="80" w:type="dxa"/>
-              <w:end w:w="120" w:type="dxa"/>
-            </w:tcMar>
-            <w:vAlign w:val="center"/>
-          </w:tcPr>
-          <w:p>
-            <w:pPr>
-              <w:spacing w:after="0"/>
-            </w:pPr>
-            <w:r>
-              <w:rPr>
-                <w:rFonts w:ascii="Calibri" w:hAnsi="Calibri"/>
-                <w:color w:val="000000"/>
-                <w:sz w:val="19"/>
-              </w:rPr>
-              <w:t>Calon client dan PIC</w:t>
-            </w:r>
-          </w:p>
-        </w:tc>
-        <w:tc>
-          <w:tcPr>
-            <w:tcW w:type="dxa" w:w="3200"/>
-            <w:tcMar>
-              <w:top w:w="80" w:type="dxa"/>
-              <w:start w:w="120" w:type="dxa"/>
-              <w:bottom w:w="80" w:type="dxa"/>
-              <w:end w:w="120" w:type="dxa"/>
-            </w:tcMar>
-            <w:vAlign w:val="center"/>
-          </w:tcPr>
-          <w:p>
-            <w:pPr>
-              <w:spacing w:after="0"/>
-            </w:pPr>
-            <w:r>
-              <w:rPr>
-                <w:rFonts w:ascii="Calibri" w:hAnsi="Calibri"/>
-                <w:color w:val="000000"/>
-                <w:sz w:val="19"/>
-              </w:rPr>
-              <w:t>platform_user_id setelah conversion</w:t>
-            </w:r>
-          </w:p>
-        </w:tc>
-      </w:tr>
-      <w:tr>
-        <w:tc>
-          <w:tcPr>
-            <w:tcW w:type="dxa" w:w="2600"/>
-            <w:tcMar>
-              <w:top w:w="80" w:type="dxa"/>
-              <w:start w:w="120" w:type="dxa"/>
-              <w:bottom w:w="80" w:type="dxa"/>
-              <w:end w:w="120" w:type="dxa"/>
-            </w:tcMar>
-            <w:vAlign w:val="center"/>
-          </w:tcPr>
-          <w:p>
-            <w:pPr>
-              <w:spacing w:after="0"/>
-            </w:pPr>
-            <w:r>
-              <w:rPr>
-                <w:rFonts w:ascii="Calibri" w:hAnsi="Calibri"/>
-                <w:color w:val="000000"/>
-                <w:sz w:val="19"/>
-              </w:rPr>
-              <w:t>commercial_account</w:t>
-            </w:r>
-          </w:p>
-        </w:tc>
-        <w:tc>
-          <w:tcPr>
-            <w:tcW w:type="dxa" w:w="3560"/>
-            <w:tcMar>
-              <w:top w:w="80" w:type="dxa"/>
-              <w:start w:w="120" w:type="dxa"/>
-              <w:bottom w:w="80" w:type="dxa"/>
-              <w:end w:w="120" w:type="dxa"/>
-            </w:tcMar>
-            <w:vAlign w:val="center"/>
-          </w:tcPr>
-          <w:p>
-            <w:pPr>
-              <w:spacing w:after="0"/>
-            </w:pPr>
-            <w:r>
-              <w:rPr>
-                <w:rFonts w:ascii="Calibri" w:hAnsi="Calibri"/>
-                <w:color w:val="000000"/>
-                <w:sz w:val="19"/>
-              </w:rPr>
-              <w:t>Individual atau school account</w:t>
-            </w:r>
-          </w:p>
-        </w:tc>
-        <w:tc>
-          <w:tcPr>
-            <w:tcW w:type="dxa" w:w="3200"/>
-            <w:tcMar>
-              <w:top w:w="80" w:type="dxa"/>
-              <w:start w:w="120" w:type="dxa"/>
-              <w:bottom w:w="80" w:type="dxa"/>
-              <w:end w:w="120" w:type="dxa"/>
-            </w:tcMar>
-            <w:vAlign w:val="center"/>
-          </w:tcPr>
-          <w:p>
-            <w:pPr>
-              <w:spacing w:after="0"/>
-            </w:pPr>
-            <w:r>
-              <w:rPr>
-                <w:rFonts w:ascii="Calibri" w:hAnsi="Calibri"/>
-                <w:color w:val="000000"/>
-                <w:sz w:val="19"/>
-              </w:rPr>
-              <w:t>platform_organization_id</w:t>
-            </w:r>
-          </w:p>
-        </w:tc>
-      </w:tr>
-      <w:tr>
-        <w:tc>
-          <w:tcPr>
-            <w:tcW w:type="dxa" w:w="2600"/>
-            <w:tcMar>
-              <w:top w:w="80" w:type="dxa"/>
-              <w:start w:w="120" w:type="dxa"/>
-              <w:bottom w:w="80" w:type="dxa"/>
-              <w:end w:w="120" w:type="dxa"/>
-            </w:tcMar>
-            <w:vAlign w:val="center"/>
-          </w:tcPr>
-          <w:p>
-            <w:pPr>
-              <w:spacing w:after="0"/>
-            </w:pPr>
-            <w:r>
-              <w:rPr>
-                <w:rFonts w:ascii="Calibri" w:hAnsi="Calibri"/>
-                <w:color w:val="000000"/>
-                <w:sz w:val="19"/>
-              </w:rPr>
-              <w:t>webinar_registration</w:t>
-            </w:r>
-          </w:p>
-        </w:tc>
-        <w:tc>
-          <w:tcPr>
-            <w:tcW w:type="dxa" w:w="3560"/>
-            <w:tcMar>
-              <w:top w:w="80" w:type="dxa"/>
-              <w:start w:w="120" w:type="dxa"/>
-              <w:bottom w:w="80" w:type="dxa"/>
-              <w:end w:w="120" w:type="dxa"/>
-            </w:tcMar>
-            <w:vAlign w:val="center"/>
-          </w:tcPr>
-          <w:p>
-            <w:pPr>
-              <w:spacing w:after="0"/>
-            </w:pPr>
-            <w:r>
-              <w:rPr>
-                <w:rFonts w:ascii="Calibri" w:hAnsi="Calibri"/>
-                <w:color w:val="000000"/>
-                <w:sz w:val="19"/>
-              </w:rPr>
-              <w:t>Booking dan attendance</w:t>
-            </w:r>
-          </w:p>
-        </w:tc>
-        <w:tc>
-          <w:tcPr>
-            <w:tcW w:type="dxa" w:w="3200"/>
-            <w:tcMar>
-              <w:top w:w="80" w:type="dxa"/>
-              <w:start w:w="120" w:type="dxa"/>
-              <w:bottom w:w="80" w:type="dxa"/>
-              <w:end w:w="120" w:type="dxa"/>
-            </w:tcMar>
-            <w:vAlign w:val="center"/>
-          </w:tcPr>
-          <w:p>
-            <w:pPr>
-              <w:spacing w:after="0"/>
-            </w:pPr>
-            <w:r>
-              <w:rPr>
-                <w:rFonts w:ascii="Calibri" w:hAnsi="Calibri"/>
-                <w:color w:val="000000"/>
-                <w:sz w:val="19"/>
-              </w:rPr>
-              <w:t>provider_attendee_id</w:t>
-            </w:r>
-          </w:p>
-        </w:tc>
-      </w:tr>
-      <w:tr>
-        <w:tc>
-          <w:tcPr>
-            <w:tcW w:type="dxa" w:w="2600"/>
-            <w:tcMar>
-              <w:top w:w="80" w:type="dxa"/>
-              <w:start w:w="120" w:type="dxa"/>
-              <w:bottom w:w="80" w:type="dxa"/>
-              <w:end w:w="120" w:type="dxa"/>
-            </w:tcMar>
-            <w:vAlign w:val="center"/>
-          </w:tcPr>
-          <w:p>
-            <w:pPr>
-              <w:spacing w:after="0"/>
-            </w:pPr>
-            <w:r>
-              <w:rPr>
-                <w:rFonts w:ascii="Calibri" w:hAnsi="Calibri"/>
-                <w:color w:val="000000"/>
-                <w:sz w:val="19"/>
-              </w:rPr>
-              <w:t>voucher</w:t>
-            </w:r>
-          </w:p>
-        </w:tc>
-        <w:tc>
-          <w:tcPr>
-            <w:tcW w:type="dxa" w:w="3560"/>
-            <w:tcMar>
-              <w:top w:w="80" w:type="dxa"/>
-              <w:start w:w="120" w:type="dxa"/>
-              <w:bottom w:w="80" w:type="dxa"/>
-              <w:end w:w="120" w:type="dxa"/>
-            </w:tcMar>
-            <w:vAlign w:val="center"/>
-          </w:tcPr>
-          <w:p>
-            <w:pPr>
-              <w:spacing w:after="0"/>
-            </w:pPr>
-            <w:r>
-              <w:rPr>
-                <w:rFonts w:ascii="Calibri" w:hAnsi="Calibri"/>
-                <w:color w:val="000000"/>
-                <w:sz w:val="19"/>
-              </w:rPr>
-              <w:t>Benefit dan lifecycle</w:t>
-            </w:r>
-          </w:p>
-        </w:tc>
-        <w:tc>
-          <w:tcPr>
-            <w:tcW w:type="dxa" w:w="3200"/>
-            <w:tcMar>
-              <w:top w:w="80" w:type="dxa"/>
-              <w:start w:w="120" w:type="dxa"/>
-              <w:bottom w:w="80" w:type="dxa"/>
-              <w:end w:w="120" w:type="dxa"/>
-            </w:tcMar>
-            <w:vAlign w:val="center"/>
-          </w:tcPr>
-          <w:p>
-            <w:pPr>
-              <w:spacing w:after="0"/>
-            </w:pPr>
-            <w:r>
-              <w:rPr>
-                <w:rFonts w:ascii="Calibri" w:hAnsi="Calibri"/>
-                <w:color w:val="000000"/>
-                <w:sz w:val="19"/>
-              </w:rPr>
-              <w:t>platform_order_id saat redeemed</w:t>
-            </w:r>
-          </w:p>
-        </w:tc>
-      </w:tr>
-      <w:tr>
-        <w:tc>
-          <w:tcPr>
-            <w:tcW w:type="dxa" w:w="2600"/>
-            <w:tcMar>
-              <w:top w:w="80" w:type="dxa"/>
-              <w:start w:w="120" w:type="dxa"/>
-              <w:bottom w:w="80" w:type="dxa"/>
-              <w:end w:w="120" w:type="dxa"/>
-            </w:tcMar>
-            <w:vAlign w:val="center"/>
-          </w:tcPr>
-          <w:p>
-            <w:pPr>
-              <w:spacing w:after="0"/>
-            </w:pPr>
-            <w:r>
-              <w:rPr>
-                <w:rFonts w:ascii="Calibri" w:hAnsi="Calibri"/>
-                <w:color w:val="000000"/>
-                <w:sz w:val="19"/>
-              </w:rPr>
-              <w:t>opportunity</w:t>
-            </w:r>
-          </w:p>
-        </w:tc>
-        <w:tc>
-          <w:tcPr>
-            <w:tcW w:type="dxa" w:w="3560"/>
-            <w:tcMar>
-              <w:top w:w="80" w:type="dxa"/>
-              <w:start w:w="120" w:type="dxa"/>
-              <w:bottom w:w="80" w:type="dxa"/>
-              <w:end w:w="120" w:type="dxa"/>
-            </w:tcMar>
-            <w:vAlign w:val="center"/>
-          </w:tcPr>
-          <w:p>
-            <w:pPr>
-              <w:spacing w:after="0"/>
-            </w:pPr>
-            <w:r>
-              <w:rPr>
-                <w:rFonts w:ascii="Calibri" w:hAnsi="Calibri"/>
-                <w:color w:val="000000"/>
-                <w:sz w:val="19"/>
-              </w:rPr>
-              <w:t>Pipeline komersial</w:t>
-            </w:r>
-          </w:p>
-        </w:tc>
-        <w:tc>
-          <w:tcPr>
-            <w:tcW w:type="dxa" w:w="3200"/>
-            <w:tcMar>
-              <w:top w:w="80" w:type="dxa"/>
-              <w:start w:w="120" w:type="dxa"/>
-              <w:bottom w:w="80" w:type="dxa"/>
-              <w:end w:w="120" w:type="dxa"/>
-            </w:tcMar>
-            <w:vAlign w:val="center"/>
-          </w:tcPr>
-          <w:p>
-            <w:pPr>
-              <w:spacing w:after="0"/>
-            </w:pPr>
-            <w:r>
-              <w:rPr>
-                <w:rFonts w:ascii="Calibri" w:hAnsi="Calibri"/>
-                <w:color w:val="000000"/>
-                <w:sz w:val="19"/>
-              </w:rPr>
-              <w:t>invoice/subscription reference</w:t>
-            </w:r>
-          </w:p>
-        </w:tc>
-      </w:tr>
-      <w:tr>
-        <w:tc>
-          <w:tcPr>
-            <w:tcW w:type="dxa" w:w="2600"/>
-            <w:tcMar>
-              <w:top w:w="80" w:type="dxa"/>
-              <w:start w:w="120" w:type="dxa"/>
-              <w:bottom w:w="80" w:type="dxa"/>
-              <w:end w:w="120" w:type="dxa"/>
-            </w:tcMar>
-            <w:vAlign w:val="center"/>
-          </w:tcPr>
-          <w:p>
-            <w:pPr>
-              <w:spacing w:after="0"/>
-            </w:pPr>
-            <w:r>
-              <w:rPr>
-                <w:rFonts w:ascii="Calibri" w:hAnsi="Calibri"/>
-                <w:color w:val="000000"/>
-                <w:sz w:val="19"/>
-              </w:rPr>
-              <w:t>commission_record</w:t>
-            </w:r>
-          </w:p>
-        </w:tc>
-        <w:tc>
-          <w:tcPr>
-            <w:tcW w:type="dxa" w:w="3560"/>
-            <w:tcMar>
-              <w:top w:w="80" w:type="dxa"/>
-              <w:start w:w="120" w:type="dxa"/>
-              <w:bottom w:w="80" w:type="dxa"/>
-              <w:end w:w="120" w:type="dxa"/>
-            </w:tcMar>
-            <w:vAlign w:val="center"/>
-          </w:tcPr>
-          <w:p>
-            <w:pPr>
-              <w:spacing w:after="0"/>
-            </w:pPr>
-            <w:r>
-              <w:rPr>
-                <w:rFonts w:ascii="Calibri" w:hAnsi="Calibri"/>
-                <w:color w:val="000000"/>
-                <w:sz w:val="19"/>
-              </w:rPr>
-              <w:t>Attribution dan eligibility</w:t>
-            </w:r>
-          </w:p>
-        </w:tc>
-        <w:tc>
-          <w:tcPr>
-            <w:tcW w:type="dxa" w:w="3200"/>
-            <w:tcMar>
-              <w:top w:w="80" w:type="dxa"/>
-              <w:start w:w="120" w:type="dxa"/>
-              <w:bottom w:w="80" w:type="dxa"/>
-              <w:end w:w="120" w:type="dxa"/>
-            </w:tcMar>
-            <w:vAlign w:val="center"/>
-          </w:tcPr>
-          <w:p>
-            <w:pPr>
-              <w:spacing w:after="0"/>
-            </w:pPr>
-            <w:r>
-              <w:rPr>
-                <w:rFonts w:ascii="Calibri" w:hAnsi="Calibri"/>
-                <w:color w:val="000000"/>
-                <w:sz w:val="19"/>
-              </w:rPr>
-              <w:t>payment/refund ID</w:t>
-            </w:r>
-          </w:p>
-        </w:tc>
-      </w:tr>
-      <w:tr>
-        <w:tc>
-          <w:tcPr>
-            <w:tcW w:type="dxa" w:w="2600"/>
-            <w:tcMar>
-              <w:top w:w="80" w:type="dxa"/>
-              <w:start w:w="120" w:type="dxa"/>
-              <w:bottom w:w="80" w:type="dxa"/>
-              <w:end w:w="120" w:type="dxa"/>
-            </w:tcMar>
-            <w:vAlign w:val="center"/>
-          </w:tcPr>
-          <w:p>
-            <w:pPr>
-              <w:spacing w:after="0"/>
-            </w:pPr>
-            <w:r>
-              <w:rPr>
-                <w:rFonts w:ascii="Calibri" w:hAnsi="Calibri"/>
-                <w:color w:val="000000"/>
-                <w:sz w:val="19"/>
-              </w:rPr>
-              <w:t>integration_delivery</w:t>
-            </w:r>
-          </w:p>
-        </w:tc>
-        <w:tc>
-          <w:tcPr>
-            <w:tcW w:type="dxa" w:w="3560"/>
-            <w:tcMar>
-              <w:top w:w="80" w:type="dxa"/>
-              <w:start w:w="120" w:type="dxa"/>
-              <w:bottom w:w="80" w:type="dxa"/>
-              <w:end w:w="120" w:type="dxa"/>
-            </w:tcMar>
-            <w:vAlign w:val="center"/>
-          </w:tcPr>
-          <w:p>
-            <w:pPr>
-              <w:spacing w:after="0"/>
-            </w:pPr>
-            <w:r>
-              <w:rPr>
-                <w:rFonts w:ascii="Calibri" w:hAnsi="Calibri"/>
-                <w:color w:val="000000"/>
-                <w:sz w:val="19"/>
-              </w:rPr>
-              <w:t>Retry dan operational trace</w:t>
-            </w:r>
-          </w:p>
-        </w:tc>
-        <w:tc>
-          <w:tcPr>
-            <w:tcW w:type="dxa" w:w="3200"/>
-            <w:tcMar>
-              <w:top w:w="80" w:type="dxa"/>
-              <w:start w:w="120" w:type="dxa"/>
-              <w:bottom w:w="80" w:type="dxa"/>
-              <w:end w:w="120" w:type="dxa"/>
-            </w:tcMar>
-            <w:vAlign w:val="center"/>
-          </w:tcPr>
-          <w:p>
-            <w:pPr>
-              <w:spacing w:after="0"/>
-            </w:pPr>
-            <w:r>
-              <w:rPr>
-                <w:rFonts w:ascii="Calibri" w:hAnsi="Calibri"/>
-                <w:color w:val="000000"/>
-                <w:sz w:val="19"/>
-              </w:rPr>
-              <w:t>event_id/correlation_id</w:t>
-            </w:r>
-          </w:p>
-        </w:tc>
-      </w:tr>
-    </w:tbl>
-    <w:p>
-      <w:pPr>
-        <w:spacing w:after="0"/>
-      </w:pPr>
-    </w:p>
-    <w:p>
-      <w:pPr>
-        <w:spacing w:before="0" w:after="120" w:line="264" w:lineRule="auto"/>
-      </w:pPr>
-      <w:r>
-        <w:rPr>
-          <w:rFonts w:ascii="Calibri" w:hAnsi="Calibri"/>
-          <w:i w:val="0"/>
-          <w:color w:val="000000"/>
-          <w:sz w:val="22"/>
-        </w:rPr>
-        <w:t>External IDs menjadi kunci integrasi. Email, telepon, dan nama tidak digunakan sebagai primary key karena dapat berubah atau berkonflik.</w:t>
-      </w:r>
-    </w:p>
-    <w:p>
-      <w:pPr>
-        <w:pStyle w:val="Heading2"/>
-        <w:keepNext/>
-      </w:pPr>
-      <w:r>
-        <w:t>5.1 Voucher minimum fields</w:t>
-      </w:r>
-    </w:p>
-    <w:p>
-      <w:pPr>
-        <w:numPr>
-          <w:ilvl w:val="0"/>
-          <w:numId w:val="10"/>
-        </w:numPr>
-        <w:spacing w:after="160" w:line="280" w:lineRule="auto"/>
-      </w:pPr>
-      <w:r>
-        <w:rPr>
-          <w:rFonts w:ascii="Calibri" w:hAnsi="Calibri"/>
-          <w:color w:val="000000"/>
-          <w:sz w:val="22"/>
-        </w:rPr>
-        <w:t>Identity: id, code_hash, code_last4, campaign_id.</w:t>
-      </w:r>
-    </w:p>
-    <w:p>
-      <w:pPr>
-        <w:numPr>
-          <w:ilvl w:val="0"/>
-          <w:numId w:val="10"/>
-        </w:numPr>
-        <w:spacing w:after="160" w:line="280" w:lineRule="auto"/>
-      </w:pPr>
-      <w:r>
-        <w:rPr>
-          <w:rFonts w:ascii="Calibri" w:hAnsi="Calibri"/>
-          <w:color w:val="000000"/>
-          <w:sz w:val="22"/>
-        </w:rPr>
-        <w:t>Benefit: voucher_type, benefit_config, audience_type, product restrictions.</w:t>
-      </w:r>
-    </w:p>
-    <w:p>
-      <w:pPr>
-        <w:numPr>
-          <w:ilvl w:val="0"/>
-          <w:numId w:val="10"/>
-        </w:numPr>
-        <w:spacing w:after="160" w:line="280" w:lineRule="auto"/>
-      </w:pPr>
-      <w:r>
-        <w:rPr>
-          <w:rFonts w:ascii="Calibri" w:hAnsi="Calibri"/>
-          <w:color w:val="000000"/>
-          <w:sz w:val="22"/>
-        </w:rPr>
-        <w:t>Validity: valid_from, valid_until, max_redemptions, redemption_count.</w:t>
-      </w:r>
-    </w:p>
-    <w:p>
-      <w:pPr>
-        <w:numPr>
-          <w:ilvl w:val="0"/>
-          <w:numId w:val="10"/>
-        </w:numPr>
-        <w:spacing w:after="160" w:line="280" w:lineRule="auto"/>
-      </w:pPr>
-      <w:r>
-        <w:rPr>
-          <w:rFonts w:ascii="Calibri" w:hAnsi="Calibri"/>
-          <w:color w:val="000000"/>
-          <w:sz w:val="22"/>
-        </w:rPr>
-        <w:t>Assignment: salesperson_id, contact_id atau account_id.</w:t>
-      </w:r>
-    </w:p>
-    <w:p>
-      <w:pPr>
-        <w:numPr>
-          <w:ilvl w:val="0"/>
-          <w:numId w:val="10"/>
-        </w:numPr>
-        <w:spacing w:after="160" w:line="280" w:lineRule="auto"/>
-      </w:pPr>
-      <w:r>
-        <w:rPr>
-          <w:rFonts w:ascii="Calibri" w:hAnsi="Calibri"/>
-          <w:color w:val="000000"/>
-          <w:sz w:val="22"/>
-        </w:rPr>
-        <w:t>Lifecycle: status, reservation_id, redeemed_order_id, audit timestamps.</w:t>
-      </w:r>
-    </w:p>
-    <w:p>
-      <w:pPr>
-        <w:pStyle w:val="Heading2"/>
-        <w:keepNext/>
-      </w:pPr>
-      <w:r>
-        <w:t>5.2 Data minimization</w:t>
-      </w:r>
-    </w:p>
-    <w:p>
-      <w:pPr>
-        <w:spacing w:before="80" w:after="160"/>
-        <w:ind w:left="115" w:right="115"/>
-        <w:shd w:fill="FFF6D9"/>
-        <w:pBdr>
-          <w:left w:val="single" w:sz="18" w:space="6" w:color="2E74B5"/>
-        </w:pBdr>
-      </w:pPr>
-      <w:r>
-        <w:rPr>
-          <w:rFonts w:ascii="Calibri" w:hAnsi="Calibri"/>
-          <w:b/>
-          <w:color w:val="172B4D"/>
-          <w:sz w:val="22"/>
-        </w:rPr>
-        <w:t xml:space="preserve">Do not copy: </w:t>
-      </w:r>
-      <w:r>
-        <w:rPr>
-          <w:rFonts w:ascii="Calibri" w:hAnsi="Calibri"/>
-          <w:color w:val="172B4D"/>
-          <w:sz w:val="22"/>
-        </w:rPr>
-        <w:t>Password, session token, nilai akademik, isi pembelajaran, atau data murid massal tidak disalin ke CRM.</w:t>
-      </w:r>
-    </w:p>
-    <w:p>
-      <w:r>
-        <w:br w:type="page"/>
-      </w:r>
-    </w:p>
-    <w:p>
-      <w:pPr>
-        <w:pStyle w:val="Heading1"/>
-        <w:keepNext/>
-      </w:pPr>
-      <w:r>
-        <w:t>6. API and Event Contracts</w:t>
-      </w:r>
-    </w:p>
-    <w:p>
-      <w:pPr>
-        <w:pStyle w:val="Heading2"/>
-        <w:keepNext/>
-      </w:pPr>
-      <w:r>
-        <w:t>6.1 Synchronous commands</w:t>
-      </w:r>
-    </w:p>
-    <w:tbl>
-      <w:tblPr>
-        <w:tblW w:type="dxa" w:w="9360"/>
-        <w:tblLayout w:type="fixed"/>
-        <w:tblLook w:firstColumn="1" w:firstRow="1" w:lastColumn="0" w:lastRow="0" w:noHBand="0" w:noVBand="1" w:val="04A0"/>
-        <w:jc w:val="left"/>
-        <w:tblInd w:w="120" w:type="dxa"/>
-        <w:tblBorders>
-          <w:top w:val="single" w:sz="6" w:space="0" w:color="D9DEE7"/>
-          <w:left w:val="single" w:sz="6" w:space="0" w:color="D9DEE7"/>
-          <w:bottom w:val="single" w:sz="6" w:space="0" w:color="D9DEE7"/>
-          <w:right w:val="single" w:sz="6" w:space="0" w:color="D9DEE7"/>
-          <w:insideH w:val="single" w:sz="6" w:space="0" w:color="D9DEE7"/>
-          <w:insideV w:val="single" w:sz="6" w:space="0" w:color="D9DEE7"/>
-        </w:tblBorders>
-      </w:tblPr>
-      <w:tblGrid>
-        <w:gridCol w:w="4400"/>
-        <w:gridCol w:w="4960"/>
-      </w:tblGrid>
-      <w:tr>
-        <w:trPr>
-          <w:tblHeader w:val="true"/>
-        </w:trPr>
-        <w:tc>
-          <w:tcPr>
-            <w:tcW w:type="dxa" w:w="4400"/>
-            <w:tcMar>
-              <w:top w:w="80" w:type="dxa"/>
-              <w:start w:w="120" w:type="dxa"/>
-              <w:bottom w:w="80" w:type="dxa"/>
-              <w:end w:w="120" w:type="dxa"/>
-            </w:tcMar>
-            <w:vAlign w:val="center"/>
-            <w:shd w:fill="F2F4F7"/>
-          </w:tcPr>
-          <w:p>
-            <w:pPr>
-              <w:spacing w:after="0"/>
-            </w:pPr>
-            <w:r>
-              <w:rPr>
-                <w:rFonts w:ascii="Calibri" w:hAnsi="Calibri"/>
-                <w:b/>
-                <w:color w:val="172B4D"/>
-                <w:sz w:val="19"/>
-              </w:rPr>
-              <w:t>Endpoint</w:t>
-            </w:r>
-          </w:p>
-        </w:tc>
-        <w:tc>
-          <w:tcPr>
-            <w:tcW w:type="dxa" w:w="4960"/>
-            <w:tcMar>
-              <w:top w:w="80" w:type="dxa"/>
-              <w:start w:w="120" w:type="dxa"/>
-              <w:bottom w:w="80" w:type="dxa"/>
-              <w:end w:w="120" w:type="dxa"/>
-            </w:tcMar>
-            <w:vAlign w:val="center"/>
-            <w:shd w:fill="F2F4F7"/>
-          </w:tcPr>
-          <w:p>
-            <w:pPr>
-              <w:spacing w:after="0"/>
-            </w:pPr>
-            <w:r>
-              <w:rPr>
-                <w:rFonts w:ascii="Calibri" w:hAnsi="Calibri"/>
-                <w:b/>
-                <w:color w:val="172B4D"/>
-                <w:sz w:val="19"/>
-              </w:rPr>
-              <w:t>Purpose</w:t>
-            </w:r>
-          </w:p>
-        </w:tc>
-      </w:tr>
-      <w:tr>
-        <w:tc>
-          <w:tcPr>
-            <w:tcW w:type="dxa" w:w="4400"/>
-            <w:tcMar>
-              <w:top w:w="80" w:type="dxa"/>
-              <w:start w:w="120" w:type="dxa"/>
-              <w:bottom w:w="80" w:type="dxa"/>
-              <w:end w:w="120" w:type="dxa"/>
-            </w:tcMar>
-            <w:vAlign w:val="center"/>
-          </w:tcPr>
-          <w:p>
-            <w:pPr>
-              <w:spacing w:after="0"/>
-            </w:pPr>
-            <w:r>
-              <w:rPr>
-                <w:rFonts w:ascii="Calibri" w:hAnsi="Calibri"/>
-                <w:color w:val="000000"/>
-                <w:sz w:val="19"/>
-              </w:rPr>
-              <w:t>POST /v1/webinar-sessions/{id}/registrations</w:t>
-            </w:r>
-          </w:p>
-        </w:tc>
-        <w:tc>
-          <w:tcPr>
-            <w:tcW w:type="dxa" w:w="4960"/>
-            <w:tcMar>
-              <w:top w:w="80" w:type="dxa"/>
-              <w:start w:w="120" w:type="dxa"/>
-              <w:bottom w:w="80" w:type="dxa"/>
-              <w:end w:w="120" w:type="dxa"/>
-            </w:tcMar>
-            <w:vAlign w:val="center"/>
-          </w:tcPr>
-          <w:p>
-            <w:pPr>
-              <w:spacing w:after="0"/>
-            </w:pPr>
-            <w:r>
-              <w:rPr>
-                <w:rFonts w:ascii="Calibri" w:hAnsi="Calibri"/>
-                <w:color w:val="000000"/>
-                <w:sz w:val="19"/>
-              </w:rPr>
-              <w:t>Membuat booking dengan capacity check</w:t>
-            </w:r>
-          </w:p>
-        </w:tc>
-      </w:tr>
-      <w:tr>
-        <w:tc>
-          <w:tcPr>
-            <w:tcW w:type="dxa" w:w="4400"/>
-            <w:tcMar>
-              <w:top w:w="80" w:type="dxa"/>
-              <w:start w:w="120" w:type="dxa"/>
-              <w:bottom w:w="80" w:type="dxa"/>
-              <w:end w:w="120" w:type="dxa"/>
-            </w:tcMar>
-            <w:vAlign w:val="center"/>
-          </w:tcPr>
-          <w:p>
-            <w:pPr>
-              <w:spacing w:after="0"/>
-            </w:pPr>
-            <w:r>
-              <w:rPr>
-                <w:rFonts w:ascii="Calibri" w:hAnsi="Calibri"/>
-                <w:color w:val="000000"/>
-                <w:sz w:val="19"/>
-              </w:rPr>
-              <w:t>POST /v1/vouchers/validate</w:t>
-            </w:r>
-          </w:p>
-        </w:tc>
-        <w:tc>
-          <w:tcPr>
-            <w:tcW w:type="dxa" w:w="4960"/>
-            <w:tcMar>
-              <w:top w:w="80" w:type="dxa"/>
-              <w:start w:w="120" w:type="dxa"/>
-              <w:bottom w:w="80" w:type="dxa"/>
-              <w:end w:w="120" w:type="dxa"/>
-            </w:tcMar>
-            <w:vAlign w:val="center"/>
-          </w:tcPr>
-          <w:p>
-            <w:pPr>
-              <w:spacing w:after="0"/>
-            </w:pPr>
-            <w:r>
-              <w:rPr>
-                <w:rFonts w:ascii="Calibri" w:hAnsi="Calibri"/>
-                <w:color w:val="000000"/>
-                <w:sz w:val="19"/>
-              </w:rPr>
-              <w:t>Memeriksa eligibility dan benefit</w:t>
-            </w:r>
-          </w:p>
-        </w:tc>
-      </w:tr>
-      <w:tr>
-        <w:tc>
-          <w:tcPr>
-            <w:tcW w:type="dxa" w:w="4400"/>
-            <w:tcMar>
-              <w:top w:w="80" w:type="dxa"/>
-              <w:start w:w="120" w:type="dxa"/>
-              <w:bottom w:w="80" w:type="dxa"/>
-              <w:end w:w="120" w:type="dxa"/>
-            </w:tcMar>
-            <w:vAlign w:val="center"/>
-          </w:tcPr>
-          <w:p>
-            <w:pPr>
-              <w:spacing w:after="0"/>
-            </w:pPr>
-            <w:r>
-              <w:rPr>
-                <w:rFonts w:ascii="Calibri" w:hAnsi="Calibri"/>
-                <w:color w:val="000000"/>
-                <w:sz w:val="19"/>
-              </w:rPr>
-              <w:t>POST /v1/vouchers/{id}/reserve</w:t>
-            </w:r>
-          </w:p>
-        </w:tc>
-        <w:tc>
-          <w:tcPr>
-            <w:tcW w:type="dxa" w:w="4960"/>
-            <w:tcMar>
-              <w:top w:w="80" w:type="dxa"/>
-              <w:start w:w="120" w:type="dxa"/>
-              <w:bottom w:w="80" w:type="dxa"/>
-              <w:end w:w="120" w:type="dxa"/>
-            </w:tcMar>
-            <w:vAlign w:val="center"/>
-          </w:tcPr>
-          <w:p>
-            <w:pPr>
-              <w:spacing w:after="0"/>
-            </w:pPr>
-            <w:r>
-              <w:rPr>
-                <w:rFonts w:ascii="Calibri" w:hAnsi="Calibri"/>
-                <w:color w:val="000000"/>
-                <w:sz w:val="19"/>
-              </w:rPr>
-              <w:t>Mengunci voucher sementara dengan TTL</w:t>
-            </w:r>
-          </w:p>
-        </w:tc>
-      </w:tr>
-      <w:tr>
-        <w:tc>
-          <w:tcPr>
-            <w:tcW w:type="dxa" w:w="4400"/>
-            <w:tcMar>
-              <w:top w:w="80" w:type="dxa"/>
-              <w:start w:w="120" w:type="dxa"/>
-              <w:bottom w:w="80" w:type="dxa"/>
-              <w:end w:w="120" w:type="dxa"/>
-            </w:tcMar>
-            <w:vAlign w:val="center"/>
-          </w:tcPr>
-          <w:p>
-            <w:pPr>
-              <w:spacing w:after="0"/>
-            </w:pPr>
-            <w:r>
-              <w:rPr>
-                <w:rFonts w:ascii="Calibri" w:hAnsi="Calibri"/>
-                <w:color w:val="000000"/>
-                <w:sz w:val="19"/>
-              </w:rPr>
-              <w:t>POST /v1/vouchers/{id}/redeem</w:t>
-            </w:r>
-          </w:p>
-        </w:tc>
-        <w:tc>
-          <w:tcPr>
-            <w:tcW w:type="dxa" w:w="4960"/>
-            <w:tcMar>
-              <w:top w:w="80" w:type="dxa"/>
-              <w:start w:w="120" w:type="dxa"/>
-              <w:bottom w:w="80" w:type="dxa"/>
-              <w:end w:w="120" w:type="dxa"/>
-            </w:tcMar>
-            <w:vAlign w:val="center"/>
-          </w:tcPr>
-          <w:p>
-            <w:pPr>
-              <w:spacing w:after="0"/>
-            </w:pPr>
-            <w:r>
-              <w:rPr>
-                <w:rFonts w:ascii="Calibri" w:hAnsi="Calibri"/>
-                <w:color w:val="000000"/>
-                <w:sz w:val="19"/>
-              </w:rPr>
-              <w:t>Mengikat voucher ke order secara idempotent</w:t>
-            </w:r>
-          </w:p>
-        </w:tc>
-      </w:tr>
-      <w:tr>
-        <w:tc>
-          <w:tcPr>
-            <w:tcW w:type="dxa" w:w="4400"/>
-            <w:tcMar>
-              <w:top w:w="80" w:type="dxa"/>
-              <w:start w:w="120" w:type="dxa"/>
-              <w:bottom w:w="80" w:type="dxa"/>
-              <w:end w:w="120" w:type="dxa"/>
-            </w:tcMar>
-            <w:vAlign w:val="center"/>
-          </w:tcPr>
-          <w:p>
-            <w:pPr>
-              <w:spacing w:after="0"/>
-            </w:pPr>
-            <w:r>
-              <w:rPr>
-                <w:rFonts w:ascii="Calibri" w:hAnsi="Calibri"/>
-                <w:color w:val="000000"/>
-                <w:sz w:val="19"/>
-              </w:rPr>
-              <w:t>POST /v1/opportunities</w:t>
-            </w:r>
-          </w:p>
-        </w:tc>
-        <w:tc>
-          <w:tcPr>
-            <w:tcW w:type="dxa" w:w="4960"/>
-            <w:tcMar>
-              <w:top w:w="80" w:type="dxa"/>
-              <w:start w:w="120" w:type="dxa"/>
-              <w:bottom w:w="80" w:type="dxa"/>
-              <w:end w:w="120" w:type="dxa"/>
-            </w:tcMar>
-            <w:vAlign w:val="center"/>
-          </w:tcPr>
-          <w:p>
-            <w:pPr>
-              <w:spacing w:after="0"/>
-            </w:pPr>
-            <w:r>
-              <w:rPr>
-                <w:rFonts w:ascii="Calibri" w:hAnsi="Calibri"/>
-                <w:color w:val="000000"/>
-                <w:sz w:val="19"/>
-              </w:rPr>
-              <w:t>Membuat funnel sekolah/enterprise</w:t>
-            </w:r>
-          </w:p>
-        </w:tc>
-      </w:tr>
-      <w:tr>
-        <w:tc>
-          <w:tcPr>
-            <w:tcW w:type="dxa" w:w="4400"/>
-            <w:tcMar>
-              <w:top w:w="80" w:type="dxa"/>
-              <w:start w:w="120" w:type="dxa"/>
-              <w:bottom w:w="80" w:type="dxa"/>
-              <w:end w:w="120" w:type="dxa"/>
-            </w:tcMar>
-            <w:vAlign w:val="center"/>
-          </w:tcPr>
-          <w:p>
-            <w:pPr>
-              <w:spacing w:after="0"/>
-            </w:pPr>
-            <w:r>
-              <w:rPr>
-                <w:rFonts w:ascii="Calibri" w:hAnsi="Calibri"/>
-                <w:color w:val="000000"/>
-                <w:sz w:val="19"/>
-              </w:rPr>
-              <w:t>POST /v1/integrations/deliveries/{id}/retry</w:t>
-            </w:r>
-          </w:p>
-        </w:tc>
-        <w:tc>
-          <w:tcPr>
-            <w:tcW w:type="dxa" w:w="4960"/>
-            <w:tcMar>
-              <w:top w:w="80" w:type="dxa"/>
-              <w:start w:w="120" w:type="dxa"/>
-              <w:bottom w:w="80" w:type="dxa"/>
-              <w:end w:w="120" w:type="dxa"/>
-            </w:tcMar>
-            <w:vAlign w:val="center"/>
-          </w:tcPr>
-          <w:p>
-            <w:pPr>
-              <w:spacing w:after="0"/>
-            </w:pPr>
-            <w:r>
-              <w:rPr>
-                <w:rFonts w:ascii="Calibri" w:hAnsi="Calibri"/>
-                <w:color w:val="000000"/>
-                <w:sz w:val="19"/>
-              </w:rPr>
-              <w:t>Replay delivery yang aman</w:t>
-            </w:r>
-          </w:p>
-        </w:tc>
-      </w:tr>
-    </w:tbl>
-    <w:p>
-      <w:pPr>
-        <w:spacing w:after="0"/>
-      </w:pPr>
-    </w:p>
-    <w:p>
-      <w:pPr>
-        <w:pStyle w:val="Heading2"/>
-        <w:keepNext/>
-      </w:pPr>
-      <w:r>
-        <w:t>6.2 Asynchronous events</w:t>
-      </w:r>
-    </w:p>
-    <w:tbl>
-      <w:tblPr>
-        <w:tblW w:type="dxa" w:w="9360"/>
-        <w:tblLayout w:type="fixed"/>
-        <w:tblLook w:firstColumn="1" w:firstRow="1" w:lastColumn="0" w:lastRow="0" w:noHBand="0" w:noVBand="1" w:val="04A0"/>
-        <w:jc w:val="left"/>
-        <w:tblInd w:w="120" w:type="dxa"/>
-        <w:tblBorders>
-          <w:top w:val="single" w:sz="6" w:space="0" w:color="D9DEE7"/>
-          <w:left w:val="single" w:sz="6" w:space="0" w:color="D9DEE7"/>
-          <w:bottom w:val="single" w:sz="6" w:space="0" w:color="D9DEE7"/>
-          <w:right w:val="single" w:sz="6" w:space="0" w:color="D9DEE7"/>
-          <w:insideH w:val="single" w:sz="6" w:space="0" w:color="D9DEE7"/>
-          <w:insideV w:val="single" w:sz="6" w:space="0" w:color="D9DEE7"/>
-        </w:tblBorders>
-      </w:tblPr>
-      <w:tblGrid>
-        <w:gridCol w:w="3800"/>
-        <w:gridCol w:w="2400"/>
-        <w:gridCol w:w="3160"/>
-      </w:tblGrid>
-      <w:tr>
-        <w:trPr>
-          <w:tblHeader w:val="true"/>
-        </w:trPr>
-        <w:tc>
-          <w:tcPr>
-            <w:tcW w:type="dxa" w:w="3800"/>
-            <w:tcMar>
-              <w:top w:w="80" w:type="dxa"/>
-              <w:start w:w="120" w:type="dxa"/>
-              <w:bottom w:w="80" w:type="dxa"/>
-              <w:end w:w="120" w:type="dxa"/>
-            </w:tcMar>
-            <w:vAlign w:val="center"/>
-            <w:shd w:fill="F2F4F7"/>
-          </w:tcPr>
-          <w:p>
-            <w:pPr>
-              <w:spacing w:after="0"/>
-            </w:pPr>
-            <w:r>
-              <w:rPr>
-                <w:rFonts w:ascii="Calibri" w:hAnsi="Calibri"/>
-                <w:b/>
-                <w:color w:val="172B4D"/>
-                <w:sz w:val="19"/>
-              </w:rPr>
-              <w:t>Event</w:t>
-            </w:r>
-          </w:p>
-        </w:tc>
-        <w:tc>
-          <w:tcPr>
-            <w:tcW w:type="dxa" w:w="2400"/>
-            <w:tcMar>
-              <w:top w:w="80" w:type="dxa"/>
-              <w:start w:w="120" w:type="dxa"/>
-              <w:bottom w:w="80" w:type="dxa"/>
-              <w:end w:w="120" w:type="dxa"/>
-            </w:tcMar>
-            <w:vAlign w:val="center"/>
-            <w:shd w:fill="F2F4F7"/>
-          </w:tcPr>
-          <w:p>
-            <w:pPr>
-              <w:spacing w:after="0"/>
-            </w:pPr>
-            <w:r>
-              <w:rPr>
-                <w:rFonts w:ascii="Calibri" w:hAnsi="Calibri"/>
-                <w:b/>
-                <w:color w:val="172B4D"/>
-                <w:sz w:val="19"/>
-              </w:rPr>
-              <w:t>Producer</w:t>
-            </w:r>
-          </w:p>
-        </w:tc>
-        <w:tc>
-          <w:tcPr>
-            <w:tcW w:type="dxa" w:w="3160"/>
-            <w:tcMar>
-              <w:top w:w="80" w:type="dxa"/>
-              <w:start w:w="120" w:type="dxa"/>
-              <w:bottom w:w="80" w:type="dxa"/>
-              <w:end w:w="120" w:type="dxa"/>
-            </w:tcMar>
-            <w:vAlign w:val="center"/>
-            <w:shd w:fill="F2F4F7"/>
-          </w:tcPr>
-          <w:p>
-            <w:pPr>
-              <w:spacing w:after="0"/>
-            </w:pPr>
-            <w:r>
-              <w:rPr>
-                <w:rFonts w:ascii="Calibri" w:hAnsi="Calibri"/>
-                <w:b/>
-                <w:color w:val="172B4D"/>
-                <w:sz w:val="19"/>
-              </w:rPr>
-              <w:t>CRM effect</w:t>
-            </w:r>
-          </w:p>
-        </w:tc>
-      </w:tr>
-      <w:tr>
-        <w:tc>
-          <w:tcPr>
-            <w:tcW w:type="dxa" w:w="3800"/>
-            <w:tcMar>
-              <w:top w:w="80" w:type="dxa"/>
-              <w:start w:w="120" w:type="dxa"/>
-              <w:bottom w:w="80" w:type="dxa"/>
-              <w:end w:w="120" w:type="dxa"/>
-            </w:tcMar>
-            <w:vAlign w:val="center"/>
-          </w:tcPr>
-          <w:p>
-            <w:pPr>
-              <w:spacing w:after="0"/>
-            </w:pPr>
-            <w:r>
-              <w:rPr>
-                <w:rFonts w:ascii="Calibri" w:hAnsi="Calibri"/>
-                <w:color w:val="000000"/>
-                <w:sz w:val="19"/>
-              </w:rPr>
-              <w:t>webinar.attendee.attended</w:t>
-            </w:r>
-          </w:p>
-        </w:tc>
-        <w:tc>
-          <w:tcPr>
-            <w:tcW w:type="dxa" w:w="2400"/>
-            <w:tcMar>
-              <w:top w:w="80" w:type="dxa"/>
-              <w:start w:w="120" w:type="dxa"/>
-              <w:bottom w:w="80" w:type="dxa"/>
-              <w:end w:w="120" w:type="dxa"/>
-            </w:tcMar>
-            <w:vAlign w:val="center"/>
-          </w:tcPr>
-          <w:p>
-            <w:pPr>
-              <w:spacing w:after="0"/>
-            </w:pPr>
-            <w:r>
-              <w:rPr>
-                <w:rFonts w:ascii="Calibri" w:hAnsi="Calibri"/>
-                <w:color w:val="000000"/>
-                <w:sz w:val="19"/>
-              </w:rPr>
-              <w:t>CRM/provider adapter</w:t>
-            </w:r>
-          </w:p>
-        </w:tc>
-        <w:tc>
-          <w:tcPr>
-            <w:tcW w:type="dxa" w:w="3160"/>
-            <w:tcMar>
-              <w:top w:w="80" w:type="dxa"/>
-              <w:start w:w="120" w:type="dxa"/>
-              <w:bottom w:w="80" w:type="dxa"/>
-              <w:end w:w="120" w:type="dxa"/>
-            </w:tcMar>
-            <w:vAlign w:val="center"/>
-          </w:tcPr>
-          <w:p>
-            <w:pPr>
-              <w:spacing w:after="0"/>
-            </w:pPr>
-            <w:r>
-              <w:rPr>
-                <w:rFonts w:ascii="Calibri" w:hAnsi="Calibri"/>
-                <w:color w:val="000000"/>
-                <w:sz w:val="19"/>
-              </w:rPr>
-              <w:t>Evaluate eligibility</w:t>
-            </w:r>
-          </w:p>
-        </w:tc>
-      </w:tr>
-      <w:tr>
-        <w:tc>
-          <w:tcPr>
-            <w:tcW w:type="dxa" w:w="3800"/>
-            <w:tcMar>
-              <w:top w:w="80" w:type="dxa"/>
-              <w:start w:w="120" w:type="dxa"/>
-              <w:bottom w:w="80" w:type="dxa"/>
-              <w:end w:w="120" w:type="dxa"/>
-            </w:tcMar>
-            <w:vAlign w:val="center"/>
-          </w:tcPr>
-          <w:p>
-            <w:pPr>
-              <w:spacing w:after="0"/>
-            </w:pPr>
-            <w:r>
-              <w:rPr>
-                <w:rFonts w:ascii="Calibri" w:hAnsi="Calibri"/>
-                <w:color w:val="000000"/>
-                <w:sz w:val="19"/>
-              </w:rPr>
-              <w:t>voucher.issued</w:t>
-            </w:r>
-          </w:p>
-        </w:tc>
-        <w:tc>
-          <w:tcPr>
-            <w:tcW w:type="dxa" w:w="2400"/>
-            <w:tcMar>
-              <w:top w:w="80" w:type="dxa"/>
-              <w:start w:w="120" w:type="dxa"/>
-              <w:bottom w:w="80" w:type="dxa"/>
-              <w:end w:w="120" w:type="dxa"/>
-            </w:tcMar>
-            <w:vAlign w:val="center"/>
-          </w:tcPr>
-          <w:p>
-            <w:pPr>
-              <w:spacing w:after="0"/>
-            </w:pPr>
-            <w:r>
-              <w:rPr>
-                <w:rFonts w:ascii="Calibri" w:hAnsi="Calibri"/>
-                <w:color w:val="000000"/>
-                <w:sz w:val="19"/>
-              </w:rPr>
-              <w:t>CRM</w:t>
-            </w:r>
-          </w:p>
-        </w:tc>
-        <w:tc>
-          <w:tcPr>
-            <w:tcW w:type="dxa" w:w="3160"/>
-            <w:tcMar>
-              <w:top w:w="80" w:type="dxa"/>
-              <w:start w:w="120" w:type="dxa"/>
-              <w:bottom w:w="80" w:type="dxa"/>
-              <w:end w:w="120" w:type="dxa"/>
-            </w:tcMar>
-            <w:vAlign w:val="center"/>
-          </w:tcPr>
-          <w:p>
-            <w:pPr>
-              <w:spacing w:after="0"/>
-            </w:pPr>
-            <w:r>
-              <w:rPr>
-                <w:rFonts w:ascii="Calibri" w:hAnsi="Calibri"/>
-                <w:color w:val="000000"/>
-                <w:sz w:val="19"/>
-              </w:rPr>
-              <w:t>Notify dan update funnel</w:t>
-            </w:r>
-          </w:p>
-        </w:tc>
-      </w:tr>
-      <w:tr>
-        <w:tc>
-          <w:tcPr>
-            <w:tcW w:type="dxa" w:w="3800"/>
-            <w:tcMar>
-              <w:top w:w="80" w:type="dxa"/>
-              <w:start w:w="120" w:type="dxa"/>
-              <w:bottom w:w="80" w:type="dxa"/>
-              <w:end w:w="120" w:type="dxa"/>
-            </w:tcMar>
-            <w:vAlign w:val="center"/>
-          </w:tcPr>
-          <w:p>
-            <w:pPr>
-              <w:spacing w:after="0"/>
-            </w:pPr>
-            <w:r>
-              <w:rPr>
-                <w:rFonts w:ascii="Calibri" w:hAnsi="Calibri"/>
-                <w:color w:val="000000"/>
-                <w:sz w:val="19"/>
-              </w:rPr>
-              <w:t>order.created</w:t>
-            </w:r>
-          </w:p>
-        </w:tc>
-        <w:tc>
-          <w:tcPr>
-            <w:tcW w:type="dxa" w:w="2400"/>
-            <w:tcMar>
-              <w:top w:w="80" w:type="dxa"/>
-              <w:start w:w="120" w:type="dxa"/>
-              <w:bottom w:w="80" w:type="dxa"/>
-              <w:end w:w="120" w:type="dxa"/>
-            </w:tcMar>
-            <w:vAlign w:val="center"/>
-          </w:tcPr>
-          <w:p>
-            <w:pPr>
-              <w:spacing w:after="0"/>
-            </w:pPr>
-            <w:r>
-              <w:rPr>
-                <w:rFonts w:ascii="Calibri" w:hAnsi="Calibri"/>
-                <w:color w:val="000000"/>
-                <w:sz w:val="19"/>
-              </w:rPr>
-              <w:t>Platform</w:t>
-            </w:r>
-          </w:p>
-        </w:tc>
-        <w:tc>
-          <w:tcPr>
-            <w:tcW w:type="dxa" w:w="3160"/>
-            <w:tcMar>
-              <w:top w:w="80" w:type="dxa"/>
-              <w:start w:w="120" w:type="dxa"/>
-              <w:bottom w:w="80" w:type="dxa"/>
-              <w:end w:w="120" w:type="dxa"/>
-            </w:tcMar>
-            <w:vAlign w:val="center"/>
-          </w:tcPr>
-          <w:p>
-            <w:pPr>
-              <w:spacing w:after="0"/>
-            </w:pPr>
-            <w:r>
-              <w:rPr>
-                <w:rFonts w:ascii="Calibri" w:hAnsi="Calibri"/>
-                <w:color w:val="000000"/>
-                <w:sz w:val="19"/>
-              </w:rPr>
-              <w:t>Link order ke contact/opportunity</w:t>
-            </w:r>
-          </w:p>
-        </w:tc>
-      </w:tr>
-      <w:tr>
-        <w:tc>
-          <w:tcPr>
-            <w:tcW w:type="dxa" w:w="3800"/>
-            <w:tcMar>
-              <w:top w:w="80" w:type="dxa"/>
-              <w:start w:w="120" w:type="dxa"/>
-              <w:bottom w:w="80" w:type="dxa"/>
-              <w:end w:w="120" w:type="dxa"/>
-            </w:tcMar>
-            <w:vAlign w:val="center"/>
-          </w:tcPr>
-          <w:p>
-            <w:pPr>
-              <w:spacing w:after="0"/>
-            </w:pPr>
-            <w:r>
-              <w:rPr>
-                <w:rFonts w:ascii="Calibri" w:hAnsi="Calibri"/>
-                <w:color w:val="000000"/>
-                <w:sz w:val="19"/>
-              </w:rPr>
-              <w:t>payment.paid</w:t>
-            </w:r>
-          </w:p>
-        </w:tc>
-        <w:tc>
-          <w:tcPr>
-            <w:tcW w:type="dxa" w:w="2400"/>
-            <w:tcMar>
-              <w:top w:w="80" w:type="dxa"/>
-              <w:start w:w="120" w:type="dxa"/>
-              <w:bottom w:w="80" w:type="dxa"/>
-              <w:end w:w="120" w:type="dxa"/>
-            </w:tcMar>
-            <w:vAlign w:val="center"/>
-          </w:tcPr>
-          <w:p>
-            <w:pPr>
-              <w:spacing w:after="0"/>
-            </w:pPr>
-            <w:r>
-              <w:rPr>
-                <w:rFonts w:ascii="Calibri" w:hAnsi="Calibri"/>
-                <w:color w:val="000000"/>
-                <w:sz w:val="19"/>
-              </w:rPr>
-              <w:t>Billing</w:t>
-            </w:r>
-          </w:p>
-        </w:tc>
-        <w:tc>
-          <w:tcPr>
-            <w:tcW w:type="dxa" w:w="3160"/>
-            <w:tcMar>
-              <w:top w:w="80" w:type="dxa"/>
-              <w:start w:w="120" w:type="dxa"/>
-              <w:bottom w:w="80" w:type="dxa"/>
-              <w:end w:w="120" w:type="dxa"/>
-            </w:tcMar>
-            <w:vAlign w:val="center"/>
-          </w:tcPr>
-          <w:p>
-            <w:pPr>
-              <w:spacing w:after="0"/>
-            </w:pPr>
-            <w:r>
-              <w:rPr>
-                <w:rFonts w:ascii="Calibri" w:hAnsi="Calibri"/>
-                <w:color w:val="000000"/>
-                <w:sz w:val="19"/>
-              </w:rPr>
-              <w:t>Redeem, conversion, activation coordination</w:t>
-            </w:r>
-          </w:p>
-        </w:tc>
-      </w:tr>
-      <w:tr>
-        <w:tc>
-          <w:tcPr>
-            <w:tcW w:type="dxa" w:w="3800"/>
-            <w:tcMar>
-              <w:top w:w="80" w:type="dxa"/>
-              <w:start w:w="120" w:type="dxa"/>
-              <w:bottom w:w="80" w:type="dxa"/>
-              <w:end w:w="120" w:type="dxa"/>
-            </w:tcMar>
-            <w:vAlign w:val="center"/>
-          </w:tcPr>
-          <w:p>
-            <w:pPr>
-              <w:spacing w:after="0"/>
-            </w:pPr>
-            <w:r>
-              <w:rPr>
-                <w:rFonts w:ascii="Calibri" w:hAnsi="Calibri"/>
-                <w:color w:val="000000"/>
-                <w:sz w:val="19"/>
-              </w:rPr>
-              <w:t>payment.refunded</w:t>
-            </w:r>
-          </w:p>
-        </w:tc>
-        <w:tc>
-          <w:tcPr>
-            <w:tcW w:type="dxa" w:w="2400"/>
-            <w:tcMar>
-              <w:top w:w="80" w:type="dxa"/>
-              <w:start w:w="120" w:type="dxa"/>
-              <w:bottom w:w="80" w:type="dxa"/>
-              <w:end w:w="120" w:type="dxa"/>
-            </w:tcMar>
-            <w:vAlign w:val="center"/>
-          </w:tcPr>
-          <w:p>
-            <w:pPr>
-              <w:spacing w:after="0"/>
-            </w:pPr>
-            <w:r>
-              <w:rPr>
-                <w:rFonts w:ascii="Calibri" w:hAnsi="Calibri"/>
-                <w:color w:val="000000"/>
-                <w:sz w:val="19"/>
-              </w:rPr>
-              <w:t>Billing</w:t>
-            </w:r>
-          </w:p>
-        </w:tc>
-        <w:tc>
-          <w:tcPr>
-            <w:tcW w:type="dxa" w:w="3160"/>
-            <w:tcMar>
-              <w:top w:w="80" w:type="dxa"/>
-              <w:start w:w="120" w:type="dxa"/>
-              <w:bottom w:w="80" w:type="dxa"/>
-              <w:end w:w="120" w:type="dxa"/>
-            </w:tcMar>
-            <w:vAlign w:val="center"/>
-          </w:tcPr>
-          <w:p>
-            <w:pPr>
-              <w:spacing w:after="0"/>
-            </w:pPr>
-            <w:r>
-              <w:rPr>
-                <w:rFonts w:ascii="Calibri" w:hAnsi="Calibri"/>
-                <w:color w:val="000000"/>
-                <w:sz w:val="19"/>
-              </w:rPr>
-              <w:t>Commission hold/reversal</w:t>
-            </w:r>
-          </w:p>
-        </w:tc>
-      </w:tr>
-      <w:tr>
-        <w:tc>
-          <w:tcPr>
-            <w:tcW w:type="dxa" w:w="3800"/>
-            <w:tcMar>
-              <w:top w:w="80" w:type="dxa"/>
-              <w:start w:w="120" w:type="dxa"/>
-              <w:bottom w:w="80" w:type="dxa"/>
-              <w:end w:w="120" w:type="dxa"/>
-            </w:tcMar>
-            <w:vAlign w:val="center"/>
-          </w:tcPr>
-          <w:p>
-            <w:pPr>
-              <w:spacing w:after="0"/>
-            </w:pPr>
-            <w:r>
-              <w:rPr>
-                <w:rFonts w:ascii="Calibri" w:hAnsi="Calibri"/>
-                <w:color w:val="000000"/>
-                <w:sz w:val="19"/>
-              </w:rPr>
-              <w:t>subscription.activated</w:t>
-            </w:r>
-          </w:p>
-        </w:tc>
-        <w:tc>
-          <w:tcPr>
-            <w:tcW w:type="dxa" w:w="2400"/>
-            <w:tcMar>
-              <w:top w:w="80" w:type="dxa"/>
-              <w:start w:w="120" w:type="dxa"/>
-              <w:bottom w:w="80" w:type="dxa"/>
-              <w:end w:w="120" w:type="dxa"/>
-            </w:tcMar>
-            <w:vAlign w:val="center"/>
-          </w:tcPr>
-          <w:p>
-            <w:pPr>
-              <w:spacing w:after="0"/>
-            </w:pPr>
-            <w:r>
-              <w:rPr>
-                <w:rFonts w:ascii="Calibri" w:hAnsi="Calibri"/>
-                <w:color w:val="000000"/>
-                <w:sz w:val="19"/>
-              </w:rPr>
-              <w:t>Platform</w:t>
-            </w:r>
-          </w:p>
-        </w:tc>
-        <w:tc>
-          <w:tcPr>
-            <w:tcW w:type="dxa" w:w="3160"/>
-            <w:tcMar>
-              <w:top w:w="80" w:type="dxa"/>
-              <w:start w:w="120" w:type="dxa"/>
-              <w:bottom w:w="80" w:type="dxa"/>
-              <w:end w:w="120" w:type="dxa"/>
-            </w:tcMar>
-            <w:vAlign w:val="center"/>
-          </w:tcPr>
-          <w:p>
-            <w:pPr>
-              <w:spacing w:after="0"/>
-            </w:pPr>
-            <w:r>
-              <w:rPr>
-                <w:rFonts w:ascii="Calibri" w:hAnsi="Calibri"/>
-                <w:color w:val="000000"/>
-                <w:sz w:val="19"/>
-              </w:rPr>
-              <w:t>Customer and onboarding stage</w:t>
-            </w:r>
-          </w:p>
-        </w:tc>
-      </w:tr>
-      <w:tr>
-        <w:tc>
-          <w:tcPr>
-            <w:tcW w:type="dxa" w:w="3800"/>
-            <w:tcMar>
-              <w:top w:w="80" w:type="dxa"/>
-              <w:start w:w="120" w:type="dxa"/>
-              <w:bottom w:w="80" w:type="dxa"/>
-              <w:end w:w="120" w:type="dxa"/>
-            </w:tcMar>
-            <w:vAlign w:val="center"/>
-          </w:tcPr>
-          <w:p>
-            <w:pPr>
-              <w:spacing w:after="0"/>
-            </w:pPr>
-            <w:r>
-              <w:rPr>
-                <w:rFonts w:ascii="Calibri" w:hAnsi="Calibri"/>
-                <w:color w:val="000000"/>
-                <w:sz w:val="19"/>
-              </w:rPr>
-              <w:t>school.provisioned</w:t>
-            </w:r>
-          </w:p>
-        </w:tc>
-        <w:tc>
-          <w:tcPr>
-            <w:tcW w:type="dxa" w:w="2400"/>
-            <w:tcMar>
-              <w:top w:w="80" w:type="dxa"/>
-              <w:start w:w="120" w:type="dxa"/>
-              <w:bottom w:w="80" w:type="dxa"/>
-              <w:end w:w="120" w:type="dxa"/>
-            </w:tcMar>
-            <w:vAlign w:val="center"/>
-          </w:tcPr>
-          <w:p>
-            <w:pPr>
-              <w:spacing w:after="0"/>
-            </w:pPr>
-            <w:r>
-              <w:rPr>
-                <w:rFonts w:ascii="Calibri" w:hAnsi="Calibri"/>
-                <w:color w:val="000000"/>
-                <w:sz w:val="19"/>
-              </w:rPr>
-              <w:t>Platform</w:t>
-            </w:r>
-          </w:p>
-        </w:tc>
-        <w:tc>
-          <w:tcPr>
-            <w:tcW w:type="dxa" w:w="3160"/>
-            <w:tcMar>
-              <w:top w:w="80" w:type="dxa"/>
-              <w:start w:w="120" w:type="dxa"/>
-              <w:bottom w:w="80" w:type="dxa"/>
-              <w:end w:w="120" w:type="dxa"/>
-            </w:tcMar>
-            <w:vAlign w:val="center"/>
-          </w:tcPr>
-          <w:p>
-            <w:pPr>
-              <w:spacing w:after="0"/>
-            </w:pPr>
-            <w:r>
-              <w:rPr>
-                <w:rFonts w:ascii="Calibri" w:hAnsi="Calibri"/>
-                <w:color w:val="000000"/>
-                <w:sz w:val="19"/>
-              </w:rPr>
-              <w:t>Link organization and close provisioning</w:t>
-            </w:r>
-          </w:p>
-        </w:tc>
-      </w:tr>
-    </w:tbl>
-    <w:p>
-      <w:pPr>
-        <w:spacing w:after="0"/>
-      </w:pPr>
-    </w:p>
-    <w:p>
-      <w:pPr>
-        <w:spacing w:before="80" w:after="160"/>
-        <w:ind w:left="115" w:right="115"/>
-        <w:shd w:fill="E8EEF5"/>
-        <w:pBdr>
-          <w:left w:val="single" w:sz="18" w:space="6" w:color="2E74B5"/>
-        </w:pBdr>
-      </w:pPr>
-      <w:r>
-        <w:rPr>
-          <w:rFonts w:ascii="Calibri" w:hAnsi="Calibri"/>
-          <w:b/>
-          <w:color w:val="172B4D"/>
-          <w:sz w:val="22"/>
-        </w:rPr>
-        <w:t xml:space="preserve">Envelope: </w:t>
-      </w:r>
-      <w:r>
-        <w:rPr>
-          <w:rFonts w:ascii="Calibri" w:hAnsi="Calibri"/>
-          <w:color w:val="172B4D"/>
-          <w:sz w:val="22"/>
-        </w:rPr>
-        <w:t>Setiap event membawa event_id, event_type, event_version, occurred_at, producer, correlation_id, subject, data, dan signature header.</w:t>
-      </w:r>
-    </w:p>
-    <w:p>
-      <w:pPr>
-        <w:pStyle w:val="Heading2"/>
-        <w:keepNext/>
-      </w:pPr>
-      <w:r>
-        <w:t>6.3 Delivery semantics</w:t>
-      </w:r>
-    </w:p>
-    <w:p>
-      <w:pPr>
-        <w:numPr>
-          <w:ilvl w:val="0"/>
-          <w:numId w:val="10"/>
-        </w:numPr>
-        <w:spacing w:after="160" w:line="280" w:lineRule="auto"/>
-      </w:pPr>
-      <w:r>
-        <w:rPr>
-          <w:rFonts w:ascii="Calibri" w:hAnsi="Calibri"/>
-          <w:color w:val="000000"/>
-          <w:sz w:val="22"/>
-        </w:rPr>
-        <w:t>Webhook receiver mengembalikan 2xx setelah event aman masuk queue.</w:t>
-      </w:r>
-    </w:p>
-    <w:p>
-      <w:pPr>
-        <w:numPr>
-          <w:ilvl w:val="0"/>
-          <w:numId w:val="10"/>
-        </w:numPr>
-        <w:spacing w:after="160" w:line="280" w:lineRule="auto"/>
-      </w:pPr>
-      <w:r>
-        <w:rPr>
-          <w:rFonts w:ascii="Calibri" w:hAnsi="Calibri"/>
-          <w:color w:val="000000"/>
-          <w:sz w:val="22"/>
-        </w:rPr>
-        <w:t>Duplicate event dikenali dari event_id dan tidak mengulang side effect.</w:t>
-      </w:r>
-    </w:p>
-    <w:p>
-      <w:pPr>
-        <w:numPr>
-          <w:ilvl w:val="0"/>
-          <w:numId w:val="10"/>
-        </w:numPr>
-        <w:spacing w:after="160" w:line="280" w:lineRule="auto"/>
-      </w:pPr>
-      <w:r>
-        <w:rPr>
-          <w:rFonts w:ascii="Calibri" w:hAnsi="Calibri"/>
-          <w:color w:val="000000"/>
-          <w:sz w:val="22"/>
-        </w:rPr>
-        <w:t>Event out of order divalidasi dengan state transition dan entity version.</w:t>
-      </w:r>
-    </w:p>
-    <w:p>
-      <w:pPr>
-        <w:numPr>
-          <w:ilvl w:val="0"/>
-          <w:numId w:val="10"/>
-        </w:numPr>
-        <w:spacing w:after="160" w:line="280" w:lineRule="auto"/>
-      </w:pPr>
-      <w:r>
-        <w:rPr>
-          <w:rFonts w:ascii="Calibri" w:hAnsi="Calibri"/>
-          <w:color w:val="000000"/>
-          <w:sz w:val="22"/>
-        </w:rPr>
-        <w:t>Permanent 4xx tidak di-retry; transient failure memakai exponential backoff dan jitter.</w:t>
-      </w:r>
-    </w:p>
-    <w:p>
-      <w:pPr>
-        <w:numPr>
-          <w:ilvl w:val="0"/>
-          <w:numId w:val="10"/>
-        </w:numPr>
-        <w:spacing w:after="160" w:line="280" w:lineRule="auto"/>
-      </w:pPr>
-      <w:r>
-        <w:rPr>
-          <w:rFonts w:ascii="Calibri" w:hAnsi="Calibri"/>
-          <w:color w:val="000000"/>
-          <w:sz w:val="22"/>
-        </w:rPr>
-        <w:t>Dead-letter item dapat diperiksa dan di-replay oleh integration operator.</w:t>
-      </w:r>
-    </w:p>
-    <w:p>
-      <w:r>
-        <w:br w:type="page"/>
-      </w:r>
-    </w:p>
-    <w:p>
-      <w:pPr>
-        <w:pStyle w:val="Heading1"/>
-        <w:keepNext/>
-      </w:pPr>
-      <w:r>
-        <w:t>7. Security, Reliability, and Operations</w:t>
-      </w:r>
-    </w:p>
-    <w:tbl>
-      <w:tblPr>
-        <w:tblW w:type="dxa" w:w="9360"/>
-        <w:tblLayout w:type="fixed"/>
-        <w:tblLook w:firstColumn="1" w:firstRow="1" w:lastColumn="0" w:lastRow="0" w:noHBand="0" w:noVBand="1" w:val="04A0"/>
-        <w:jc w:val="left"/>
-        <w:tblInd w:w="120" w:type="dxa"/>
-        <w:tblBorders>
-          <w:top w:val="single" w:sz="6" w:space="0" w:color="D9DEE7"/>
-          <w:left w:val="single" w:sz="6" w:space="0" w:color="D9DEE7"/>
-          <w:bottom w:val="single" w:sz="6" w:space="0" w:color="D9DEE7"/>
-          <w:right w:val="single" w:sz="6" w:space="0" w:color="D9DEE7"/>
-          <w:insideH w:val="single" w:sz="6" w:space="0" w:color="D9DEE7"/>
-          <w:insideV w:val="single" w:sz="6" w:space="0" w:color="D9DEE7"/>
-        </w:tblBorders>
-      </w:tblPr>
-      <w:tblGrid>
-        <w:gridCol w:w="2600"/>
-        <w:gridCol w:w="6760"/>
-      </w:tblGrid>
-      <w:tr>
-        <w:trPr>
-          <w:tblHeader w:val="true"/>
-        </w:trPr>
-        <w:tc>
-          <w:tcPr>
-            <w:tcW w:type="dxa" w:w="2600"/>
+            <w:tcW w:type="dxa" w:w="2500"/>
             <w:tcMar>
               <w:top w:w="80" w:type="dxa"/>
               <w:start w:w="120" w:type="dxa"/>
@@ -6488,7 +4901,7 @@
         </w:tc>
         <w:tc>
           <w:tcPr>
-            <w:tcW w:type="dxa" w:w="6760"/>
+            <w:tcW w:type="dxa" w:w="6860"/>
             <w:tcMar>
               <w:top w:w="80" w:type="dxa"/>
               <w:start w:w="120" w:type="dxa"/>
@@ -6509,7 +4922,7 @@
                 <w:color w:val="172B4D"/>
                 <w:sz w:val="19"/>
               </w:rPr>
-              <w:t>Baseline control</w:t>
+              <w:t>MVP control</w:t>
             </w:r>
           </w:p>
         </w:tc>
@@ -6517,7 +4930,7 @@
       <w:tr>
         <w:tc>
           <w:tcPr>
-            <w:tcW w:type="dxa" w:w="2600"/>
+            <w:tcW w:type="dxa" w:w="2500"/>
             <w:tcMar>
               <w:top w:w="80" w:type="dxa"/>
               <w:start w:w="120" w:type="dxa"/>
@@ -6542,7 +4955,7 @@
         </w:tc>
         <w:tc>
           <w:tcPr>
-            <w:tcW w:type="dxa" w:w="6760"/>
+            <w:tcW w:type="dxa" w:w="6860"/>
             <w:tcMar>
               <w:top w:w="80" w:type="dxa"/>
               <w:start w:w="120" w:type="dxa"/>
@@ -6561,7 +4974,7 @@
                 <w:color w:val="000000"/>
                 <w:sz w:val="19"/>
               </w:rPr>
-              <w:t>SSO/OIDC dan RBAC</w:t>
+              <w:t>SSO/OIDC when available, RBAC, team scope</w:t>
             </w:r>
           </w:p>
         </w:tc>
@@ -6569,7 +4982,7 @@
       <w:tr>
         <w:tc>
           <w:tcPr>
-            <w:tcW w:type="dxa" w:w="2600"/>
+            <w:tcW w:type="dxa" w:w="2500"/>
             <w:tcMar>
               <w:top w:w="80" w:type="dxa"/>
               <w:start w:w="120" w:type="dxa"/>
@@ -6588,13 +5001,13 @@
                 <w:color w:val="000000"/>
                 <w:sz w:val="19"/>
               </w:rPr>
-              <w:t>Data scope</w:t>
+              <w:t>Public token</w:t>
             </w:r>
           </w:p>
         </w:tc>
         <w:tc>
           <w:tcPr>
-            <w:tcW w:type="dxa" w:w="6760"/>
+            <w:tcW w:type="dxa" w:w="6860"/>
             <w:tcMar>
               <w:top w:w="80" w:type="dxa"/>
               <w:start w:w="120" w:type="dxa"/>
@@ -6613,7 +5026,7 @@
                 <w:color w:val="000000"/>
                 <w:sz w:val="19"/>
               </w:rPr>
-              <w:t>Row-level ownership untuk salesperson/tim</w:t>
+              <w:t>Opaque random token; no sequential database ID</w:t>
             </w:r>
           </w:p>
         </w:tc>
@@ -6621,7 +5034,7 @@
       <w:tr>
         <w:tc>
           <w:tcPr>
-            <w:tcW w:type="dxa" w:w="2600"/>
+            <w:tcW w:type="dxa" w:w="2500"/>
             <w:tcMar>
               <w:top w:w="80" w:type="dxa"/>
               <w:start w:w="120" w:type="dxa"/>
@@ -6640,13 +5053,13 @@
                 <w:color w:val="000000"/>
                 <w:sz w:val="19"/>
               </w:rPr>
-              <w:t>Service auth</w:t>
+              <w:t>Booking abuse</w:t>
             </w:r>
           </w:p>
         </w:tc>
         <w:tc>
           <w:tcPr>
-            <w:tcW w:type="dxa" w:w="6760"/>
+            <w:tcW w:type="dxa" w:w="6860"/>
             <w:tcMar>
               <w:top w:w="80" w:type="dxa"/>
               <w:start w:w="120" w:type="dxa"/>
@@ -6665,7 +5078,7 @@
                 <w:color w:val="000000"/>
                 <w:sz w:val="19"/>
               </w:rPr>
-              <w:t>OAuth2 client credentials atau mTLS</w:t>
+              <w:t>Validation, payload limit, rate limit, honeypot/CAPTCHA if needed</w:t>
             </w:r>
           </w:p>
         </w:tc>
@@ -6673,7 +5086,7 @@
       <w:tr>
         <w:tc>
           <w:tcPr>
-            <w:tcW w:type="dxa" w:w="2600"/>
+            <w:tcW w:type="dxa" w:w="2500"/>
             <w:tcMar>
               <w:top w:w="80" w:type="dxa"/>
               <w:start w:w="120" w:type="dxa"/>
@@ -6692,13 +5105,13 @@
                 <w:color w:val="000000"/>
                 <w:sz w:val="19"/>
               </w:rPr>
-              <w:t>Webhook</w:t>
+              <w:t>Sensitive links</w:t>
             </w:r>
           </w:p>
         </w:tc>
         <w:tc>
           <w:tcPr>
-            <w:tcW w:type="dxa" w:w="6760"/>
+            <w:tcW w:type="dxa" w:w="6860"/>
             <w:tcMar>
               <w:top w:w="80" w:type="dxa"/>
               <w:start w:w="120" w:type="dxa"/>
@@ -6717,7 +5130,7 @@
                 <w:color w:val="000000"/>
                 <w:sz w:val="19"/>
               </w:rPr>
-              <w:t>Signature, timestamp tolerance, replay protection</w:t>
+              <w:t>Hash management token; redact meeting URL and PII from logs</w:t>
             </w:r>
           </w:p>
         </w:tc>
@@ -6725,7 +5138,7 @@
       <w:tr>
         <w:tc>
           <w:tcPr>
-            <w:tcW w:type="dxa" w:w="2600"/>
+            <w:tcW w:type="dxa" w:w="2500"/>
             <w:tcMar>
               <w:top w:w="80" w:type="dxa"/>
               <w:start w:w="120" w:type="dxa"/>
@@ -6744,13 +5157,13 @@
                 <w:color w:val="000000"/>
                 <w:sz w:val="19"/>
               </w:rPr>
-              <w:t>Sensitive actions</w:t>
+              <w:t>Capacity</w:t>
             </w:r>
           </w:p>
         </w:tc>
         <w:tc>
           <w:tcPr>
-            <w:tcW w:type="dxa" w:w="6760"/>
+            <w:tcW w:type="dxa" w:w="6860"/>
             <w:tcMar>
               <w:top w:w="80" w:type="dxa"/>
               <w:start w:w="120" w:type="dxa"/>
@@ -6769,7 +5182,7 @@
                 <w:color w:val="000000"/>
                 <w:sz w:val="19"/>
               </w:rPr>
-              <w:t>Approval dan audit untuk high discount/revoke/reassignment</w:t>
+              <w:t>Transaction + locking/constraint + concurrency tests</w:t>
             </w:r>
           </w:p>
         </w:tc>
@@ -6777,7 +5190,7 @@
       <w:tr>
         <w:tc>
           <w:tcPr>
-            <w:tcW w:type="dxa" w:w="2600"/>
+            <w:tcW w:type="dxa" w:w="2500"/>
             <w:tcMar>
               <w:top w:w="80" w:type="dxa"/>
               <w:start w:w="120" w:type="dxa"/>
@@ -6796,13 +5209,13 @@
                 <w:color w:val="000000"/>
                 <w:sz w:val="19"/>
               </w:rPr>
-              <w:t>Reliability</w:t>
+              <w:t>Reminder</w:t>
             </w:r>
           </w:p>
         </w:tc>
         <w:tc>
           <w:tcPr>
-            <w:tcW w:type="dxa" w:w="6760"/>
+            <w:tcW w:type="dxa" w:w="6860"/>
             <w:tcMar>
               <w:top w:w="80" w:type="dxa"/>
               <w:start w:w="120" w:type="dxa"/>
@@ -6821,7 +5234,7 @@
                 <w:color w:val="000000"/>
                 <w:sz w:val="19"/>
               </w:rPr>
-              <w:t>Transactional outbox, idempotency, retry budget, DLQ</w:t>
+              <w:t>Durable job, retry budget, failure visibility</w:t>
             </w:r>
           </w:p>
         </w:tc>
@@ -6829,7 +5242,7 @@
       <w:tr>
         <w:tc>
           <w:tcPr>
-            <w:tcW w:type="dxa" w:w="2600"/>
+            <w:tcW w:type="dxa" w:w="2500"/>
             <w:tcMar>
               <w:top w:w="80" w:type="dxa"/>
               <w:start w:w="120" w:type="dxa"/>
@@ -6848,13 +5261,13 @@
                 <w:color w:val="000000"/>
                 <w:sz w:val="19"/>
               </w:rPr>
-              <w:t>Recovery</w:t>
+              <w:t>Attendance</w:t>
             </w:r>
           </w:p>
         </w:tc>
         <w:tc>
           <w:tcPr>
-            <w:tcW w:type="dxa" w:w="6760"/>
+            <w:tcW w:type="dxa" w:w="6860"/>
             <w:tcMar>
               <w:top w:w="80" w:type="dxa"/>
               <w:start w:w="120" w:type="dxa"/>
@@ -6873,59 +5286,7 @@
                 <w:color w:val="000000"/>
                 <w:sz w:val="19"/>
               </w:rPr>
-              <w:t>Reconciliation job dan replay runbook</w:t>
-            </w:r>
-          </w:p>
-        </w:tc>
-      </w:tr>
-      <w:tr>
-        <w:tc>
-          <w:tcPr>
-            <w:tcW w:type="dxa" w:w="2600"/>
-            <w:tcMar>
-              <w:top w:w="80" w:type="dxa"/>
-              <w:start w:w="120" w:type="dxa"/>
-              <w:bottom w:w="80" w:type="dxa"/>
-              <w:end w:w="120" w:type="dxa"/>
-            </w:tcMar>
-            <w:vAlign w:val="center"/>
-          </w:tcPr>
-          <w:p>
-            <w:pPr>
-              <w:spacing w:after="0"/>
-            </w:pPr>
-            <w:r>
-              <w:rPr>
-                <w:rFonts w:ascii="Calibri" w:hAnsi="Calibri"/>
-                <w:color w:val="000000"/>
-                <w:sz w:val="19"/>
-              </w:rPr>
-              <w:t>Go runtime</w:t>
-            </w:r>
-          </w:p>
-        </w:tc>
-        <w:tc>
-          <w:tcPr>
-            <w:tcW w:type="dxa" w:w="6760"/>
-            <w:tcMar>
-              <w:top w:w="80" w:type="dxa"/>
-              <w:start w:w="120" w:type="dxa"/>
-              <w:bottom w:w="80" w:type="dxa"/>
-              <w:end w:w="120" w:type="dxa"/>
-            </w:tcMar>
-            <w:vAlign w:val="center"/>
-          </w:tcPr>
-          <w:p>
-            <w:pPr>
-              <w:spacing w:after="0"/>
-            </w:pPr>
-            <w:r>
-              <w:rPr>
-                <w:rFonts w:ascii="Calibri" w:hAnsi="Calibri"/>
-                <w:color w:val="000000"/>
-                <w:sz w:val="19"/>
-              </w:rPr>
-              <w:t>Context deadlines, bounded goroutines, graceful shutdown</w:t>
+              <w:t>Preview CSV, row errors, audit correction</w:t>
             </w:r>
           </w:p>
         </w:tc>
@@ -6942,7 +5303,7 @@
         <w:keepNext/>
       </w:pPr>
       <w:r>
-        <w:t>7.1 Observability</w:t>
+        <w:t>7.1 Test strategy</w:t>
       </w:r>
     </w:p>
     <w:p>
@@ -6951,7 +5312,6 @@
           <w:ilvl w:val="0"/>
           <w:numId w:val="10"/>
         </w:numPr>
-        <w:spacing w:after="160" w:line="280" w:lineRule="auto"/>
       </w:pPr>
       <w:r>
         <w:rPr>
@@ -6959,7 +5319,7 @@
           <w:color w:val="000000"/>
           <w:sz w:val="22"/>
         </w:rPr>
-        <w:t>Structured logs: request_id, correlation_id, event_id, actor, entity, outcome, error_code.</w:t>
+        <w:t>Unit: state transition, duplicate policy, reminder schedule, attendance correction.</w:t>
       </w:r>
     </w:p>
     <w:p>
@@ -6968,7 +5328,6 @@
           <w:ilvl w:val="0"/>
           <w:numId w:val="10"/>
         </w:numPr>
-        <w:spacing w:after="160" w:line="280" w:lineRule="auto"/>
       </w:pPr>
       <w:r>
         <w:rPr>
@@ -6976,7 +5335,7 @@
           <w:color w:val="000000"/>
           <w:sz w:val="22"/>
         </w:rPr>
-        <w:t>Business metrics: registration, attendance, no-show, voucher redemption, conversion, opportunity aging, BOS cycle time.</w:t>
+        <w:t>Integration: capacity locking, reschedule transaction, unique constraint, job claiming.</w:t>
       </w:r>
     </w:p>
     <w:p>
@@ -6985,7 +5344,6 @@
           <w:ilvl w:val="0"/>
           <w:numId w:val="10"/>
         </w:numPr>
-        <w:spacing w:after="160" w:line="280" w:lineRule="auto"/>
       </w:pPr>
       <w:r>
         <w:rPr>
@@ -6993,7 +5351,7 @@
           <w:color w:val="000000"/>
           <w:sz w:val="22"/>
         </w:rPr>
-        <w:t>Technical metrics: API latency, webhook success/retry, queue lag, DLQ, duplicate rate, dependency errors.</w:t>
+        <w:t>API: auth/team scope, public token, validation, rate limit, stable error code.</w:t>
       </w:r>
     </w:p>
     <w:p>
@@ -7002,7 +5360,6 @@
           <w:ilvl w:val="0"/>
           <w:numId w:val="10"/>
         </w:numPr>
-        <w:spacing w:after="160" w:line="280" w:lineRule="auto"/>
       </w:pPr>
       <w:r>
         <w:rPr>
@@ -7010,362 +5367,24 @@
           <w:color w:val="000000"/>
           <w:sz w:val="22"/>
         </w:rPr>
-        <w:t>Trace end-to-end dari booking atau payment sampai activation.</w:t>
+        <w:t>Worker: retry, cancellation, lease expiry, and duplicate execution.</w:t>
       </w:r>
     </w:p>
     <w:p>
       <w:pPr>
-        <w:pStyle w:val="Heading2"/>
-        <w:keepNext/>
+        <w:numPr>
+          <w:ilvl w:val="0"/>
+          <w:numId w:val="10"/>
+        </w:numPr>
       </w:pPr>
       <w:r>
-        <w:t>7.2 Initial service objectives</w:t>
+        <w:rPr>
+          <w:rFonts w:ascii="Calibri" w:hAnsi="Calibri"/>
+          <w:color w:val="000000"/>
+          <w:sz w:val="22"/>
+        </w:rPr>
+        <w:t>End-to-end: publish -&gt; booking -&gt; reminder -&gt; attendance -&gt; follow-up.</w:t>
       </w:r>
-    </w:p>
-    <w:tbl>
-      <w:tblPr>
-        <w:tblW w:type="dxa" w:w="9360"/>
-        <w:tblLayout w:type="fixed"/>
-        <w:tblLook w:firstColumn="1" w:firstRow="1" w:lastColumn="0" w:lastRow="0" w:noHBand="0" w:noVBand="1" w:val="04A0"/>
-        <w:jc w:val="left"/>
-        <w:tblInd w:w="120" w:type="dxa"/>
-        <w:tblBorders>
-          <w:top w:val="single" w:sz="6" w:space="0" w:color="D9DEE7"/>
-          <w:left w:val="single" w:sz="6" w:space="0" w:color="D9DEE7"/>
-          <w:bottom w:val="single" w:sz="6" w:space="0" w:color="D9DEE7"/>
-          <w:right w:val="single" w:sz="6" w:space="0" w:color="D9DEE7"/>
-          <w:insideH w:val="single" w:sz="6" w:space="0" w:color="D9DEE7"/>
-          <w:insideV w:val="single" w:sz="6" w:space="0" w:color="D9DEE7"/>
-        </w:tblBorders>
-      </w:tblPr>
-      <w:tblGrid>
-        <w:gridCol w:w="3600"/>
-        <w:gridCol w:w="5760"/>
-      </w:tblGrid>
-      <w:tr>
-        <w:trPr>
-          <w:tblHeader w:val="true"/>
-        </w:trPr>
-        <w:tc>
-          <w:tcPr>
-            <w:tcW w:type="dxa" w:w="3600"/>
-            <w:tcMar>
-              <w:top w:w="80" w:type="dxa"/>
-              <w:start w:w="120" w:type="dxa"/>
-              <w:bottom w:w="80" w:type="dxa"/>
-              <w:end w:w="120" w:type="dxa"/>
-            </w:tcMar>
-            <w:vAlign w:val="center"/>
-            <w:shd w:fill="F2F4F7"/>
-          </w:tcPr>
-          <w:p>
-            <w:pPr>
-              <w:spacing w:after="0"/>
-            </w:pPr>
-            <w:r>
-              <w:rPr>
-                <w:rFonts w:ascii="Calibri" w:hAnsi="Calibri"/>
-                <w:b/>
-                <w:color w:val="172B4D"/>
-                <w:sz w:val="19"/>
-              </w:rPr>
-              <w:t>Objective</w:t>
-            </w:r>
-          </w:p>
-        </w:tc>
-        <w:tc>
-          <w:tcPr>
-            <w:tcW w:type="dxa" w:w="5760"/>
-            <w:tcMar>
-              <w:top w:w="80" w:type="dxa"/>
-              <w:start w:w="120" w:type="dxa"/>
-              <w:bottom w:w="80" w:type="dxa"/>
-              <w:end w:w="120" w:type="dxa"/>
-            </w:tcMar>
-            <w:vAlign w:val="center"/>
-            <w:shd w:fill="F2F4F7"/>
-          </w:tcPr>
-          <w:p>
-            <w:pPr>
-              <w:spacing w:after="0"/>
-            </w:pPr>
-            <w:r>
-              <w:rPr>
-                <w:rFonts w:ascii="Calibri" w:hAnsi="Calibri"/>
-                <w:b/>
-                <w:color w:val="172B4D"/>
-                <w:sz w:val="19"/>
-              </w:rPr>
-              <w:t>Initial target</w:t>
-            </w:r>
-          </w:p>
-        </w:tc>
-      </w:tr>
-      <w:tr>
-        <w:tc>
-          <w:tcPr>
-            <w:tcW w:type="dxa" w:w="3600"/>
-            <w:tcMar>
-              <w:top w:w="80" w:type="dxa"/>
-              <w:start w:w="120" w:type="dxa"/>
-              <w:bottom w:w="80" w:type="dxa"/>
-              <w:end w:w="120" w:type="dxa"/>
-            </w:tcMar>
-            <w:vAlign w:val="center"/>
-          </w:tcPr>
-          <w:p>
-            <w:pPr>
-              <w:spacing w:after="0"/>
-            </w:pPr>
-            <w:r>
-              <w:rPr>
-                <w:rFonts w:ascii="Calibri" w:hAnsi="Calibri"/>
-                <w:color w:val="000000"/>
-                <w:sz w:val="19"/>
-              </w:rPr>
-              <w:t>Interactive CRM API</w:t>
-            </w:r>
-          </w:p>
-        </w:tc>
-        <w:tc>
-          <w:tcPr>
-            <w:tcW w:type="dxa" w:w="5760"/>
-            <w:tcMar>
-              <w:top w:w="80" w:type="dxa"/>
-              <w:start w:w="120" w:type="dxa"/>
-              <w:bottom w:w="80" w:type="dxa"/>
-              <w:end w:w="120" w:type="dxa"/>
-            </w:tcMar>
-            <w:vAlign w:val="center"/>
-          </w:tcPr>
-          <w:p>
-            <w:pPr>
-              <w:spacing w:after="0"/>
-            </w:pPr>
-            <w:r>
-              <w:rPr>
-                <w:rFonts w:ascii="Calibri" w:hAnsi="Calibri"/>
-                <w:color w:val="000000"/>
-                <w:sz w:val="19"/>
-              </w:rPr>
-              <w:t>p95 &lt; 500 ms tanpa provider eksternal</w:t>
-            </w:r>
-          </w:p>
-        </w:tc>
-      </w:tr>
-      <w:tr>
-        <w:tc>
-          <w:tcPr>
-            <w:tcW w:type="dxa" w:w="3600"/>
-            <w:tcMar>
-              <w:top w:w="80" w:type="dxa"/>
-              <w:start w:w="120" w:type="dxa"/>
-              <w:bottom w:w="80" w:type="dxa"/>
-              <w:end w:w="120" w:type="dxa"/>
-            </w:tcMar>
-            <w:vAlign w:val="center"/>
-          </w:tcPr>
-          <w:p>
-            <w:pPr>
-              <w:spacing w:after="0"/>
-            </w:pPr>
-            <w:r>
-              <w:rPr>
-                <w:rFonts w:ascii="Calibri" w:hAnsi="Calibri"/>
-                <w:color w:val="000000"/>
-                <w:sz w:val="19"/>
-              </w:rPr>
-              <w:t>Voucher validation</w:t>
-            </w:r>
-          </w:p>
-        </w:tc>
-        <w:tc>
-          <w:tcPr>
-            <w:tcW w:type="dxa" w:w="5760"/>
-            <w:tcMar>
-              <w:top w:w="80" w:type="dxa"/>
-              <w:start w:w="120" w:type="dxa"/>
-              <w:bottom w:w="80" w:type="dxa"/>
-              <w:end w:w="120" w:type="dxa"/>
-            </w:tcMar>
-            <w:vAlign w:val="center"/>
-          </w:tcPr>
-          <w:p>
-            <w:pPr>
-              <w:spacing w:after="0"/>
-            </w:pPr>
-            <w:r>
-              <w:rPr>
-                <w:rFonts w:ascii="Calibri" w:hAnsi="Calibri"/>
-                <w:color w:val="000000"/>
-                <w:sz w:val="19"/>
-              </w:rPr>
-              <w:t>p95 &lt; 1 second termasuk dependency call</w:t>
-            </w:r>
-          </w:p>
-        </w:tc>
-      </w:tr>
-      <w:tr>
-        <w:tc>
-          <w:tcPr>
-            <w:tcW w:type="dxa" w:w="3600"/>
-            <w:tcMar>
-              <w:top w:w="80" w:type="dxa"/>
-              <w:start w:w="120" w:type="dxa"/>
-              <w:bottom w:w="80" w:type="dxa"/>
-              <w:end w:w="120" w:type="dxa"/>
-            </w:tcMar>
-            <w:vAlign w:val="center"/>
-          </w:tcPr>
-          <w:p>
-            <w:pPr>
-              <w:spacing w:after="0"/>
-            </w:pPr>
-            <w:r>
-              <w:rPr>
-                <w:rFonts w:ascii="Calibri" w:hAnsi="Calibri"/>
-                <w:color w:val="000000"/>
-                <w:sz w:val="19"/>
-              </w:rPr>
-              <w:t>Event durability</w:t>
-            </w:r>
-          </w:p>
-        </w:tc>
-        <w:tc>
-          <w:tcPr>
-            <w:tcW w:type="dxa" w:w="5760"/>
-            <w:tcMar>
-              <w:top w:w="80" w:type="dxa"/>
-              <w:start w:w="120" w:type="dxa"/>
-              <w:bottom w:w="80" w:type="dxa"/>
-              <w:end w:w="120" w:type="dxa"/>
-            </w:tcMar>
-            <w:vAlign w:val="center"/>
-          </w:tcPr>
-          <w:p>
-            <w:pPr>
-              <w:spacing w:after="0"/>
-            </w:pPr>
-            <w:r>
-              <w:rPr>
-                <w:rFonts w:ascii="Calibri" w:hAnsi="Calibri"/>
-                <w:color w:val="000000"/>
-                <w:sz w:val="19"/>
-              </w:rPr>
-              <w:t>Tidak hilang setelah outbox commit</w:t>
-            </w:r>
-          </w:p>
-        </w:tc>
-      </w:tr>
-      <w:tr>
-        <w:tc>
-          <w:tcPr>
-            <w:tcW w:type="dxa" w:w="3600"/>
-            <w:tcMar>
-              <w:top w:w="80" w:type="dxa"/>
-              <w:start w:w="120" w:type="dxa"/>
-              <w:bottom w:w="80" w:type="dxa"/>
-              <w:end w:w="120" w:type="dxa"/>
-            </w:tcMar>
-            <w:vAlign w:val="center"/>
-          </w:tcPr>
-          <w:p>
-            <w:pPr>
-              <w:spacing w:after="0"/>
-            </w:pPr>
-            <w:r>
-              <w:rPr>
-                <w:rFonts w:ascii="Calibri" w:hAnsi="Calibri"/>
-                <w:color w:val="000000"/>
-                <w:sz w:val="19"/>
-              </w:rPr>
-              <w:t>Traceability</w:t>
-            </w:r>
-          </w:p>
-        </w:tc>
-        <w:tc>
-          <w:tcPr>
-            <w:tcW w:type="dxa" w:w="5760"/>
-            <w:tcMar>
-              <w:top w:w="80" w:type="dxa"/>
-              <w:start w:w="120" w:type="dxa"/>
-              <w:bottom w:w="80" w:type="dxa"/>
-              <w:end w:w="120" w:type="dxa"/>
-            </w:tcMar>
-            <w:vAlign w:val="center"/>
-          </w:tcPr>
-          <w:p>
-            <w:pPr>
-              <w:spacing w:after="0"/>
-            </w:pPr>
-            <w:r>
-              <w:rPr>
-                <w:rFonts w:ascii="Calibri" w:hAnsi="Calibri"/>
-                <w:color w:val="000000"/>
-                <w:sz w:val="19"/>
-              </w:rPr>
-              <w:t>100% cross-system call memiliki correlation_id</w:t>
-            </w:r>
-          </w:p>
-        </w:tc>
-      </w:tr>
-      <w:tr>
-        <w:tc>
-          <w:tcPr>
-            <w:tcW w:type="dxa" w:w="3600"/>
-            <w:tcMar>
-              <w:top w:w="80" w:type="dxa"/>
-              <w:start w:w="120" w:type="dxa"/>
-              <w:bottom w:w="80" w:type="dxa"/>
-              <w:end w:w="120" w:type="dxa"/>
-            </w:tcMar>
-            <w:vAlign w:val="center"/>
-          </w:tcPr>
-          <w:p>
-            <w:pPr>
-              <w:spacing w:after="0"/>
-            </w:pPr>
-            <w:r>
-              <w:rPr>
-                <w:rFonts w:ascii="Calibri" w:hAnsi="Calibri"/>
-                <w:color w:val="000000"/>
-                <w:sz w:val="19"/>
-              </w:rPr>
-              <w:t>Duplicate safety</w:t>
-            </w:r>
-          </w:p>
-        </w:tc>
-        <w:tc>
-          <w:tcPr>
-            <w:tcW w:type="dxa" w:w="5760"/>
-            <w:tcMar>
-              <w:top w:w="80" w:type="dxa"/>
-              <w:start w:w="120" w:type="dxa"/>
-              <w:bottom w:w="80" w:type="dxa"/>
-              <w:end w:w="120" w:type="dxa"/>
-            </w:tcMar>
-            <w:vAlign w:val="center"/>
-          </w:tcPr>
-          <w:p>
-            <w:pPr>
-              <w:spacing w:after="0"/>
-            </w:pPr>
-            <w:r>
-              <w:rPr>
-                <w:rFonts w:ascii="Calibri" w:hAnsi="Calibri"/>
-                <w:color w:val="000000"/>
-                <w:sz w:val="19"/>
-              </w:rPr>
-              <w:t>Tidak menggandakan voucher, order, activation, atau commission</w:t>
-            </w:r>
-          </w:p>
-        </w:tc>
-      </w:tr>
-    </w:tbl>
-    <w:p>
-      <w:pPr>
-        <w:spacing w:after="0"/>
-      </w:pPr>
     </w:p>
     <w:p>
       <w:r>
@@ -7398,8 +5417,8 @@
         </w:tblBorders>
       </w:tblPr>
       <w:tblGrid>
-        <w:gridCol w:w="2800"/>
-        <w:gridCol w:w="6560"/>
+        <w:gridCol w:w="2500"/>
+        <w:gridCol w:w="6860"/>
       </w:tblGrid>
       <w:tr>
         <w:trPr>
@@ -7407,7 +5426,7 @@
         </w:trPr>
         <w:tc>
           <w:tcPr>
-            <w:tcW w:type="dxa" w:w="2800"/>
+            <w:tcW w:type="dxa" w:w="2500"/>
             <w:tcMar>
               <w:top w:w="80" w:type="dxa"/>
               <w:start w:w="120" w:type="dxa"/>
@@ -7434,7 +5453,7 @@
         </w:tc>
         <w:tc>
           <w:tcPr>
-            <w:tcW w:type="dxa" w:w="6560"/>
+            <w:tcW w:type="dxa" w:w="6860"/>
             <w:tcMar>
               <w:top w:w="80" w:type="dxa"/>
               <w:start w:w="120" w:type="dxa"/>
@@ -7463,7 +5482,7 @@
       <w:tr>
         <w:tc>
           <w:tcPr>
-            <w:tcW w:type="dxa" w:w="2800"/>
+            <w:tcW w:type="dxa" w:w="2500"/>
             <w:tcMar>
               <w:top w:w="80" w:type="dxa"/>
               <w:start w:w="120" w:type="dxa"/>
@@ -7482,13 +5501,13 @@
                 <w:color w:val="000000"/>
                 <w:sz w:val="19"/>
               </w:rPr>
-              <w:t>0. Contract + Go baseline</w:t>
+              <w:t>0. Scope + foundation</w:t>
             </w:r>
           </w:p>
         </w:tc>
         <w:tc>
           <w:tcPr>
-            <w:tcW w:type="dxa" w:w="6560"/>
+            <w:tcW w:type="dxa" w:w="6860"/>
             <w:tcMar>
               <w:top w:w="80" w:type="dxa"/>
               <w:start w:w="120" w:type="dxa"/>
@@ -7507,7 +5526,7 @@
                 <w:color w:val="000000"/>
                 <w:sz w:val="19"/>
               </w:rPr>
-              <w:t>Inventory APIs/events; initialize Go module, cmd/internal layout, migrations, and CI</w:t>
+              <w:t>Policy decisions, Go skeleton, migration, CI, OpenAPI</w:t>
             </w:r>
           </w:p>
         </w:tc>
@@ -7515,7 +5534,7 @@
       <w:tr>
         <w:tc>
           <w:tcPr>
-            <w:tcW w:type="dxa" w:w="2800"/>
+            <w:tcW w:type="dxa" w:w="2500"/>
             <w:tcMar>
               <w:top w:w="80" w:type="dxa"/>
               <w:start w:w="120" w:type="dxa"/>
@@ -7534,13 +5553,13 @@
                 <w:color w:val="000000"/>
                 <w:sz w:val="19"/>
               </w:rPr>
-              <w:t>1. Sales + webinar</w:t>
+              <w:t>1. Webinar/session</w:t>
             </w:r>
           </w:p>
         </w:tc>
         <w:tc>
           <w:tcPr>
-            <w:tcW w:type="dxa" w:w="6560"/>
+            <w:tcW w:type="dxa" w:w="6860"/>
             <w:tcMar>
               <w:top w:w="80" w:type="dxa"/>
               <w:start w:w="120" w:type="dxa"/>
@@ -7559,7 +5578,7 @@
                 <w:color w:val="000000"/>
                 <w:sz w:val="19"/>
               </w:rPr>
-              <w:t>Auth/RBAC, lead/contact/activity, booking, reminder, attendance</w:t>
+              <w:t>Auth, event/session CRUD, publish/cancel, dashboard</w:t>
             </w:r>
           </w:p>
         </w:tc>
@@ -7567,7 +5586,7 @@
       <w:tr>
         <w:tc>
           <w:tcPr>
-            <w:tcW w:type="dxa" w:w="2800"/>
+            <w:tcW w:type="dxa" w:w="2500"/>
             <w:tcMar>
               <w:top w:w="80" w:type="dxa"/>
               <w:start w:w="120" w:type="dxa"/>
@@ -7586,13 +5605,13 @@
                 <w:color w:val="000000"/>
                 <w:sz w:val="19"/>
               </w:rPr>
-              <w:t>2. Campaign + voucher</w:t>
+              <w:t>2. Public booking</w:t>
             </w:r>
           </w:p>
         </w:tc>
         <w:tc>
           <w:tcPr>
-            <w:tcW w:type="dxa" w:w="6560"/>
+            <w:tcW w:type="dxa" w:w="6860"/>
             <w:tcMar>
               <w:top w:w="80" w:type="dxa"/>
               <w:start w:w="120" w:type="dxa"/>
@@ -7611,7 +5630,7 @@
                 <w:color w:val="000000"/>
                 <w:sz w:val="19"/>
               </w:rPr>
-              <w:t>Issue, validate, reserve, redeem, expire, revoke, notification, audit</w:t>
+              <w:t>Capacity, duplicate, confirmation state, cancel/reschedule</w:t>
             </w:r>
           </w:p>
         </w:tc>
@@ -7619,7 +5638,7 @@
       <w:tr>
         <w:tc>
           <w:tcPr>
-            <w:tcW w:type="dxa" w:w="2800"/>
+            <w:tcW w:type="dxa" w:w="2500"/>
             <w:tcMar>
               <w:top w:w="80" w:type="dxa"/>
               <w:start w:w="120" w:type="dxa"/>
@@ -7638,13 +5657,13 @@
                 <w:color w:val="000000"/>
                 <w:sz w:val="19"/>
               </w:rPr>
-              <w:t>3. Individual conversion</w:t>
+              <w:t>3. Operate webinar</w:t>
             </w:r>
           </w:p>
         </w:tc>
         <w:tc>
           <w:tcPr>
-            <w:tcW w:type="dxa" w:w="6560"/>
+            <w:tcW w:type="dxa" w:w="6860"/>
             <w:tcMar>
               <w:top w:w="80" w:type="dxa"/>
               <w:start w:w="120" w:type="dxa"/>
@@ -7663,7 +5682,7 @@
                 <w:color w:val="000000"/>
                 <w:sz w:val="19"/>
               </w:rPr>
-              <w:t>Checkout handoff, payment webhook, buyer/beneficiary, activation</w:t>
+              <w:t>Worker, reminders, attendance, follow-up, export</w:t>
             </w:r>
           </w:p>
         </w:tc>
@@ -7671,7 +5690,7 @@
       <w:tr>
         <w:tc>
           <w:tcPr>
-            <w:tcW w:type="dxa" w:w="2800"/>
+            <w:tcW w:type="dxa" w:w="2500"/>
             <w:tcMar>
               <w:top w:w="80" w:type="dxa"/>
               <w:start w:w="120" w:type="dxa"/>
@@ -7690,13 +5709,13 @@
                 <w:color w:val="000000"/>
                 <w:sz w:val="19"/>
               </w:rPr>
-              <w:t>4. School + BOS</w:t>
+              <w:t>4. Hardening</w:t>
             </w:r>
           </w:p>
         </w:tc>
         <w:tc>
           <w:tcPr>
-            <w:tcW w:type="dxa" w:w="6560"/>
+            <w:tcW w:type="dxa" w:w="6860"/>
             <w:tcMar>
               <w:top w:w="80" w:type="dxa"/>
               <w:start w:w="120" w:type="dxa"/>
@@ -7715,7 +5734,7 @@
                 <w:color w:val="000000"/>
                 <w:sz w:val="19"/>
               </w:rPr>
-              <w:t>Opportunity, proposal reference, procurement, invoice, provisioning</w:t>
+              <w:t>Concurrency/load tests, runbooks, retention, end-to-end validation</w:t>
             </w:r>
           </w:p>
         </w:tc>
@@ -7723,7 +5742,7 @@
       <w:tr>
         <w:tc>
           <w:tcPr>
-            <w:tcW w:type="dxa" w:w="2800"/>
+            <w:tcW w:type="dxa" w:w="2500"/>
             <w:tcMar>
               <w:top w:w="80" w:type="dxa"/>
               <w:start w:w="120" w:type="dxa"/>
@@ -7742,13 +5761,13 @@
                 <w:color w:val="000000"/>
                 <w:sz w:val="19"/>
               </w:rPr>
-              <w:t>5. Hardening</w:t>
+              <w:t>Post-MVP</w:t>
             </w:r>
           </w:p>
         </w:tc>
         <w:tc>
           <w:tcPr>
-            <w:tcW w:type="dxa" w:w="6560"/>
+            <w:tcW w:type="dxa" w:w="6860"/>
             <w:tcMar>
               <w:top w:w="80" w:type="dxa"/>
               <w:start w:w="120" w:type="dxa"/>
@@ -7767,7 +5786,7 @@
                 <w:color w:val="000000"/>
                 <w:sz w:val="19"/>
               </w:rPr>
-              <w:t>Contract tests, reconciliation, ops console, provider callbacks, reporting</w:t>
+              <w:t>Provider callback, webhook, voucher, payment, school/BOS, commission</w:t>
             </w:r>
           </w:p>
         </w:tc>
@@ -7784,7 +5803,7 @@
         <w:keepNext/>
       </w:pPr>
       <w:r>
-        <w:t>8.1 Open decisions</w:t>
+        <w:t>8.1 Decisions to lock</w:t>
       </w:r>
     </w:p>
     <w:p>
@@ -7793,7 +5812,6 @@
           <w:ilvl w:val="0"/>
           <w:numId w:val="11"/>
         </w:numPr>
-        <w:spacing w:after="160" w:line="280" w:lineRule="auto"/>
       </w:pPr>
       <w:r>
         <w:rPr>
@@ -7801,7 +5819,7 @@
           <w:color w:val="000000"/>
           <w:sz w:val="22"/>
         </w:rPr>
-        <w:t>Provider webinar pertama dan sumber attendance.</w:t>
+        <w:t>One public page with multiple sessions or one link per session.</w:t>
       </w:r>
     </w:p>
     <w:p>
@@ -7810,7 +5828,6 @@
           <w:ilvl w:val="0"/>
           <w:numId w:val="11"/>
         </w:numPr>
-        <w:spacing w:after="160" w:line="280" w:lineRule="auto"/>
       </w:pPr>
       <w:r>
         <w:rPr>
@@ -7818,7 +5835,7 @@
           <w:color w:val="000000"/>
           <w:sz w:val="22"/>
         </w:rPr>
-        <w:t>Voucher issued saat registration atau attended.</w:t>
+        <w:t>Required booking fields and duplicate identifier.</w:t>
       </w:r>
     </w:p>
     <w:p>
@@ -7827,7 +5844,6 @@
           <w:ilvl w:val="0"/>
           <w:numId w:val="11"/>
         </w:numPr>
-        <w:spacing w:after="160" w:line="280" w:lineRule="auto"/>
       </w:pPr>
       <w:r>
         <w:rPr>
@@ -7835,7 +5851,7 @@
           <w:color w:val="000000"/>
           <w:sz w:val="22"/>
         </w:rPr>
-        <w:t>Policy multiple voucher per attendee/campaign.</w:t>
+        <w:t>Initial notification channel and reminder schedule.</w:t>
       </w:r>
     </w:p>
     <w:p>
@@ -7844,7 +5860,6 @@
           <w:ilvl w:val="0"/>
           <w:numId w:val="11"/>
         </w:numPr>
-        <w:spacing w:after="160" w:line="280" w:lineRule="auto"/>
       </w:pPr>
       <w:r>
         <w:rPr>
@@ -7852,7 +5867,7 @@
           <w:color w:val="000000"/>
           <w:sz w:val="22"/>
         </w:rPr>
-        <w:t>Aturan buyer dan beneficiary yang berbeda.</w:t>
+        <w:t>Manual only or manual plus CSV attendance.</w:t>
       </w:r>
     </w:p>
     <w:p>
@@ -7861,7 +5876,6 @@
           <w:ilvl w:val="0"/>
           <w:numId w:val="11"/>
         </w:numPr>
-        <w:spacing w:after="160" w:line="280" w:lineRule="auto"/>
       </w:pPr>
       <w:r>
         <w:rPr>
@@ -7869,7 +5883,7 @@
           <w:color w:val="000000"/>
           <w:sz w:val="22"/>
         </w:rPr>
-        <w:t>Tahapan approval procurement sekolah di dalam CRM.</w:t>
+        <w:t>Self-service reschedule deadline.</w:t>
       </w:r>
     </w:p>
     <w:p>
@@ -7878,7 +5892,6 @@
           <w:ilvl w:val="0"/>
           <w:numId w:val="11"/>
         </w:numPr>
-        <w:spacing w:after="160" w:line="280" w:lineRule="auto"/>
       </w:pPr>
       <w:r>
         <w:rPr>
@@ -7886,24 +5899,7 @@
           <w:color w:val="000000"/>
           <w:sz w:val="22"/>
         </w:rPr>
-        <w:t>Kapan commission menjadi eligible setelah payment/refund window.</w:t>
-      </w:r>
-    </w:p>
-    <w:p>
-      <w:pPr>
-        <w:numPr>
-          <w:ilvl w:val="0"/>
-          <w:numId w:val="11"/>
-        </w:numPr>
-        <w:spacing w:after="160" w:line="280" w:lineRule="auto"/>
-      </w:pPr>
-      <w:r>
-        <w:rPr>
-          <w:rFonts w:ascii="Calibri" w:hAnsi="Calibri"/>
-          <w:color w:val="000000"/>
-          <w:sz w:val="22"/>
-        </w:rPr>
-        <w:t>Kemampuan webhook dan order/subscription API pada sistem existing.</w:t>
+        <w:t>Team visibility and participant retention policy.</w:t>
       </w:r>
     </w:p>
     <w:p>
@@ -7912,7 +5908,7 @@
         <w:keepNext/>
       </w:pPr>
       <w:r>
-        <w:t>8.2 MVP definition of done</w:t>
+        <w:t>8.2 Definition of done</w:t>
       </w:r>
     </w:p>
     <w:p>
@@ -7921,7 +5917,6 @@
           <w:ilvl w:val="0"/>
           <w:numId w:val="10"/>
         </w:numPr>
-        <w:spacing w:after="160" w:line="280" w:lineRule="auto"/>
       </w:pPr>
       <w:r>
         <w:rPr>
@@ -7929,7 +5924,7 @@
           <w:color w:val="000000"/>
           <w:sz w:val="22"/>
         </w:rPr>
-        <w:t>Funnel individu dan sekolah lulus end-to-end test di staging.</w:t>
+        <w:t>No overbooking or duplicate registration under concurrent requests.</w:t>
       </w:r>
     </w:p>
     <w:p>
@@ -7938,7 +5933,6 @@
           <w:ilvl w:val="0"/>
           <w:numId w:val="10"/>
         </w:numPr>
-        <w:spacing w:after="160" w:line="280" w:lineRule="auto"/>
       </w:pPr>
       <w:r>
         <w:rPr>
@@ -7946,7 +5940,7 @@
           <w:color w:val="000000"/>
           <w:sz w:val="22"/>
         </w:rPr>
-        <w:t>Duplicate webhook tidak menggandakan state atau side effect.</w:t>
+        <w:t>Confirmation/reminder status and failure are visible.</w:t>
       </w:r>
     </w:p>
     <w:p>
@@ -7955,7 +5949,6 @@
           <w:ilvl w:val="0"/>
           <w:numId w:val="10"/>
         </w:numPr>
-        <w:spacing w:after="160" w:line="280" w:lineRule="auto"/>
       </w:pPr>
       <w:r>
         <w:rPr>
@@ -7963,7 +5956,7 @@
           <w:color w:val="000000"/>
           <w:sz w:val="22"/>
         </w:rPr>
-        <w:t>Akses tidak aktif sebelum payment/order policy terpenuhi.</w:t>
+        <w:t>Attendance correction and owner reassignment are auditable.</w:t>
       </w:r>
     </w:p>
     <w:p>
@@ -7972,7 +5965,6 @@
           <w:ilvl w:val="0"/>
           <w:numId w:val="10"/>
         </w:numPr>
-        <w:spacing w:after="160" w:line="280" w:lineRule="auto"/>
       </w:pPr>
       <w:r>
         <w:rPr>
@@ -7980,7 +5972,7 @@
           <w:color w:val="000000"/>
           <w:sz w:val="22"/>
         </w:rPr>
-        <w:t>Salesperson dapat menelusuri timeline booking sampai conversion.</w:t>
+        <w:t>Salesperson can finish follow-up and export participants.</w:t>
       </w:r>
     </w:p>
     <w:p>
@@ -7989,7 +5981,6 @@
           <w:ilvl w:val="0"/>
           <w:numId w:val="10"/>
         </w:numPr>
-        <w:spacing w:after="160" w:line="280" w:lineRule="auto"/>
       </w:pPr>
       <w:r>
         <w:rPr>
@@ -7997,24 +5988,7 @@
           <w:color w:val="000000"/>
           <w:sz w:val="22"/>
         </w:rPr>
-        <w:t>Audit log, delivery failure, dan dead-letter item terlihat oleh role terkait.</w:t>
-      </w:r>
-    </w:p>
-    <w:p>
-      <w:pPr>
-        <w:numPr>
-          <w:ilvl w:val="0"/>
-          <w:numId w:val="10"/>
-        </w:numPr>
-        <w:spacing w:after="160" w:line="280" w:lineRule="auto"/>
-      </w:pPr>
-      <w:r>
-        <w:rPr>
-          <w:rFonts w:ascii="Calibri" w:hAnsi="Calibri"/>
-          <w:color w:val="000000"/>
-          <w:sz w:val="22"/>
-        </w:rPr>
-        <w:t>Rollback, reconciliation, dan replay runbook telah diuji.</w:t>
+        <w:t>No runtime dependency on voucher, payment, billing, subscription, or provisioning.</w:t>
       </w:r>
     </w:p>
     <w:p>
@@ -8041,7 +6015,7 @@
           <w:color w:val="172B4D"/>
           <w:sz w:val="22"/>
         </w:rPr>
-        <w:t>Jalankan contract discovery bersama owner platform, billing, sales operations, dan finance; lalu buat skeleton Go crm-api/crm-worker sebelum membangun fitur bisnis.</w:t>
+        <w:t>Lock booking fields, duplicate policy, notification channel, attendance method, and team scope before implementation starts.</w:t>
       </w:r>
     </w:p>
     <w:sectPr>
@@ -8087,7 +6061,6 @@
     <w:pPr>
       <w:pStyle w:val="Header"/>
       <w:spacing w:after="0"/>
-      <w:jc w:val="left"/>
     </w:pPr>
     <w:r>
       <w:rPr>
@@ -8096,7 +6069,7 @@
         <w:color w:val="5F6B7A"/>
         <w:sz w:val="18"/>
       </w:rPr>
-      <w:t>Architecture Vision</w:t>
+      <w:t>Webinar-first MVP | Architecture Vision</w:t>
     </w:r>
   </w:p>
 </w:hdr>
